--- a/output/tables/READ/READ_cox_multi_KRAS.docx
+++ b/output/tables/READ/READ_cox_multi_KRAS.docx
@@ -25,7 +25,7 @@
         <w:ind w:left="60" w:right="60" w:firstLine="0" w:firstLineChars="0"/>
       </w:pPr>
       <w:r>
-        <w:t xml:space="preserve">Multivariable Cox regression for overall survival: KRAS expression, TCGA-READ (n = 150, events = 23, EPV = 5.8; exploratory)</w:t>
+        <w:t xml:space="preserve">Multivariable Cox regression for overall survival: KRAS expression, TCGA-READ (n = 102, events = 13, EPV = 2.6; exploratory)</w:t>
       </w:r>
     </w:p>
     <w:tbl xmlns:a="http://schemas.openxmlformats.org/drawingml/2006/main" xmlns:pic="http://schemas.openxmlformats.org/drawingml/2006/picture">
@@ -36,10 +36,10 @@
       </w:tblPr>
       <w:tblGrid>
         <w:gridCol w:w="2060"/>
-        <w:gridCol w:w="1145"/>
-        <w:gridCol w:w="681"/>
+        <w:gridCol w:w="1489"/>
+        <w:gridCol w:w="591"/>
         <w:gridCol w:w="931"/>
-        <w:gridCol w:w="1611"/>
+        <w:gridCol w:w="1701"/>
         <w:gridCol w:w="816"/>
         <w:gridCol w:w="1136"/>
       </w:tblGrid>
@@ -599,7 +599,7 @@
                 <w:szCs w:val="18"/>
                 <w:color w:val="000000"/>
               </w:rPr>
-              <w:t xml:space="preserve">77</w:t>
+              <w:t xml:space="preserve">48</w:t>
             </w:r>
           </w:p>
         </w:tc>
@@ -654,7 +654,7 @@
                 <w:szCs w:val="18"/>
                 <w:color w:val="000000"/>
               </w:rPr>
-              <w:t xml:space="preserve">15</w:t>
+              <w:t xml:space="preserve">10</w:t>
             </w:r>
           </w:p>
         </w:tc>
@@ -989,7 +989,7 @@
                 <w:szCs w:val="18"/>
                 <w:color w:val="000000"/>
               </w:rPr>
-              <w:t xml:space="preserve">73</w:t>
+              <w:t xml:space="preserve">54</w:t>
             </w:r>
           </w:p>
         </w:tc>
@@ -1044,7 +1044,7 @@
                 <w:szCs w:val="18"/>
                 <w:color w:val="000000"/>
               </w:rPr>
-              <w:t xml:space="preserve">8</w:t>
+              <w:t xml:space="preserve">3</w:t>
             </w:r>
           </w:p>
         </w:tc>
@@ -1099,7 +1099,7 @@
                 <w:szCs w:val="18"/>
                 <w:color w:val="000000"/>
               </w:rPr>
-              <w:t xml:space="preserve">0.68 (0.28–1.65)</w:t>
+              <w:t xml:space="preserve">0.21 (0.06–0.79)</w:t>
             </w:r>
           </w:p>
         </w:tc>
@@ -1154,7 +1154,7 @@
                 <w:szCs w:val="18"/>
                 <w:color w:val="000000"/>
               </w:rPr>
-              <w:t xml:space="preserve">0.398</w:t>
+              <w:t xml:space="preserve">0.021</w:t>
             </w:r>
           </w:p>
         </w:tc>
@@ -1269,7 +1269,7 @@
                 <w:szCs w:val="18"/>
                 <w:color w:val="000000"/>
               </w:rPr>
-              <w:t xml:space="preserve">Age (per 10 years)</w:t>
+              <w:t xml:space="preserve">Age group, years</w:t>
             </w:r>
           </w:p>
         </w:tc>
@@ -1324,227 +1324,227 @@
                 <w:szCs w:val="18"/>
                 <w:color w:val="000000"/>
               </w:rPr>
+              <w:t xml:space="preserve">≤65 (ref)</w:t>
+            </w:r>
+          </w:p>
+        </w:tc>
+        <w:tc>
+          <w:tcPr>
+            <w:tcBorders>
+              <w:bottom w:val="none" w:sz="0" w:space="0" w:color="000000"/>
+              <w:top w:val="none" w:sz="0" w:space="0" w:color="000000"/>
+              <w:left w:val="none" w:sz="0" w:space="0" w:color="000000"/>
+              <w:right w:val="none" w:sz="0" w:space="0" w:color="000000"/>
+            </w:tcBorders>
+            <w:shd w:val="clear" w:color="auto" w:fill="FFFFFF"/>
+            <w:tcMar>
+              <w:top w:w="0" w:type="dxa"/>
+              <w:bottom w:w="0" w:type="dxa"/>
+              <w:left w:w="0" w:type="dxa"/>
+              <w:right w:w="0" w:type="dxa"/>
+            </w:tcMar>
+            <w:vAlign w:val="center"/>
+          </w:tcPr>
+          <w:p>
+            <w:pPr>
+              <w:pStyle w:val="Normal"/>
+              <w:jc w:val="right"/>
+              <w:pBdr>
+                <w:bottom w:val="none" w:sz="0" w:space="0" w:color="000000"/>
+                <w:top w:val="none" w:sz="0" w:space="0" w:color="000000"/>
+                <w:left w:val="none" w:sz="0" w:space="0" w:color="000000"/>
+                <w:right w:val="none" w:sz="0" w:space="0" w:color="000000"/>
+              </w:pBdr>
+              <w:spacing w:after="100" w:before="100" w:line="240"/>
+              <w:ind w:left="100" w:right="100" w:firstLine="0" w:firstLineChars="0"/>
+              <w:rPr>
+                <w:rFonts w:ascii="Times New Roman" w:hAnsi="Times New Roman" w:eastAsia="Times New Roman" w:cs="Times New Roman"/>
+                <w:i w:val="false"/>
+                <w:b w:val="false"/>
+                <w:u w:val="none"/>
+                <w:strike w:val="false"/>
+                <w:sz w:val="18"/>
+                <w:szCs w:val="18"/>
+                <w:color w:val="000000"/>
+              </w:rPr>
+            </w:pPr>
+            <w:r>
+              <w:rPr>
+                <w:rFonts w:ascii="Times New Roman" w:hAnsi="Times New Roman" w:eastAsia="Times New Roman" w:cs="Times New Roman"/>
+                <w:i w:val="false"/>
+                <w:b w:val="false"/>
+                <w:u w:val="none"/>
+                <w:strike w:val="false"/>
+                <w:sz w:val="18"/>
+                <w:szCs w:val="18"/>
+                <w:color w:val="000000"/>
+              </w:rPr>
+              <w:t xml:space="preserve">54</w:t>
+            </w:r>
+          </w:p>
+        </w:tc>
+        <w:tc>
+          <w:tcPr>
+            <w:tcBorders>
+              <w:bottom w:val="none" w:sz="0" w:space="0" w:color="000000"/>
+              <w:top w:val="none" w:sz="0" w:space="0" w:color="000000"/>
+              <w:left w:val="none" w:sz="0" w:space="0" w:color="000000"/>
+              <w:right w:val="none" w:sz="0" w:space="0" w:color="000000"/>
+            </w:tcBorders>
+            <w:shd w:val="clear" w:color="auto" w:fill="FFFFFF"/>
+            <w:tcMar>
+              <w:top w:w="0" w:type="dxa"/>
+              <w:bottom w:w="0" w:type="dxa"/>
+              <w:left w:w="0" w:type="dxa"/>
+              <w:right w:w="0" w:type="dxa"/>
+            </w:tcMar>
+            <w:vAlign w:val="center"/>
+          </w:tcPr>
+          <w:p>
+            <w:pPr>
+              <w:pStyle w:val="Normal"/>
+              <w:jc w:val="right"/>
+              <w:pBdr>
+                <w:bottom w:val="none" w:sz="0" w:space="0" w:color="000000"/>
+                <w:top w:val="none" w:sz="0" w:space="0" w:color="000000"/>
+                <w:left w:val="none" w:sz="0" w:space="0" w:color="000000"/>
+                <w:right w:val="none" w:sz="0" w:space="0" w:color="000000"/>
+              </w:pBdr>
+              <w:spacing w:after="100" w:before="100" w:line="240"/>
+              <w:ind w:left="100" w:right="100" w:firstLine="0" w:firstLineChars="0"/>
+              <w:rPr>
+                <w:rFonts w:ascii="Times New Roman" w:hAnsi="Times New Roman" w:eastAsia="Times New Roman" w:cs="Times New Roman"/>
+                <w:i w:val="false"/>
+                <w:b w:val="false"/>
+                <w:u w:val="none"/>
+                <w:strike w:val="false"/>
+                <w:sz w:val="18"/>
+                <w:szCs w:val="18"/>
+                <w:color w:val="000000"/>
+              </w:rPr>
+            </w:pPr>
+            <w:r>
+              <w:rPr>
+                <w:rFonts w:ascii="Times New Roman" w:hAnsi="Times New Roman" w:eastAsia="Times New Roman" w:cs="Times New Roman"/>
+                <w:i w:val="false"/>
+                <w:b w:val="false"/>
+                <w:u w:val="none"/>
+                <w:strike w:val="false"/>
+                <w:sz w:val="18"/>
+                <w:szCs w:val="18"/>
+                <w:color w:val="000000"/>
+              </w:rPr>
+              <w:t xml:space="preserve">3</w:t>
+            </w:r>
+          </w:p>
+        </w:tc>
+        <w:tc>
+          <w:tcPr>
+            <w:tcBorders>
+              <w:bottom w:val="none" w:sz="0" w:space="0" w:color="000000"/>
+              <w:top w:val="none" w:sz="0" w:space="0" w:color="000000"/>
+              <w:left w:val="none" w:sz="0" w:space="0" w:color="000000"/>
+              <w:right w:val="none" w:sz="0" w:space="0" w:color="000000"/>
+            </w:tcBorders>
+            <w:shd w:val="clear" w:color="auto" w:fill="FFFFFF"/>
+            <w:tcMar>
+              <w:top w:w="0" w:type="dxa"/>
+              <w:bottom w:w="0" w:type="dxa"/>
+              <w:left w:w="0" w:type="dxa"/>
+              <w:right w:w="0" w:type="dxa"/>
+            </w:tcMar>
+            <w:vAlign w:val="center"/>
+          </w:tcPr>
+          <w:p>
+            <w:pPr>
+              <w:pStyle w:val="Normal"/>
+              <w:jc w:val="left"/>
+              <w:pBdr>
+                <w:bottom w:val="none" w:sz="0" w:space="0" w:color="000000"/>
+                <w:top w:val="none" w:sz="0" w:space="0" w:color="000000"/>
+                <w:left w:val="none" w:sz="0" w:space="0" w:color="000000"/>
+                <w:right w:val="none" w:sz="0" w:space="0" w:color="000000"/>
+              </w:pBdr>
+              <w:spacing w:after="100" w:before="100" w:line="240"/>
+              <w:ind w:left="100" w:right="100" w:firstLine="0" w:firstLineChars="0"/>
+              <w:rPr>
+                <w:rFonts w:ascii="Times New Roman" w:hAnsi="Times New Roman" w:eastAsia="Times New Roman" w:cs="Times New Roman"/>
+                <w:i w:val="false"/>
+                <w:b w:val="false"/>
+                <w:u w:val="none"/>
+                <w:strike w:val="false"/>
+                <w:sz w:val="18"/>
+                <w:szCs w:val="18"/>
+                <w:color w:val="000000"/>
+              </w:rPr>
+            </w:pPr>
+            <w:r>
+              <w:rPr>
+                <w:rFonts w:ascii="Times New Roman" w:hAnsi="Times New Roman" w:eastAsia="Times New Roman" w:cs="Times New Roman"/>
+                <w:i w:val="false"/>
+                <w:b w:val="false"/>
+                <w:u w:val="none"/>
+                <w:strike w:val="false"/>
+                <w:sz w:val="18"/>
+                <w:szCs w:val="18"/>
+                <w:color w:val="000000"/>
+              </w:rPr>
+              <w:t xml:space="preserve">Reference</w:t>
+            </w:r>
+          </w:p>
+        </w:tc>
+        <w:tc>
+          <w:tcPr>
+            <w:tcBorders>
+              <w:bottom w:val="none" w:sz="0" w:space="0" w:color="000000"/>
+              <w:top w:val="none" w:sz="0" w:space="0" w:color="000000"/>
+              <w:left w:val="none" w:sz="0" w:space="0" w:color="000000"/>
+              <w:right w:val="none" w:sz="0" w:space="0" w:color="000000"/>
+            </w:tcBorders>
+            <w:shd w:val="clear" w:color="auto" w:fill="FFFFFF"/>
+            <w:tcMar>
+              <w:top w:w="0" w:type="dxa"/>
+              <w:bottom w:w="0" w:type="dxa"/>
+              <w:left w:w="0" w:type="dxa"/>
+              <w:right w:w="0" w:type="dxa"/>
+            </w:tcMar>
+            <w:vAlign w:val="center"/>
+          </w:tcPr>
+          <w:p>
+            <w:pPr>
+              <w:pStyle w:val="Normal"/>
+              <w:jc w:val="left"/>
+              <w:pBdr>
+                <w:bottom w:val="none" w:sz="0" w:space="0" w:color="000000"/>
+                <w:top w:val="none" w:sz="0" w:space="0" w:color="000000"/>
+                <w:left w:val="none" w:sz="0" w:space="0" w:color="000000"/>
+                <w:right w:val="none" w:sz="0" w:space="0" w:color="000000"/>
+              </w:pBdr>
+              <w:spacing w:after="100" w:before="100" w:line="240"/>
+              <w:ind w:left="100" w:right="100" w:firstLine="0" w:firstLineChars="0"/>
+              <w:rPr>
+                <w:rFonts w:ascii="Times New Roman" w:hAnsi="Times New Roman" w:eastAsia="Times New Roman" w:cs="Times New Roman"/>
+                <w:i w:val="false"/>
+                <w:b w:val="false"/>
+                <w:u w:val="none"/>
+                <w:strike w:val="false"/>
+                <w:sz w:val="18"/>
+                <w:szCs w:val="18"/>
+                <w:color w:val="000000"/>
+              </w:rPr>
+            </w:pPr>
+            <w:r>
+              <w:rPr>
+                <w:rFonts w:ascii="Times New Roman" w:hAnsi="Times New Roman" w:eastAsia="Times New Roman" w:cs="Times New Roman"/>
+                <w:i w:val="false"/>
+                <w:b w:val="false"/>
+                <w:u w:val="none"/>
+                <w:strike w:val="false"/>
+                <w:sz w:val="18"/>
+                <w:szCs w:val="18"/>
+                <w:color w:val="000000"/>
+              </w:rPr>
               <w:t xml:space="preserve"/>
-            </w:r>
-          </w:p>
-        </w:tc>
-        <w:tc>
-          <w:tcPr>
-            <w:tcBorders>
-              <w:bottom w:val="none" w:sz="0" w:space="0" w:color="000000"/>
-              <w:top w:val="none" w:sz="0" w:space="0" w:color="000000"/>
-              <w:left w:val="none" w:sz="0" w:space="0" w:color="000000"/>
-              <w:right w:val="none" w:sz="0" w:space="0" w:color="000000"/>
-            </w:tcBorders>
-            <w:shd w:val="clear" w:color="auto" w:fill="FFFFFF"/>
-            <w:tcMar>
-              <w:top w:w="0" w:type="dxa"/>
-              <w:bottom w:w="0" w:type="dxa"/>
-              <w:left w:w="0" w:type="dxa"/>
-              <w:right w:w="0" w:type="dxa"/>
-            </w:tcMar>
-            <w:vAlign w:val="center"/>
-          </w:tcPr>
-          <w:p>
-            <w:pPr>
-              <w:pStyle w:val="Normal"/>
-              <w:jc w:val="right"/>
-              <w:pBdr>
-                <w:bottom w:val="none" w:sz="0" w:space="0" w:color="000000"/>
-                <w:top w:val="none" w:sz="0" w:space="0" w:color="000000"/>
-                <w:left w:val="none" w:sz="0" w:space="0" w:color="000000"/>
-                <w:right w:val="none" w:sz="0" w:space="0" w:color="000000"/>
-              </w:pBdr>
-              <w:spacing w:after="100" w:before="100" w:line="240"/>
-              <w:ind w:left="100" w:right="100" w:firstLine="0" w:firstLineChars="0"/>
-              <w:rPr>
-                <w:rFonts w:ascii="Times New Roman" w:hAnsi="Times New Roman" w:eastAsia="Times New Roman" w:cs="Times New Roman"/>
-                <w:i w:val="false"/>
-                <w:b w:val="false"/>
-                <w:u w:val="none"/>
-                <w:strike w:val="false"/>
-                <w:sz w:val="18"/>
-                <w:szCs w:val="18"/>
-                <w:color w:val="000000"/>
-              </w:rPr>
-            </w:pPr>
-            <w:r>
-              <w:rPr>
-                <w:rFonts w:ascii="Times New Roman" w:hAnsi="Times New Roman" w:eastAsia="Times New Roman" w:cs="Times New Roman"/>
-                <w:i w:val="false"/>
-                <w:b w:val="false"/>
-                <w:u w:val="none"/>
-                <w:strike w:val="false"/>
-                <w:sz w:val="18"/>
-                <w:szCs w:val="18"/>
-                <w:color w:val="000000"/>
-              </w:rPr>
-              <w:t xml:space="preserve">150</w:t>
-            </w:r>
-          </w:p>
-        </w:tc>
-        <w:tc>
-          <w:tcPr>
-            <w:tcBorders>
-              <w:bottom w:val="none" w:sz="0" w:space="0" w:color="000000"/>
-              <w:top w:val="none" w:sz="0" w:space="0" w:color="000000"/>
-              <w:left w:val="none" w:sz="0" w:space="0" w:color="000000"/>
-              <w:right w:val="none" w:sz="0" w:space="0" w:color="000000"/>
-            </w:tcBorders>
-            <w:shd w:val="clear" w:color="auto" w:fill="FFFFFF"/>
-            <w:tcMar>
-              <w:top w:w="0" w:type="dxa"/>
-              <w:bottom w:w="0" w:type="dxa"/>
-              <w:left w:w="0" w:type="dxa"/>
-              <w:right w:w="0" w:type="dxa"/>
-            </w:tcMar>
-            <w:vAlign w:val="center"/>
-          </w:tcPr>
-          <w:p>
-            <w:pPr>
-              <w:pStyle w:val="Normal"/>
-              <w:jc w:val="right"/>
-              <w:pBdr>
-                <w:bottom w:val="none" w:sz="0" w:space="0" w:color="000000"/>
-                <w:top w:val="none" w:sz="0" w:space="0" w:color="000000"/>
-                <w:left w:val="none" w:sz="0" w:space="0" w:color="000000"/>
-                <w:right w:val="none" w:sz="0" w:space="0" w:color="000000"/>
-              </w:pBdr>
-              <w:spacing w:after="100" w:before="100" w:line="240"/>
-              <w:ind w:left="100" w:right="100" w:firstLine="0" w:firstLineChars="0"/>
-              <w:rPr>
-                <w:rFonts w:ascii="Times New Roman" w:hAnsi="Times New Roman" w:eastAsia="Times New Roman" w:cs="Times New Roman"/>
-                <w:i w:val="false"/>
-                <w:b w:val="false"/>
-                <w:u w:val="none"/>
-                <w:strike w:val="false"/>
-                <w:sz w:val="18"/>
-                <w:szCs w:val="18"/>
-                <w:color w:val="000000"/>
-              </w:rPr>
-            </w:pPr>
-            <w:r>
-              <w:rPr>
-                <w:rFonts w:ascii="Times New Roman" w:hAnsi="Times New Roman" w:eastAsia="Times New Roman" w:cs="Times New Roman"/>
-                <w:i w:val="false"/>
-                <w:b w:val="false"/>
-                <w:u w:val="none"/>
-                <w:strike w:val="false"/>
-                <w:sz w:val="18"/>
-                <w:szCs w:val="18"/>
-                <w:color w:val="000000"/>
-              </w:rPr>
-              <w:t xml:space="preserve">23</w:t>
-            </w:r>
-          </w:p>
-        </w:tc>
-        <w:tc>
-          <w:tcPr>
-            <w:tcBorders>
-              <w:bottom w:val="none" w:sz="0" w:space="0" w:color="000000"/>
-              <w:top w:val="none" w:sz="0" w:space="0" w:color="000000"/>
-              <w:left w:val="none" w:sz="0" w:space="0" w:color="000000"/>
-              <w:right w:val="none" w:sz="0" w:space="0" w:color="000000"/>
-            </w:tcBorders>
-            <w:shd w:val="clear" w:color="auto" w:fill="FFFFFF"/>
-            <w:tcMar>
-              <w:top w:w="0" w:type="dxa"/>
-              <w:bottom w:w="0" w:type="dxa"/>
-              <w:left w:w="0" w:type="dxa"/>
-              <w:right w:w="0" w:type="dxa"/>
-            </w:tcMar>
-            <w:vAlign w:val="center"/>
-          </w:tcPr>
-          <w:p>
-            <w:pPr>
-              <w:pStyle w:val="Normal"/>
-              <w:jc w:val="left"/>
-              <w:pBdr>
-                <w:bottom w:val="none" w:sz="0" w:space="0" w:color="000000"/>
-                <w:top w:val="none" w:sz="0" w:space="0" w:color="000000"/>
-                <w:left w:val="none" w:sz="0" w:space="0" w:color="000000"/>
-                <w:right w:val="none" w:sz="0" w:space="0" w:color="000000"/>
-              </w:pBdr>
-              <w:spacing w:after="100" w:before="100" w:line="240"/>
-              <w:ind w:left="100" w:right="100" w:firstLine="0" w:firstLineChars="0"/>
-              <w:rPr>
-                <w:rFonts w:ascii="Times New Roman" w:hAnsi="Times New Roman" w:eastAsia="Times New Roman" w:cs="Times New Roman"/>
-                <w:i w:val="false"/>
-                <w:b w:val="false"/>
-                <w:u w:val="none"/>
-                <w:strike w:val="false"/>
-                <w:sz w:val="18"/>
-                <w:szCs w:val="18"/>
-                <w:color w:val="000000"/>
-              </w:rPr>
-            </w:pPr>
-            <w:r>
-              <w:rPr>
-                <w:rFonts w:ascii="Times New Roman" w:hAnsi="Times New Roman" w:eastAsia="Times New Roman" w:cs="Times New Roman"/>
-                <w:i w:val="false"/>
-                <w:b w:val="false"/>
-                <w:u w:val="none"/>
-                <w:strike w:val="false"/>
-                <w:sz w:val="18"/>
-                <w:szCs w:val="18"/>
-                <w:color w:val="000000"/>
-              </w:rPr>
-              <w:t xml:space="preserve">2.33 (1.36–3.98)</w:t>
-            </w:r>
-          </w:p>
-        </w:tc>
-        <w:tc>
-          <w:tcPr>
-            <w:tcBorders>
-              <w:bottom w:val="none" w:sz="0" w:space="0" w:color="000000"/>
-              <w:top w:val="none" w:sz="0" w:space="0" w:color="000000"/>
-              <w:left w:val="none" w:sz="0" w:space="0" w:color="000000"/>
-              <w:right w:val="none" w:sz="0" w:space="0" w:color="000000"/>
-            </w:tcBorders>
-            <w:shd w:val="clear" w:color="auto" w:fill="FFFFFF"/>
-            <w:tcMar>
-              <w:top w:w="0" w:type="dxa"/>
-              <w:bottom w:w="0" w:type="dxa"/>
-              <w:left w:w="0" w:type="dxa"/>
-              <w:right w:w="0" w:type="dxa"/>
-            </w:tcMar>
-            <w:vAlign w:val="center"/>
-          </w:tcPr>
-          <w:p>
-            <w:pPr>
-              <w:pStyle w:val="Normal"/>
-              <w:jc w:val="left"/>
-              <w:pBdr>
-                <w:bottom w:val="none" w:sz="0" w:space="0" w:color="000000"/>
-                <w:top w:val="none" w:sz="0" w:space="0" w:color="000000"/>
-                <w:left w:val="none" w:sz="0" w:space="0" w:color="000000"/>
-                <w:right w:val="none" w:sz="0" w:space="0" w:color="000000"/>
-              </w:pBdr>
-              <w:spacing w:after="100" w:before="100" w:line="240"/>
-              <w:ind w:left="100" w:right="100" w:firstLine="0" w:firstLineChars="0"/>
-              <w:rPr>
-                <w:rFonts w:ascii="Times New Roman" w:hAnsi="Times New Roman" w:eastAsia="Times New Roman" w:cs="Times New Roman"/>
-                <w:i w:val="false"/>
-                <w:b w:val="false"/>
-                <w:u w:val="none"/>
-                <w:strike w:val="false"/>
-                <w:sz w:val="18"/>
-                <w:szCs w:val="18"/>
-                <w:color w:val="000000"/>
-              </w:rPr>
-            </w:pPr>
-            <w:r>
-              <w:rPr>
-                <w:rFonts w:ascii="Times New Roman" w:hAnsi="Times New Roman" w:eastAsia="Times New Roman" w:cs="Times New Roman"/>
-                <w:i w:val="false"/>
-                <w:b w:val="false"/>
-                <w:u w:val="none"/>
-                <w:strike w:val="false"/>
-                <w:sz w:val="18"/>
-                <w:szCs w:val="18"/>
-                <w:color w:val="000000"/>
-              </w:rPr>
-              <w:t xml:space="preserve">0.002</w:t>
             </w:r>
           </w:p>
         </w:tc>
@@ -1659,7 +1659,7 @@
                 <w:szCs w:val="18"/>
                 <w:color w:val="000000"/>
               </w:rPr>
-              <w:t xml:space="preserve">Sex</w:t>
+              <w:t xml:space="preserve"/>
             </w:r>
           </w:p>
         </w:tc>
@@ -1714,7 +1714,7 @@
                 <w:szCs w:val="18"/>
                 <w:color w:val="000000"/>
               </w:rPr>
-              <w:t xml:space="preserve">Male (ref)</w:t>
+              <w:t xml:space="preserve">≥66</w:t>
             </w:r>
           </w:p>
         </w:tc>
@@ -1769,7 +1769,7 @@
                 <w:szCs w:val="18"/>
                 <w:color w:val="000000"/>
               </w:rPr>
-              <w:t xml:space="preserve">83</w:t>
+              <w:t xml:space="preserve">48</w:t>
             </w:r>
           </w:p>
         </w:tc>
@@ -1824,7 +1824,7 @@
                 <w:szCs w:val="18"/>
                 <w:color w:val="000000"/>
               </w:rPr>
-              <w:t xml:space="preserve">12</w:t>
+              <w:t xml:space="preserve">10</w:t>
             </w:r>
           </w:p>
         </w:tc>
@@ -1879,7 +1879,7 @@
                 <w:szCs w:val="18"/>
                 <w:color w:val="000000"/>
               </w:rPr>
-              <w:t xml:space="preserve">Reference</w:t>
+              <w:t xml:space="preserve">3.57 (0.95–13.37)</w:t>
             </w:r>
           </w:p>
         </w:tc>
@@ -1934,7 +1934,7 @@
                 <w:szCs w:val="18"/>
                 <w:color w:val="000000"/>
               </w:rPr>
-              <w:t xml:space="preserve"/>
+              <w:t xml:space="preserve">0.059</w:t>
             </w:r>
           </w:p>
         </w:tc>
@@ -2049,282 +2049,282 @@
                 <w:szCs w:val="18"/>
                 <w:color w:val="000000"/>
               </w:rPr>
+              <w:t xml:space="preserve">Sex</w:t>
+            </w:r>
+          </w:p>
+        </w:tc>
+        <w:tc>
+          <w:tcPr>
+            <w:tcBorders>
+              <w:bottom w:val="none" w:sz="0" w:space="0" w:color="000000"/>
+              <w:top w:val="none" w:sz="0" w:space="0" w:color="000000"/>
+              <w:left w:val="none" w:sz="0" w:space="0" w:color="000000"/>
+              <w:right w:val="none" w:sz="0" w:space="0" w:color="000000"/>
+            </w:tcBorders>
+            <w:shd w:val="clear" w:color="auto" w:fill="FFFFFF"/>
+            <w:tcMar>
+              <w:top w:w="0" w:type="dxa"/>
+              <w:bottom w:w="0" w:type="dxa"/>
+              <w:left w:w="0" w:type="dxa"/>
+              <w:right w:w="0" w:type="dxa"/>
+            </w:tcMar>
+            <w:vAlign w:val="center"/>
+          </w:tcPr>
+          <w:p>
+            <w:pPr>
+              <w:pStyle w:val="Normal"/>
+              <w:jc w:val="left"/>
+              <w:pBdr>
+                <w:bottom w:val="none" w:sz="0" w:space="0" w:color="000000"/>
+                <w:top w:val="none" w:sz="0" w:space="0" w:color="000000"/>
+                <w:left w:val="none" w:sz="0" w:space="0" w:color="000000"/>
+                <w:right w:val="none" w:sz="0" w:space="0" w:color="000000"/>
+              </w:pBdr>
+              <w:spacing w:after="100" w:before="100" w:line="240"/>
+              <w:ind w:left="100" w:right="100" w:firstLine="0" w:firstLineChars="0"/>
+              <w:rPr>
+                <w:rFonts w:ascii="Times New Roman" w:hAnsi="Times New Roman" w:eastAsia="Times New Roman" w:cs="Times New Roman"/>
+                <w:i w:val="false"/>
+                <w:b w:val="false"/>
+                <w:u w:val="none"/>
+                <w:strike w:val="false"/>
+                <w:sz w:val="18"/>
+                <w:szCs w:val="18"/>
+                <w:color w:val="000000"/>
+              </w:rPr>
+            </w:pPr>
+            <w:r>
+              <w:rPr>
+                <w:rFonts w:ascii="Times New Roman" w:hAnsi="Times New Roman" w:eastAsia="Times New Roman" w:cs="Times New Roman"/>
+                <w:i w:val="false"/>
+                <w:b w:val="false"/>
+                <w:u w:val="none"/>
+                <w:strike w:val="false"/>
+                <w:sz w:val="18"/>
+                <w:szCs w:val="18"/>
+                <w:color w:val="000000"/>
+              </w:rPr>
+              <w:t xml:space="preserve">Male (ref)</w:t>
+            </w:r>
+          </w:p>
+        </w:tc>
+        <w:tc>
+          <w:tcPr>
+            <w:tcBorders>
+              <w:bottom w:val="none" w:sz="0" w:space="0" w:color="000000"/>
+              <w:top w:val="none" w:sz="0" w:space="0" w:color="000000"/>
+              <w:left w:val="none" w:sz="0" w:space="0" w:color="000000"/>
+              <w:right w:val="none" w:sz="0" w:space="0" w:color="000000"/>
+            </w:tcBorders>
+            <w:shd w:val="clear" w:color="auto" w:fill="FFFFFF"/>
+            <w:tcMar>
+              <w:top w:w="0" w:type="dxa"/>
+              <w:bottom w:w="0" w:type="dxa"/>
+              <w:left w:w="0" w:type="dxa"/>
+              <w:right w:w="0" w:type="dxa"/>
+            </w:tcMar>
+            <w:vAlign w:val="center"/>
+          </w:tcPr>
+          <w:p>
+            <w:pPr>
+              <w:pStyle w:val="Normal"/>
+              <w:jc w:val="right"/>
+              <w:pBdr>
+                <w:bottom w:val="none" w:sz="0" w:space="0" w:color="000000"/>
+                <w:top w:val="none" w:sz="0" w:space="0" w:color="000000"/>
+                <w:left w:val="none" w:sz="0" w:space="0" w:color="000000"/>
+                <w:right w:val="none" w:sz="0" w:space="0" w:color="000000"/>
+              </w:pBdr>
+              <w:spacing w:after="100" w:before="100" w:line="240"/>
+              <w:ind w:left="100" w:right="100" w:firstLine="0" w:firstLineChars="0"/>
+              <w:rPr>
+                <w:rFonts w:ascii="Times New Roman" w:hAnsi="Times New Roman" w:eastAsia="Times New Roman" w:cs="Times New Roman"/>
+                <w:i w:val="false"/>
+                <w:b w:val="false"/>
+                <w:u w:val="none"/>
+                <w:strike w:val="false"/>
+                <w:sz w:val="18"/>
+                <w:szCs w:val="18"/>
+                <w:color w:val="000000"/>
+              </w:rPr>
+            </w:pPr>
+            <w:r>
+              <w:rPr>
+                <w:rFonts w:ascii="Times New Roman" w:hAnsi="Times New Roman" w:eastAsia="Times New Roman" w:cs="Times New Roman"/>
+                <w:i w:val="false"/>
+                <w:b w:val="false"/>
+                <w:u w:val="none"/>
+                <w:strike w:val="false"/>
+                <w:sz w:val="18"/>
+                <w:szCs w:val="18"/>
+                <w:color w:val="000000"/>
+              </w:rPr>
+              <w:t xml:space="preserve">61</w:t>
+            </w:r>
+          </w:p>
+        </w:tc>
+        <w:tc>
+          <w:tcPr>
+            <w:tcBorders>
+              <w:bottom w:val="none" w:sz="0" w:space="0" w:color="000000"/>
+              <w:top w:val="none" w:sz="0" w:space="0" w:color="000000"/>
+              <w:left w:val="none" w:sz="0" w:space="0" w:color="000000"/>
+              <w:right w:val="none" w:sz="0" w:space="0" w:color="000000"/>
+            </w:tcBorders>
+            <w:shd w:val="clear" w:color="auto" w:fill="FFFFFF"/>
+            <w:tcMar>
+              <w:top w:w="0" w:type="dxa"/>
+              <w:bottom w:w="0" w:type="dxa"/>
+              <w:left w:w="0" w:type="dxa"/>
+              <w:right w:w="0" w:type="dxa"/>
+            </w:tcMar>
+            <w:vAlign w:val="center"/>
+          </w:tcPr>
+          <w:p>
+            <w:pPr>
+              <w:pStyle w:val="Normal"/>
+              <w:jc w:val="right"/>
+              <w:pBdr>
+                <w:bottom w:val="none" w:sz="0" w:space="0" w:color="000000"/>
+                <w:top w:val="none" w:sz="0" w:space="0" w:color="000000"/>
+                <w:left w:val="none" w:sz="0" w:space="0" w:color="000000"/>
+                <w:right w:val="none" w:sz="0" w:space="0" w:color="000000"/>
+              </w:pBdr>
+              <w:spacing w:after="100" w:before="100" w:line="240"/>
+              <w:ind w:left="100" w:right="100" w:firstLine="0" w:firstLineChars="0"/>
+              <w:rPr>
+                <w:rFonts w:ascii="Times New Roman" w:hAnsi="Times New Roman" w:eastAsia="Times New Roman" w:cs="Times New Roman"/>
+                <w:i w:val="false"/>
+                <w:b w:val="false"/>
+                <w:u w:val="none"/>
+                <w:strike w:val="false"/>
+                <w:sz w:val="18"/>
+                <w:szCs w:val="18"/>
+                <w:color w:val="000000"/>
+              </w:rPr>
+            </w:pPr>
+            <w:r>
+              <w:rPr>
+                <w:rFonts w:ascii="Times New Roman" w:hAnsi="Times New Roman" w:eastAsia="Times New Roman" w:cs="Times New Roman"/>
+                <w:i w:val="false"/>
+                <w:b w:val="false"/>
+                <w:u w:val="none"/>
+                <w:strike w:val="false"/>
+                <w:sz w:val="18"/>
+                <w:szCs w:val="18"/>
+                <w:color w:val="000000"/>
+              </w:rPr>
+              <w:t xml:space="preserve">9</w:t>
+            </w:r>
+          </w:p>
+        </w:tc>
+        <w:tc>
+          <w:tcPr>
+            <w:tcBorders>
+              <w:bottom w:val="none" w:sz="0" w:space="0" w:color="000000"/>
+              <w:top w:val="none" w:sz="0" w:space="0" w:color="000000"/>
+              <w:left w:val="none" w:sz="0" w:space="0" w:color="000000"/>
+              <w:right w:val="none" w:sz="0" w:space="0" w:color="000000"/>
+            </w:tcBorders>
+            <w:shd w:val="clear" w:color="auto" w:fill="FFFFFF"/>
+            <w:tcMar>
+              <w:top w:w="0" w:type="dxa"/>
+              <w:bottom w:w="0" w:type="dxa"/>
+              <w:left w:w="0" w:type="dxa"/>
+              <w:right w:w="0" w:type="dxa"/>
+            </w:tcMar>
+            <w:vAlign w:val="center"/>
+          </w:tcPr>
+          <w:p>
+            <w:pPr>
+              <w:pStyle w:val="Normal"/>
+              <w:jc w:val="left"/>
+              <w:pBdr>
+                <w:bottom w:val="none" w:sz="0" w:space="0" w:color="000000"/>
+                <w:top w:val="none" w:sz="0" w:space="0" w:color="000000"/>
+                <w:left w:val="none" w:sz="0" w:space="0" w:color="000000"/>
+                <w:right w:val="none" w:sz="0" w:space="0" w:color="000000"/>
+              </w:pBdr>
+              <w:spacing w:after="100" w:before="100" w:line="240"/>
+              <w:ind w:left="100" w:right="100" w:firstLine="0" w:firstLineChars="0"/>
+              <w:rPr>
+                <w:rFonts w:ascii="Times New Roman" w:hAnsi="Times New Roman" w:eastAsia="Times New Roman" w:cs="Times New Roman"/>
+                <w:i w:val="false"/>
+                <w:b w:val="false"/>
+                <w:u w:val="none"/>
+                <w:strike w:val="false"/>
+                <w:sz w:val="18"/>
+                <w:szCs w:val="18"/>
+                <w:color w:val="000000"/>
+              </w:rPr>
+            </w:pPr>
+            <w:r>
+              <w:rPr>
+                <w:rFonts w:ascii="Times New Roman" w:hAnsi="Times New Roman" w:eastAsia="Times New Roman" w:cs="Times New Roman"/>
+                <w:i w:val="false"/>
+                <w:b w:val="false"/>
+                <w:u w:val="none"/>
+                <w:strike w:val="false"/>
+                <w:sz w:val="18"/>
+                <w:szCs w:val="18"/>
+                <w:color w:val="000000"/>
+              </w:rPr>
+              <w:t xml:space="preserve">Reference</w:t>
+            </w:r>
+          </w:p>
+        </w:tc>
+        <w:tc>
+          <w:tcPr>
+            <w:tcBorders>
+              <w:bottom w:val="none" w:sz="0" w:space="0" w:color="000000"/>
+              <w:top w:val="none" w:sz="0" w:space="0" w:color="000000"/>
+              <w:left w:val="none" w:sz="0" w:space="0" w:color="000000"/>
+              <w:right w:val="none" w:sz="0" w:space="0" w:color="000000"/>
+            </w:tcBorders>
+            <w:shd w:val="clear" w:color="auto" w:fill="FFFFFF"/>
+            <w:tcMar>
+              <w:top w:w="0" w:type="dxa"/>
+              <w:bottom w:w="0" w:type="dxa"/>
+              <w:left w:w="0" w:type="dxa"/>
+              <w:right w:w="0" w:type="dxa"/>
+            </w:tcMar>
+            <w:vAlign w:val="center"/>
+          </w:tcPr>
+          <w:p>
+            <w:pPr>
+              <w:pStyle w:val="Normal"/>
+              <w:jc w:val="left"/>
+              <w:pBdr>
+                <w:bottom w:val="none" w:sz="0" w:space="0" w:color="000000"/>
+                <w:top w:val="none" w:sz="0" w:space="0" w:color="000000"/>
+                <w:left w:val="none" w:sz="0" w:space="0" w:color="000000"/>
+                <w:right w:val="none" w:sz="0" w:space="0" w:color="000000"/>
+              </w:pBdr>
+              <w:spacing w:after="100" w:before="100" w:line="240"/>
+              <w:ind w:left="100" w:right="100" w:firstLine="0" w:firstLineChars="0"/>
+              <w:rPr>
+                <w:rFonts w:ascii="Times New Roman" w:hAnsi="Times New Roman" w:eastAsia="Times New Roman" w:cs="Times New Roman"/>
+                <w:i w:val="false"/>
+                <w:b w:val="false"/>
+                <w:u w:val="none"/>
+                <w:strike w:val="false"/>
+                <w:sz w:val="18"/>
+                <w:szCs w:val="18"/>
+                <w:color w:val="000000"/>
+              </w:rPr>
+            </w:pPr>
+            <w:r>
+              <w:rPr>
+                <w:rFonts w:ascii="Times New Roman" w:hAnsi="Times New Roman" w:eastAsia="Times New Roman" w:cs="Times New Roman"/>
+                <w:i w:val="false"/>
+                <w:b w:val="false"/>
+                <w:u w:val="none"/>
+                <w:strike w:val="false"/>
+                <w:sz w:val="18"/>
+                <w:szCs w:val="18"/>
+                <w:color w:val="000000"/>
+              </w:rPr>
               <w:t xml:space="preserve"/>
-            </w:r>
-          </w:p>
-        </w:tc>
-        <w:tc>
-          <w:tcPr>
-            <w:tcBorders>
-              <w:bottom w:val="none" w:sz="0" w:space="0" w:color="000000"/>
-              <w:top w:val="none" w:sz="0" w:space="0" w:color="000000"/>
-              <w:left w:val="none" w:sz="0" w:space="0" w:color="000000"/>
-              <w:right w:val="none" w:sz="0" w:space="0" w:color="000000"/>
-            </w:tcBorders>
-            <w:shd w:val="clear" w:color="auto" w:fill="FFFFFF"/>
-            <w:tcMar>
-              <w:top w:w="0" w:type="dxa"/>
-              <w:bottom w:w="0" w:type="dxa"/>
-              <w:left w:w="0" w:type="dxa"/>
-              <w:right w:w="0" w:type="dxa"/>
-            </w:tcMar>
-            <w:vAlign w:val="center"/>
-          </w:tcPr>
-          <w:p>
-            <w:pPr>
-              <w:pStyle w:val="Normal"/>
-              <w:jc w:val="left"/>
-              <w:pBdr>
-                <w:bottom w:val="none" w:sz="0" w:space="0" w:color="000000"/>
-                <w:top w:val="none" w:sz="0" w:space="0" w:color="000000"/>
-                <w:left w:val="none" w:sz="0" w:space="0" w:color="000000"/>
-                <w:right w:val="none" w:sz="0" w:space="0" w:color="000000"/>
-              </w:pBdr>
-              <w:spacing w:after="100" w:before="100" w:line="240"/>
-              <w:ind w:left="100" w:right="100" w:firstLine="0" w:firstLineChars="0"/>
-              <w:rPr>
-                <w:rFonts w:ascii="Times New Roman" w:hAnsi="Times New Roman" w:eastAsia="Times New Roman" w:cs="Times New Roman"/>
-                <w:i w:val="false"/>
-                <w:b w:val="false"/>
-                <w:u w:val="none"/>
-                <w:strike w:val="false"/>
-                <w:sz w:val="18"/>
-                <w:szCs w:val="18"/>
-                <w:color w:val="000000"/>
-              </w:rPr>
-            </w:pPr>
-            <w:r>
-              <w:rPr>
-                <w:rFonts w:ascii="Times New Roman" w:hAnsi="Times New Roman" w:eastAsia="Times New Roman" w:cs="Times New Roman"/>
-                <w:i w:val="false"/>
-                <w:b w:val="false"/>
-                <w:u w:val="none"/>
-                <w:strike w:val="false"/>
-                <w:sz w:val="18"/>
-                <w:szCs w:val="18"/>
-                <w:color w:val="000000"/>
-              </w:rPr>
-              <w:t xml:space="preserve">Female</w:t>
-            </w:r>
-          </w:p>
-        </w:tc>
-        <w:tc>
-          <w:tcPr>
-            <w:tcBorders>
-              <w:bottom w:val="none" w:sz="0" w:space="0" w:color="000000"/>
-              <w:top w:val="none" w:sz="0" w:space="0" w:color="000000"/>
-              <w:left w:val="none" w:sz="0" w:space="0" w:color="000000"/>
-              <w:right w:val="none" w:sz="0" w:space="0" w:color="000000"/>
-            </w:tcBorders>
-            <w:shd w:val="clear" w:color="auto" w:fill="FFFFFF"/>
-            <w:tcMar>
-              <w:top w:w="0" w:type="dxa"/>
-              <w:bottom w:w="0" w:type="dxa"/>
-              <w:left w:w="0" w:type="dxa"/>
-              <w:right w:w="0" w:type="dxa"/>
-            </w:tcMar>
-            <w:vAlign w:val="center"/>
-          </w:tcPr>
-          <w:p>
-            <w:pPr>
-              <w:pStyle w:val="Normal"/>
-              <w:jc w:val="right"/>
-              <w:pBdr>
-                <w:bottom w:val="none" w:sz="0" w:space="0" w:color="000000"/>
-                <w:top w:val="none" w:sz="0" w:space="0" w:color="000000"/>
-                <w:left w:val="none" w:sz="0" w:space="0" w:color="000000"/>
-                <w:right w:val="none" w:sz="0" w:space="0" w:color="000000"/>
-              </w:pBdr>
-              <w:spacing w:after="100" w:before="100" w:line="240"/>
-              <w:ind w:left="100" w:right="100" w:firstLine="0" w:firstLineChars="0"/>
-              <w:rPr>
-                <w:rFonts w:ascii="Times New Roman" w:hAnsi="Times New Roman" w:eastAsia="Times New Roman" w:cs="Times New Roman"/>
-                <w:i w:val="false"/>
-                <w:b w:val="false"/>
-                <w:u w:val="none"/>
-                <w:strike w:val="false"/>
-                <w:sz w:val="18"/>
-                <w:szCs w:val="18"/>
-                <w:color w:val="000000"/>
-              </w:rPr>
-            </w:pPr>
-            <w:r>
-              <w:rPr>
-                <w:rFonts w:ascii="Times New Roman" w:hAnsi="Times New Roman" w:eastAsia="Times New Roman" w:cs="Times New Roman"/>
-                <w:i w:val="false"/>
-                <w:b w:val="false"/>
-                <w:u w:val="none"/>
-                <w:strike w:val="false"/>
-                <w:sz w:val="18"/>
-                <w:szCs w:val="18"/>
-                <w:color w:val="000000"/>
-              </w:rPr>
-              <w:t xml:space="preserve">67</w:t>
-            </w:r>
-          </w:p>
-        </w:tc>
-        <w:tc>
-          <w:tcPr>
-            <w:tcBorders>
-              <w:bottom w:val="none" w:sz="0" w:space="0" w:color="000000"/>
-              <w:top w:val="none" w:sz="0" w:space="0" w:color="000000"/>
-              <w:left w:val="none" w:sz="0" w:space="0" w:color="000000"/>
-              <w:right w:val="none" w:sz="0" w:space="0" w:color="000000"/>
-            </w:tcBorders>
-            <w:shd w:val="clear" w:color="auto" w:fill="FFFFFF"/>
-            <w:tcMar>
-              <w:top w:w="0" w:type="dxa"/>
-              <w:bottom w:w="0" w:type="dxa"/>
-              <w:left w:w="0" w:type="dxa"/>
-              <w:right w:w="0" w:type="dxa"/>
-            </w:tcMar>
-            <w:vAlign w:val="center"/>
-          </w:tcPr>
-          <w:p>
-            <w:pPr>
-              <w:pStyle w:val="Normal"/>
-              <w:jc w:val="right"/>
-              <w:pBdr>
-                <w:bottom w:val="none" w:sz="0" w:space="0" w:color="000000"/>
-                <w:top w:val="none" w:sz="0" w:space="0" w:color="000000"/>
-                <w:left w:val="none" w:sz="0" w:space="0" w:color="000000"/>
-                <w:right w:val="none" w:sz="0" w:space="0" w:color="000000"/>
-              </w:pBdr>
-              <w:spacing w:after="100" w:before="100" w:line="240"/>
-              <w:ind w:left="100" w:right="100" w:firstLine="0" w:firstLineChars="0"/>
-              <w:rPr>
-                <w:rFonts w:ascii="Times New Roman" w:hAnsi="Times New Roman" w:eastAsia="Times New Roman" w:cs="Times New Roman"/>
-                <w:i w:val="false"/>
-                <w:b w:val="false"/>
-                <w:u w:val="none"/>
-                <w:strike w:val="false"/>
-                <w:sz w:val="18"/>
-                <w:szCs w:val="18"/>
-                <w:color w:val="000000"/>
-              </w:rPr>
-            </w:pPr>
-            <w:r>
-              <w:rPr>
-                <w:rFonts w:ascii="Times New Roman" w:hAnsi="Times New Roman" w:eastAsia="Times New Roman" w:cs="Times New Roman"/>
-                <w:i w:val="false"/>
-                <w:b w:val="false"/>
-                <w:u w:val="none"/>
-                <w:strike w:val="false"/>
-                <w:sz w:val="18"/>
-                <w:szCs w:val="18"/>
-                <w:color w:val="000000"/>
-              </w:rPr>
-              <w:t xml:space="preserve">11</w:t>
-            </w:r>
-          </w:p>
-        </w:tc>
-        <w:tc>
-          <w:tcPr>
-            <w:tcBorders>
-              <w:bottom w:val="none" w:sz="0" w:space="0" w:color="000000"/>
-              <w:top w:val="none" w:sz="0" w:space="0" w:color="000000"/>
-              <w:left w:val="none" w:sz="0" w:space="0" w:color="000000"/>
-              <w:right w:val="none" w:sz="0" w:space="0" w:color="000000"/>
-            </w:tcBorders>
-            <w:shd w:val="clear" w:color="auto" w:fill="FFFFFF"/>
-            <w:tcMar>
-              <w:top w:w="0" w:type="dxa"/>
-              <w:bottom w:w="0" w:type="dxa"/>
-              <w:left w:w="0" w:type="dxa"/>
-              <w:right w:w="0" w:type="dxa"/>
-            </w:tcMar>
-            <w:vAlign w:val="center"/>
-          </w:tcPr>
-          <w:p>
-            <w:pPr>
-              <w:pStyle w:val="Normal"/>
-              <w:jc w:val="left"/>
-              <w:pBdr>
-                <w:bottom w:val="none" w:sz="0" w:space="0" w:color="000000"/>
-                <w:top w:val="none" w:sz="0" w:space="0" w:color="000000"/>
-                <w:left w:val="none" w:sz="0" w:space="0" w:color="000000"/>
-                <w:right w:val="none" w:sz="0" w:space="0" w:color="000000"/>
-              </w:pBdr>
-              <w:spacing w:after="100" w:before="100" w:line="240"/>
-              <w:ind w:left="100" w:right="100" w:firstLine="0" w:firstLineChars="0"/>
-              <w:rPr>
-                <w:rFonts w:ascii="Times New Roman" w:hAnsi="Times New Roman" w:eastAsia="Times New Roman" w:cs="Times New Roman"/>
-                <w:i w:val="false"/>
-                <w:b w:val="false"/>
-                <w:u w:val="none"/>
-                <w:strike w:val="false"/>
-                <w:sz w:val="18"/>
-                <w:szCs w:val="18"/>
-                <w:color w:val="000000"/>
-              </w:rPr>
-            </w:pPr>
-            <w:r>
-              <w:rPr>
-                <w:rFonts w:ascii="Times New Roman" w:hAnsi="Times New Roman" w:eastAsia="Times New Roman" w:cs="Times New Roman"/>
-                <w:i w:val="false"/>
-                <w:b w:val="false"/>
-                <w:u w:val="none"/>
-                <w:strike w:val="false"/>
-                <w:sz w:val="18"/>
-                <w:szCs w:val="18"/>
-                <w:color w:val="000000"/>
-              </w:rPr>
-              <w:t xml:space="preserve">0.99 (0.43–2.29)</w:t>
-            </w:r>
-          </w:p>
-        </w:tc>
-        <w:tc>
-          <w:tcPr>
-            <w:tcBorders>
-              <w:bottom w:val="none" w:sz="0" w:space="0" w:color="000000"/>
-              <w:top w:val="none" w:sz="0" w:space="0" w:color="000000"/>
-              <w:left w:val="none" w:sz="0" w:space="0" w:color="000000"/>
-              <w:right w:val="none" w:sz="0" w:space="0" w:color="000000"/>
-            </w:tcBorders>
-            <w:shd w:val="clear" w:color="auto" w:fill="FFFFFF"/>
-            <w:tcMar>
-              <w:top w:w="0" w:type="dxa"/>
-              <w:bottom w:w="0" w:type="dxa"/>
-              <w:left w:w="0" w:type="dxa"/>
-              <w:right w:w="0" w:type="dxa"/>
-            </w:tcMar>
-            <w:vAlign w:val="center"/>
-          </w:tcPr>
-          <w:p>
-            <w:pPr>
-              <w:pStyle w:val="Normal"/>
-              <w:jc w:val="left"/>
-              <w:pBdr>
-                <w:bottom w:val="none" w:sz="0" w:space="0" w:color="000000"/>
-                <w:top w:val="none" w:sz="0" w:space="0" w:color="000000"/>
-                <w:left w:val="none" w:sz="0" w:space="0" w:color="000000"/>
-                <w:right w:val="none" w:sz="0" w:space="0" w:color="000000"/>
-              </w:pBdr>
-              <w:spacing w:after="100" w:before="100" w:line="240"/>
-              <w:ind w:left="100" w:right="100" w:firstLine="0" w:firstLineChars="0"/>
-              <w:rPr>
-                <w:rFonts w:ascii="Times New Roman" w:hAnsi="Times New Roman" w:eastAsia="Times New Roman" w:cs="Times New Roman"/>
-                <w:i w:val="false"/>
-                <w:b w:val="false"/>
-                <w:u w:val="none"/>
-                <w:strike w:val="false"/>
-                <w:sz w:val="18"/>
-                <w:szCs w:val="18"/>
-                <w:color w:val="000000"/>
-              </w:rPr>
-            </w:pPr>
-            <w:r>
-              <w:rPr>
-                <w:rFonts w:ascii="Times New Roman" w:hAnsi="Times New Roman" w:eastAsia="Times New Roman" w:cs="Times New Roman"/>
-                <w:i w:val="false"/>
-                <w:b w:val="false"/>
-                <w:u w:val="none"/>
-                <w:strike w:val="false"/>
-                <w:sz w:val="18"/>
-                <w:szCs w:val="18"/>
-                <w:color w:val="000000"/>
-              </w:rPr>
-              <w:t xml:space="preserve">0.986</w:t>
             </w:r>
           </w:p>
         </w:tc>
@@ -2439,6 +2439,396 @@
                 <w:szCs w:val="18"/>
                 <w:color w:val="000000"/>
               </w:rPr>
+              <w:t xml:space="preserve"/>
+            </w:r>
+          </w:p>
+        </w:tc>
+        <w:tc>
+          <w:tcPr>
+            <w:tcBorders>
+              <w:bottom w:val="none" w:sz="0" w:space="0" w:color="000000"/>
+              <w:top w:val="none" w:sz="0" w:space="0" w:color="000000"/>
+              <w:left w:val="none" w:sz="0" w:space="0" w:color="000000"/>
+              <w:right w:val="none" w:sz="0" w:space="0" w:color="000000"/>
+            </w:tcBorders>
+            <w:shd w:val="clear" w:color="auto" w:fill="FFFFFF"/>
+            <w:tcMar>
+              <w:top w:w="0" w:type="dxa"/>
+              <w:bottom w:w="0" w:type="dxa"/>
+              <w:left w:w="0" w:type="dxa"/>
+              <w:right w:w="0" w:type="dxa"/>
+            </w:tcMar>
+            <w:vAlign w:val="center"/>
+          </w:tcPr>
+          <w:p>
+            <w:pPr>
+              <w:pStyle w:val="Normal"/>
+              <w:jc w:val="left"/>
+              <w:pBdr>
+                <w:bottom w:val="none" w:sz="0" w:space="0" w:color="000000"/>
+                <w:top w:val="none" w:sz="0" w:space="0" w:color="000000"/>
+                <w:left w:val="none" w:sz="0" w:space="0" w:color="000000"/>
+                <w:right w:val="none" w:sz="0" w:space="0" w:color="000000"/>
+              </w:pBdr>
+              <w:spacing w:after="100" w:before="100" w:line="240"/>
+              <w:ind w:left="100" w:right="100" w:firstLine="0" w:firstLineChars="0"/>
+              <w:rPr>
+                <w:rFonts w:ascii="Times New Roman" w:hAnsi="Times New Roman" w:eastAsia="Times New Roman" w:cs="Times New Roman"/>
+                <w:i w:val="false"/>
+                <w:b w:val="false"/>
+                <w:u w:val="none"/>
+                <w:strike w:val="false"/>
+                <w:sz w:val="18"/>
+                <w:szCs w:val="18"/>
+                <w:color w:val="000000"/>
+              </w:rPr>
+            </w:pPr>
+            <w:r>
+              <w:rPr>
+                <w:rFonts w:ascii="Times New Roman" w:hAnsi="Times New Roman" w:eastAsia="Times New Roman" w:cs="Times New Roman"/>
+                <w:i w:val="false"/>
+                <w:b w:val="false"/>
+                <w:u w:val="none"/>
+                <w:strike w:val="false"/>
+                <w:sz w:val="18"/>
+                <w:szCs w:val="18"/>
+                <w:color w:val="000000"/>
+              </w:rPr>
+              <w:t xml:space="preserve">Female</w:t>
+            </w:r>
+          </w:p>
+        </w:tc>
+        <w:tc>
+          <w:tcPr>
+            <w:tcBorders>
+              <w:bottom w:val="none" w:sz="0" w:space="0" w:color="000000"/>
+              <w:top w:val="none" w:sz="0" w:space="0" w:color="000000"/>
+              <w:left w:val="none" w:sz="0" w:space="0" w:color="000000"/>
+              <w:right w:val="none" w:sz="0" w:space="0" w:color="000000"/>
+            </w:tcBorders>
+            <w:shd w:val="clear" w:color="auto" w:fill="FFFFFF"/>
+            <w:tcMar>
+              <w:top w:w="0" w:type="dxa"/>
+              <w:bottom w:w="0" w:type="dxa"/>
+              <w:left w:w="0" w:type="dxa"/>
+              <w:right w:w="0" w:type="dxa"/>
+            </w:tcMar>
+            <w:vAlign w:val="center"/>
+          </w:tcPr>
+          <w:p>
+            <w:pPr>
+              <w:pStyle w:val="Normal"/>
+              <w:jc w:val="right"/>
+              <w:pBdr>
+                <w:bottom w:val="none" w:sz="0" w:space="0" w:color="000000"/>
+                <w:top w:val="none" w:sz="0" w:space="0" w:color="000000"/>
+                <w:left w:val="none" w:sz="0" w:space="0" w:color="000000"/>
+                <w:right w:val="none" w:sz="0" w:space="0" w:color="000000"/>
+              </w:pBdr>
+              <w:spacing w:after="100" w:before="100" w:line="240"/>
+              <w:ind w:left="100" w:right="100" w:firstLine="0" w:firstLineChars="0"/>
+              <w:rPr>
+                <w:rFonts w:ascii="Times New Roman" w:hAnsi="Times New Roman" w:eastAsia="Times New Roman" w:cs="Times New Roman"/>
+                <w:i w:val="false"/>
+                <w:b w:val="false"/>
+                <w:u w:val="none"/>
+                <w:strike w:val="false"/>
+                <w:sz w:val="18"/>
+                <w:szCs w:val="18"/>
+                <w:color w:val="000000"/>
+              </w:rPr>
+            </w:pPr>
+            <w:r>
+              <w:rPr>
+                <w:rFonts w:ascii="Times New Roman" w:hAnsi="Times New Roman" w:eastAsia="Times New Roman" w:cs="Times New Roman"/>
+                <w:i w:val="false"/>
+                <w:b w:val="false"/>
+                <w:u w:val="none"/>
+                <w:strike w:val="false"/>
+                <w:sz w:val="18"/>
+                <w:szCs w:val="18"/>
+                <w:color w:val="000000"/>
+              </w:rPr>
+              <w:t xml:space="preserve">41</w:t>
+            </w:r>
+          </w:p>
+        </w:tc>
+        <w:tc>
+          <w:tcPr>
+            <w:tcBorders>
+              <w:bottom w:val="none" w:sz="0" w:space="0" w:color="000000"/>
+              <w:top w:val="none" w:sz="0" w:space="0" w:color="000000"/>
+              <w:left w:val="none" w:sz="0" w:space="0" w:color="000000"/>
+              <w:right w:val="none" w:sz="0" w:space="0" w:color="000000"/>
+            </w:tcBorders>
+            <w:shd w:val="clear" w:color="auto" w:fill="FFFFFF"/>
+            <w:tcMar>
+              <w:top w:w="0" w:type="dxa"/>
+              <w:bottom w:w="0" w:type="dxa"/>
+              <w:left w:w="0" w:type="dxa"/>
+              <w:right w:w="0" w:type="dxa"/>
+            </w:tcMar>
+            <w:vAlign w:val="center"/>
+          </w:tcPr>
+          <w:p>
+            <w:pPr>
+              <w:pStyle w:val="Normal"/>
+              <w:jc w:val="right"/>
+              <w:pBdr>
+                <w:bottom w:val="none" w:sz="0" w:space="0" w:color="000000"/>
+                <w:top w:val="none" w:sz="0" w:space="0" w:color="000000"/>
+                <w:left w:val="none" w:sz="0" w:space="0" w:color="000000"/>
+                <w:right w:val="none" w:sz="0" w:space="0" w:color="000000"/>
+              </w:pBdr>
+              <w:spacing w:after="100" w:before="100" w:line="240"/>
+              <w:ind w:left="100" w:right="100" w:firstLine="0" w:firstLineChars="0"/>
+              <w:rPr>
+                <w:rFonts w:ascii="Times New Roman" w:hAnsi="Times New Roman" w:eastAsia="Times New Roman" w:cs="Times New Roman"/>
+                <w:i w:val="false"/>
+                <w:b w:val="false"/>
+                <w:u w:val="none"/>
+                <w:strike w:val="false"/>
+                <w:sz w:val="18"/>
+                <w:szCs w:val="18"/>
+                <w:color w:val="000000"/>
+              </w:rPr>
+            </w:pPr>
+            <w:r>
+              <w:rPr>
+                <w:rFonts w:ascii="Times New Roman" w:hAnsi="Times New Roman" w:eastAsia="Times New Roman" w:cs="Times New Roman"/>
+                <w:i w:val="false"/>
+                <w:b w:val="false"/>
+                <w:u w:val="none"/>
+                <w:strike w:val="false"/>
+                <w:sz w:val="18"/>
+                <w:szCs w:val="18"/>
+                <w:color w:val="000000"/>
+              </w:rPr>
+              <w:t xml:space="preserve">4</w:t>
+            </w:r>
+          </w:p>
+        </w:tc>
+        <w:tc>
+          <w:tcPr>
+            <w:tcBorders>
+              <w:bottom w:val="none" w:sz="0" w:space="0" w:color="000000"/>
+              <w:top w:val="none" w:sz="0" w:space="0" w:color="000000"/>
+              <w:left w:val="none" w:sz="0" w:space="0" w:color="000000"/>
+              <w:right w:val="none" w:sz="0" w:space="0" w:color="000000"/>
+            </w:tcBorders>
+            <w:shd w:val="clear" w:color="auto" w:fill="FFFFFF"/>
+            <w:tcMar>
+              <w:top w:w="0" w:type="dxa"/>
+              <w:bottom w:w="0" w:type="dxa"/>
+              <w:left w:w="0" w:type="dxa"/>
+              <w:right w:w="0" w:type="dxa"/>
+            </w:tcMar>
+            <w:vAlign w:val="center"/>
+          </w:tcPr>
+          <w:p>
+            <w:pPr>
+              <w:pStyle w:val="Normal"/>
+              <w:jc w:val="left"/>
+              <w:pBdr>
+                <w:bottom w:val="none" w:sz="0" w:space="0" w:color="000000"/>
+                <w:top w:val="none" w:sz="0" w:space="0" w:color="000000"/>
+                <w:left w:val="none" w:sz="0" w:space="0" w:color="000000"/>
+                <w:right w:val="none" w:sz="0" w:space="0" w:color="000000"/>
+              </w:pBdr>
+              <w:spacing w:after="100" w:before="100" w:line="240"/>
+              <w:ind w:left="100" w:right="100" w:firstLine="0" w:firstLineChars="0"/>
+              <w:rPr>
+                <w:rFonts w:ascii="Times New Roman" w:hAnsi="Times New Roman" w:eastAsia="Times New Roman" w:cs="Times New Roman"/>
+                <w:i w:val="false"/>
+                <w:b w:val="false"/>
+                <w:u w:val="none"/>
+                <w:strike w:val="false"/>
+                <w:sz w:val="18"/>
+                <w:szCs w:val="18"/>
+                <w:color w:val="000000"/>
+              </w:rPr>
+            </w:pPr>
+            <w:r>
+              <w:rPr>
+                <w:rFonts w:ascii="Times New Roman" w:hAnsi="Times New Roman" w:eastAsia="Times New Roman" w:cs="Times New Roman"/>
+                <w:i w:val="false"/>
+                <w:b w:val="false"/>
+                <w:u w:val="none"/>
+                <w:strike w:val="false"/>
+                <w:sz w:val="18"/>
+                <w:szCs w:val="18"/>
+                <w:color w:val="000000"/>
+              </w:rPr>
+              <w:t xml:space="preserve">0.97 (0.28–3.33)</w:t>
+            </w:r>
+          </w:p>
+        </w:tc>
+        <w:tc>
+          <w:tcPr>
+            <w:tcBorders>
+              <w:bottom w:val="none" w:sz="0" w:space="0" w:color="000000"/>
+              <w:top w:val="none" w:sz="0" w:space="0" w:color="000000"/>
+              <w:left w:val="none" w:sz="0" w:space="0" w:color="000000"/>
+              <w:right w:val="none" w:sz="0" w:space="0" w:color="000000"/>
+            </w:tcBorders>
+            <w:shd w:val="clear" w:color="auto" w:fill="FFFFFF"/>
+            <w:tcMar>
+              <w:top w:w="0" w:type="dxa"/>
+              <w:bottom w:w="0" w:type="dxa"/>
+              <w:left w:w="0" w:type="dxa"/>
+              <w:right w:w="0" w:type="dxa"/>
+            </w:tcMar>
+            <w:vAlign w:val="center"/>
+          </w:tcPr>
+          <w:p>
+            <w:pPr>
+              <w:pStyle w:val="Normal"/>
+              <w:jc w:val="left"/>
+              <w:pBdr>
+                <w:bottom w:val="none" w:sz="0" w:space="0" w:color="000000"/>
+                <w:top w:val="none" w:sz="0" w:space="0" w:color="000000"/>
+                <w:left w:val="none" w:sz="0" w:space="0" w:color="000000"/>
+                <w:right w:val="none" w:sz="0" w:space="0" w:color="000000"/>
+              </w:pBdr>
+              <w:spacing w:after="100" w:before="100" w:line="240"/>
+              <w:ind w:left="100" w:right="100" w:firstLine="0" w:firstLineChars="0"/>
+              <w:rPr>
+                <w:rFonts w:ascii="Times New Roman" w:hAnsi="Times New Roman" w:eastAsia="Times New Roman" w:cs="Times New Roman"/>
+                <w:i w:val="false"/>
+                <w:b w:val="false"/>
+                <w:u w:val="none"/>
+                <w:strike w:val="false"/>
+                <w:sz w:val="18"/>
+                <w:szCs w:val="18"/>
+                <w:color w:val="000000"/>
+              </w:rPr>
+            </w:pPr>
+            <w:r>
+              <w:rPr>
+                <w:rFonts w:ascii="Times New Roman" w:hAnsi="Times New Roman" w:eastAsia="Times New Roman" w:cs="Times New Roman"/>
+                <w:i w:val="false"/>
+                <w:b w:val="false"/>
+                <w:u w:val="none"/>
+                <w:strike w:val="false"/>
+                <w:sz w:val="18"/>
+                <w:szCs w:val="18"/>
+                <w:color w:val="000000"/>
+              </w:rPr>
+              <w:t xml:space="preserve">0.962</w:t>
+            </w:r>
+          </w:p>
+        </w:tc>
+        <w:tc>
+          <w:tcPr>
+            <w:tcBorders>
+              <w:bottom w:val="none" w:sz="0" w:space="0" w:color="000000"/>
+              <w:top w:val="none" w:sz="0" w:space="0" w:color="000000"/>
+              <w:left w:val="none" w:sz="0" w:space="0" w:color="000000"/>
+              <w:right w:val="none" w:sz="0" w:space="0" w:color="000000"/>
+            </w:tcBorders>
+            <w:shd w:val="clear" w:color="auto" w:fill="FFFFFF"/>
+            <w:tcMar>
+              <w:top w:w="0" w:type="dxa"/>
+              <w:bottom w:w="0" w:type="dxa"/>
+              <w:left w:w="0" w:type="dxa"/>
+              <w:right w:w="0" w:type="dxa"/>
+            </w:tcMar>
+            <w:vAlign w:val="center"/>
+          </w:tcPr>
+          <w:p>
+            <w:pPr>
+              <w:pStyle w:val="Normal"/>
+              <w:jc w:val="left"/>
+              <w:pBdr>
+                <w:bottom w:val="none" w:sz="0" w:space="0" w:color="000000"/>
+                <w:top w:val="none" w:sz="0" w:space="0" w:color="000000"/>
+                <w:left w:val="none" w:sz="0" w:space="0" w:color="000000"/>
+                <w:right w:val="none" w:sz="0" w:space="0" w:color="000000"/>
+              </w:pBdr>
+              <w:spacing w:after="100" w:before="100" w:line="240"/>
+              <w:ind w:left="100" w:right="100" w:firstLine="0" w:firstLineChars="0"/>
+              <w:rPr>
+                <w:rFonts w:ascii="Times New Roman" w:hAnsi="Times New Roman" w:eastAsia="Times New Roman" w:cs="Times New Roman"/>
+                <w:i w:val="false"/>
+                <w:b w:val="false"/>
+                <w:u w:val="none"/>
+                <w:strike w:val="false"/>
+                <w:sz w:val="18"/>
+                <w:szCs w:val="18"/>
+                <w:color w:val="000000"/>
+              </w:rPr>
+            </w:pPr>
+            <w:r>
+              <w:rPr>
+                <w:rFonts w:ascii="Times New Roman" w:hAnsi="Times New Roman" w:eastAsia="Times New Roman" w:cs="Times New Roman"/>
+                <w:i w:val="false"/>
+                <w:b w:val="false"/>
+                <w:u w:val="none"/>
+                <w:strike w:val="false"/>
+                <w:sz w:val="18"/>
+                <w:szCs w:val="18"/>
+                <w:color w:val="000000"/>
+              </w:rPr>
+              <w:t xml:space="preserve"/>
+            </w:r>
+          </w:p>
+        </w:tc>
+      </w:tr>
+      <w:tr>
+        <w:trPr>
+          <w:trHeight w:val="560" w:hRule="auto"/>
+        </w:trPr>
+        <w:tc>
+          <w:tcPr>
+            <w:tcBorders>
+              <w:bottom w:val="none" w:sz="0" w:space="0" w:color="000000"/>
+              <w:top w:val="none" w:sz="0" w:space="0" w:color="000000"/>
+              <w:left w:val="none" w:sz="0" w:space="0" w:color="000000"/>
+              <w:right w:val="none" w:sz="0" w:space="0" w:color="000000"/>
+            </w:tcBorders>
+            <w:shd w:val="clear" w:color="auto" w:fill="FFFFFF"/>
+            <w:tcMar>
+              <w:top w:w="0" w:type="dxa"/>
+              <w:bottom w:w="0" w:type="dxa"/>
+              <w:left w:w="0" w:type="dxa"/>
+              <w:right w:w="0" w:type="dxa"/>
+            </w:tcMar>
+            <w:vAlign w:val="center"/>
+          </w:tcPr>
+          <w:p>
+            <w:pPr>
+              <w:pStyle w:val="Normal"/>
+              <w:jc w:val="left"/>
+              <w:pBdr>
+                <w:bottom w:val="none" w:sz="0" w:space="0" w:color="000000"/>
+                <w:top w:val="none" w:sz="0" w:space="0" w:color="000000"/>
+                <w:left w:val="none" w:sz="0" w:space="0" w:color="000000"/>
+                <w:right w:val="none" w:sz="0" w:space="0" w:color="000000"/>
+              </w:pBdr>
+              <w:spacing w:after="100" w:before="100" w:line="240"/>
+              <w:ind w:left="100" w:right="100" w:firstLine="0" w:firstLineChars="0"/>
+              <w:rPr>
+                <w:rFonts w:ascii="Times New Roman" w:hAnsi="Times New Roman" w:eastAsia="Times New Roman" w:cs="Times New Roman"/>
+                <w:i w:val="false"/>
+                <w:b w:val="false"/>
+                <w:u w:val="none"/>
+                <w:strike w:val="false"/>
+                <w:sz w:val="18"/>
+                <w:szCs w:val="18"/>
+                <w:color w:val="000000"/>
+              </w:rPr>
+            </w:pPr>
+            <w:r>
+              <w:rPr>
+                <w:rFonts w:ascii="Times New Roman" w:hAnsi="Times New Roman" w:eastAsia="Times New Roman" w:cs="Times New Roman"/>
+                <w:i w:val="false"/>
+                <w:b w:val="false"/>
+                <w:u w:val="none"/>
+                <w:strike w:val="false"/>
+                <w:sz w:val="18"/>
+                <w:szCs w:val="18"/>
+                <w:color w:val="000000"/>
+              </w:rPr>
               <w:t xml:space="preserve">Pathologic stage group</w:t>
             </w:r>
           </w:p>
@@ -2549,7 +2939,787 @@
                 <w:szCs w:val="18"/>
                 <w:color w:val="000000"/>
               </w:rPr>
-              <w:t xml:space="preserve">79</w:t>
+              <w:t xml:space="preserve">50</w:t>
+            </w:r>
+          </w:p>
+        </w:tc>
+        <w:tc>
+          <w:tcPr>
+            <w:tcBorders>
+              <w:bottom w:val="none" w:sz="0" w:space="0" w:color="000000"/>
+              <w:top w:val="none" w:sz="0" w:space="0" w:color="000000"/>
+              <w:left w:val="none" w:sz="0" w:space="0" w:color="000000"/>
+              <w:right w:val="none" w:sz="0" w:space="0" w:color="000000"/>
+            </w:tcBorders>
+            <w:shd w:val="clear" w:color="auto" w:fill="FFFFFF"/>
+            <w:tcMar>
+              <w:top w:w="0" w:type="dxa"/>
+              <w:bottom w:w="0" w:type="dxa"/>
+              <w:left w:w="0" w:type="dxa"/>
+              <w:right w:w="0" w:type="dxa"/>
+            </w:tcMar>
+            <w:vAlign w:val="center"/>
+          </w:tcPr>
+          <w:p>
+            <w:pPr>
+              <w:pStyle w:val="Normal"/>
+              <w:jc w:val="right"/>
+              <w:pBdr>
+                <w:bottom w:val="none" w:sz="0" w:space="0" w:color="000000"/>
+                <w:top w:val="none" w:sz="0" w:space="0" w:color="000000"/>
+                <w:left w:val="none" w:sz="0" w:space="0" w:color="000000"/>
+                <w:right w:val="none" w:sz="0" w:space="0" w:color="000000"/>
+              </w:pBdr>
+              <w:spacing w:after="100" w:before="100" w:line="240"/>
+              <w:ind w:left="100" w:right="100" w:firstLine="0" w:firstLineChars="0"/>
+              <w:rPr>
+                <w:rFonts w:ascii="Times New Roman" w:hAnsi="Times New Roman" w:eastAsia="Times New Roman" w:cs="Times New Roman"/>
+                <w:i w:val="false"/>
+                <w:b w:val="false"/>
+                <w:u w:val="none"/>
+                <w:strike w:val="false"/>
+                <w:sz w:val="18"/>
+                <w:szCs w:val="18"/>
+                <w:color w:val="000000"/>
+              </w:rPr>
+            </w:pPr>
+            <w:r>
+              <w:rPr>
+                <w:rFonts w:ascii="Times New Roman" w:hAnsi="Times New Roman" w:eastAsia="Times New Roman" w:cs="Times New Roman"/>
+                <w:i w:val="false"/>
+                <w:b w:val="false"/>
+                <w:u w:val="none"/>
+                <w:strike w:val="false"/>
+                <w:sz w:val="18"/>
+                <w:szCs w:val="18"/>
+                <w:color w:val="000000"/>
+              </w:rPr>
+              <w:t xml:space="preserve">5</w:t>
+            </w:r>
+          </w:p>
+        </w:tc>
+        <w:tc>
+          <w:tcPr>
+            <w:tcBorders>
+              <w:bottom w:val="none" w:sz="0" w:space="0" w:color="000000"/>
+              <w:top w:val="none" w:sz="0" w:space="0" w:color="000000"/>
+              <w:left w:val="none" w:sz="0" w:space="0" w:color="000000"/>
+              <w:right w:val="none" w:sz="0" w:space="0" w:color="000000"/>
+            </w:tcBorders>
+            <w:shd w:val="clear" w:color="auto" w:fill="FFFFFF"/>
+            <w:tcMar>
+              <w:top w:w="0" w:type="dxa"/>
+              <w:bottom w:w="0" w:type="dxa"/>
+              <w:left w:w="0" w:type="dxa"/>
+              <w:right w:w="0" w:type="dxa"/>
+            </w:tcMar>
+            <w:vAlign w:val="center"/>
+          </w:tcPr>
+          <w:p>
+            <w:pPr>
+              <w:pStyle w:val="Normal"/>
+              <w:jc w:val="left"/>
+              <w:pBdr>
+                <w:bottom w:val="none" w:sz="0" w:space="0" w:color="000000"/>
+                <w:top w:val="none" w:sz="0" w:space="0" w:color="000000"/>
+                <w:left w:val="none" w:sz="0" w:space="0" w:color="000000"/>
+                <w:right w:val="none" w:sz="0" w:space="0" w:color="000000"/>
+              </w:pBdr>
+              <w:spacing w:after="100" w:before="100" w:line="240"/>
+              <w:ind w:left="100" w:right="100" w:firstLine="0" w:firstLineChars="0"/>
+              <w:rPr>
+                <w:rFonts w:ascii="Times New Roman" w:hAnsi="Times New Roman" w:eastAsia="Times New Roman" w:cs="Times New Roman"/>
+                <w:i w:val="false"/>
+                <w:b w:val="false"/>
+                <w:u w:val="none"/>
+                <w:strike w:val="false"/>
+                <w:sz w:val="18"/>
+                <w:szCs w:val="18"/>
+                <w:color w:val="000000"/>
+              </w:rPr>
+            </w:pPr>
+            <w:r>
+              <w:rPr>
+                <w:rFonts w:ascii="Times New Roman" w:hAnsi="Times New Roman" w:eastAsia="Times New Roman" w:cs="Times New Roman"/>
+                <w:i w:val="false"/>
+                <w:b w:val="false"/>
+                <w:u w:val="none"/>
+                <w:strike w:val="false"/>
+                <w:sz w:val="18"/>
+                <w:szCs w:val="18"/>
+                <w:color w:val="000000"/>
+              </w:rPr>
+              <w:t xml:space="preserve">Reference</w:t>
+            </w:r>
+          </w:p>
+        </w:tc>
+        <w:tc>
+          <w:tcPr>
+            <w:tcBorders>
+              <w:bottom w:val="none" w:sz="0" w:space="0" w:color="000000"/>
+              <w:top w:val="none" w:sz="0" w:space="0" w:color="000000"/>
+              <w:left w:val="none" w:sz="0" w:space="0" w:color="000000"/>
+              <w:right w:val="none" w:sz="0" w:space="0" w:color="000000"/>
+            </w:tcBorders>
+            <w:shd w:val="clear" w:color="auto" w:fill="FFFFFF"/>
+            <w:tcMar>
+              <w:top w:w="0" w:type="dxa"/>
+              <w:bottom w:w="0" w:type="dxa"/>
+              <w:left w:w="0" w:type="dxa"/>
+              <w:right w:w="0" w:type="dxa"/>
+            </w:tcMar>
+            <w:vAlign w:val="center"/>
+          </w:tcPr>
+          <w:p>
+            <w:pPr>
+              <w:pStyle w:val="Normal"/>
+              <w:jc w:val="left"/>
+              <w:pBdr>
+                <w:bottom w:val="none" w:sz="0" w:space="0" w:color="000000"/>
+                <w:top w:val="none" w:sz="0" w:space="0" w:color="000000"/>
+                <w:left w:val="none" w:sz="0" w:space="0" w:color="000000"/>
+                <w:right w:val="none" w:sz="0" w:space="0" w:color="000000"/>
+              </w:pBdr>
+              <w:spacing w:after="100" w:before="100" w:line="240"/>
+              <w:ind w:left="100" w:right="100" w:firstLine="0" w:firstLineChars="0"/>
+              <w:rPr>
+                <w:rFonts w:ascii="Times New Roman" w:hAnsi="Times New Roman" w:eastAsia="Times New Roman" w:cs="Times New Roman"/>
+                <w:i w:val="false"/>
+                <w:b w:val="false"/>
+                <w:u w:val="none"/>
+                <w:strike w:val="false"/>
+                <w:sz w:val="18"/>
+                <w:szCs w:val="18"/>
+                <w:color w:val="000000"/>
+              </w:rPr>
+            </w:pPr>
+            <w:r>
+              <w:rPr>
+                <w:rFonts w:ascii="Times New Roman" w:hAnsi="Times New Roman" w:eastAsia="Times New Roman" w:cs="Times New Roman"/>
+                <w:i w:val="false"/>
+                <w:b w:val="false"/>
+                <w:u w:val="none"/>
+                <w:strike w:val="false"/>
+                <w:sz w:val="18"/>
+                <w:szCs w:val="18"/>
+                <w:color w:val="000000"/>
+              </w:rPr>
+              <w:t xml:space="preserve"/>
+            </w:r>
+          </w:p>
+        </w:tc>
+        <w:tc>
+          <w:tcPr>
+            <w:tcBorders>
+              <w:bottom w:val="none" w:sz="0" w:space="0" w:color="000000"/>
+              <w:top w:val="none" w:sz="0" w:space="0" w:color="000000"/>
+              <w:left w:val="none" w:sz="0" w:space="0" w:color="000000"/>
+              <w:right w:val="none" w:sz="0" w:space="0" w:color="000000"/>
+            </w:tcBorders>
+            <w:shd w:val="clear" w:color="auto" w:fill="FFFFFF"/>
+            <w:tcMar>
+              <w:top w:w="0" w:type="dxa"/>
+              <w:bottom w:w="0" w:type="dxa"/>
+              <w:left w:w="0" w:type="dxa"/>
+              <w:right w:w="0" w:type="dxa"/>
+            </w:tcMar>
+            <w:vAlign w:val="center"/>
+          </w:tcPr>
+          <w:p>
+            <w:pPr>
+              <w:pStyle w:val="Normal"/>
+              <w:jc w:val="left"/>
+              <w:pBdr>
+                <w:bottom w:val="none" w:sz="0" w:space="0" w:color="000000"/>
+                <w:top w:val="none" w:sz="0" w:space="0" w:color="000000"/>
+                <w:left w:val="none" w:sz="0" w:space="0" w:color="000000"/>
+                <w:right w:val="none" w:sz="0" w:space="0" w:color="000000"/>
+              </w:pBdr>
+              <w:spacing w:after="100" w:before="100" w:line="240"/>
+              <w:ind w:left="100" w:right="100" w:firstLine="0" w:firstLineChars="0"/>
+              <w:rPr>
+                <w:rFonts w:ascii="Times New Roman" w:hAnsi="Times New Roman" w:eastAsia="Times New Roman" w:cs="Times New Roman"/>
+                <w:i w:val="false"/>
+                <w:b w:val="false"/>
+                <w:u w:val="none"/>
+                <w:strike w:val="false"/>
+                <w:sz w:val="18"/>
+                <w:szCs w:val="18"/>
+                <w:color w:val="000000"/>
+              </w:rPr>
+            </w:pPr>
+            <w:r>
+              <w:rPr>
+                <w:rFonts w:ascii="Times New Roman" w:hAnsi="Times New Roman" w:eastAsia="Times New Roman" w:cs="Times New Roman"/>
+                <w:i w:val="false"/>
+                <w:b w:val="false"/>
+                <w:u w:val="none"/>
+                <w:strike w:val="false"/>
+                <w:sz w:val="18"/>
+                <w:szCs w:val="18"/>
+                <w:color w:val="000000"/>
+              </w:rPr>
+              <w:t xml:space="preserve"/>
+            </w:r>
+          </w:p>
+        </w:tc>
+      </w:tr>
+      <w:tr>
+        <w:trPr>
+          <w:trHeight w:val="560" w:hRule="auto"/>
+        </w:trPr>
+        <w:tc>
+          <w:tcPr>
+            <w:tcBorders>
+              <w:bottom w:val="none" w:sz="0" w:space="0" w:color="000000"/>
+              <w:top w:val="none" w:sz="0" w:space="0" w:color="000000"/>
+              <w:left w:val="none" w:sz="0" w:space="0" w:color="000000"/>
+              <w:right w:val="none" w:sz="0" w:space="0" w:color="000000"/>
+            </w:tcBorders>
+            <w:shd w:val="clear" w:color="auto" w:fill="FFFFFF"/>
+            <w:tcMar>
+              <w:top w:w="0" w:type="dxa"/>
+              <w:bottom w:w="0" w:type="dxa"/>
+              <w:left w:w="0" w:type="dxa"/>
+              <w:right w:w="0" w:type="dxa"/>
+            </w:tcMar>
+            <w:vAlign w:val="center"/>
+          </w:tcPr>
+          <w:p>
+            <w:pPr>
+              <w:pStyle w:val="Normal"/>
+              <w:jc w:val="left"/>
+              <w:pBdr>
+                <w:bottom w:val="none" w:sz="0" w:space="0" w:color="000000"/>
+                <w:top w:val="none" w:sz="0" w:space="0" w:color="000000"/>
+                <w:left w:val="none" w:sz="0" w:space="0" w:color="000000"/>
+                <w:right w:val="none" w:sz="0" w:space="0" w:color="000000"/>
+              </w:pBdr>
+              <w:spacing w:after="100" w:before="100" w:line="240"/>
+              <w:ind w:left="100" w:right="100" w:firstLine="0" w:firstLineChars="0"/>
+              <w:rPr>
+                <w:rFonts w:ascii="Times New Roman" w:hAnsi="Times New Roman" w:eastAsia="Times New Roman" w:cs="Times New Roman"/>
+                <w:i w:val="false"/>
+                <w:b w:val="false"/>
+                <w:u w:val="none"/>
+                <w:strike w:val="false"/>
+                <w:sz w:val="18"/>
+                <w:szCs w:val="18"/>
+                <w:color w:val="000000"/>
+              </w:rPr>
+            </w:pPr>
+            <w:r>
+              <w:rPr>
+                <w:rFonts w:ascii="Times New Roman" w:hAnsi="Times New Roman" w:eastAsia="Times New Roman" w:cs="Times New Roman"/>
+                <w:i w:val="false"/>
+                <w:b w:val="false"/>
+                <w:u w:val="none"/>
+                <w:strike w:val="false"/>
+                <w:sz w:val="18"/>
+                <w:szCs w:val="18"/>
+                <w:color w:val="000000"/>
+              </w:rPr>
+              <w:t xml:space="preserve"/>
+            </w:r>
+          </w:p>
+        </w:tc>
+        <w:tc>
+          <w:tcPr>
+            <w:tcBorders>
+              <w:bottom w:val="none" w:sz="0" w:space="0" w:color="000000"/>
+              <w:top w:val="none" w:sz="0" w:space="0" w:color="000000"/>
+              <w:left w:val="none" w:sz="0" w:space="0" w:color="000000"/>
+              <w:right w:val="none" w:sz="0" w:space="0" w:color="000000"/>
+            </w:tcBorders>
+            <w:shd w:val="clear" w:color="auto" w:fill="FFFFFF"/>
+            <w:tcMar>
+              <w:top w:w="0" w:type="dxa"/>
+              <w:bottom w:w="0" w:type="dxa"/>
+              <w:left w:w="0" w:type="dxa"/>
+              <w:right w:w="0" w:type="dxa"/>
+            </w:tcMar>
+            <w:vAlign w:val="center"/>
+          </w:tcPr>
+          <w:p>
+            <w:pPr>
+              <w:pStyle w:val="Normal"/>
+              <w:jc w:val="left"/>
+              <w:pBdr>
+                <w:bottom w:val="none" w:sz="0" w:space="0" w:color="000000"/>
+                <w:top w:val="none" w:sz="0" w:space="0" w:color="000000"/>
+                <w:left w:val="none" w:sz="0" w:space="0" w:color="000000"/>
+                <w:right w:val="none" w:sz="0" w:space="0" w:color="000000"/>
+              </w:pBdr>
+              <w:spacing w:after="100" w:before="100" w:line="240"/>
+              <w:ind w:left="100" w:right="100" w:firstLine="0" w:firstLineChars="0"/>
+              <w:rPr>
+                <w:rFonts w:ascii="Times New Roman" w:hAnsi="Times New Roman" w:eastAsia="Times New Roman" w:cs="Times New Roman"/>
+                <w:i w:val="false"/>
+                <w:b w:val="false"/>
+                <w:u w:val="none"/>
+                <w:strike w:val="false"/>
+                <w:sz w:val="18"/>
+                <w:szCs w:val="18"/>
+                <w:color w:val="000000"/>
+              </w:rPr>
+            </w:pPr>
+            <w:r>
+              <w:rPr>
+                <w:rFonts w:ascii="Times New Roman" w:hAnsi="Times New Roman" w:eastAsia="Times New Roman" w:cs="Times New Roman"/>
+                <w:i w:val="false"/>
+                <w:b w:val="false"/>
+                <w:u w:val="none"/>
+                <w:strike w:val="false"/>
+                <w:sz w:val="18"/>
+                <w:szCs w:val="18"/>
+                <w:color w:val="000000"/>
+              </w:rPr>
+              <w:t xml:space="preserve">III–IV</w:t>
+            </w:r>
+          </w:p>
+        </w:tc>
+        <w:tc>
+          <w:tcPr>
+            <w:tcBorders>
+              <w:bottom w:val="none" w:sz="0" w:space="0" w:color="000000"/>
+              <w:top w:val="none" w:sz="0" w:space="0" w:color="000000"/>
+              <w:left w:val="none" w:sz="0" w:space="0" w:color="000000"/>
+              <w:right w:val="none" w:sz="0" w:space="0" w:color="000000"/>
+            </w:tcBorders>
+            <w:shd w:val="clear" w:color="auto" w:fill="FFFFFF"/>
+            <w:tcMar>
+              <w:top w:w="0" w:type="dxa"/>
+              <w:bottom w:w="0" w:type="dxa"/>
+              <w:left w:w="0" w:type="dxa"/>
+              <w:right w:w="0" w:type="dxa"/>
+            </w:tcMar>
+            <w:vAlign w:val="center"/>
+          </w:tcPr>
+          <w:p>
+            <w:pPr>
+              <w:pStyle w:val="Normal"/>
+              <w:jc w:val="right"/>
+              <w:pBdr>
+                <w:bottom w:val="none" w:sz="0" w:space="0" w:color="000000"/>
+                <w:top w:val="none" w:sz="0" w:space="0" w:color="000000"/>
+                <w:left w:val="none" w:sz="0" w:space="0" w:color="000000"/>
+                <w:right w:val="none" w:sz="0" w:space="0" w:color="000000"/>
+              </w:pBdr>
+              <w:spacing w:after="100" w:before="100" w:line="240"/>
+              <w:ind w:left="100" w:right="100" w:firstLine="0" w:firstLineChars="0"/>
+              <w:rPr>
+                <w:rFonts w:ascii="Times New Roman" w:hAnsi="Times New Roman" w:eastAsia="Times New Roman" w:cs="Times New Roman"/>
+                <w:i w:val="false"/>
+                <w:b w:val="false"/>
+                <w:u w:val="none"/>
+                <w:strike w:val="false"/>
+                <w:sz w:val="18"/>
+                <w:szCs w:val="18"/>
+                <w:color w:val="000000"/>
+              </w:rPr>
+            </w:pPr>
+            <w:r>
+              <w:rPr>
+                <w:rFonts w:ascii="Times New Roman" w:hAnsi="Times New Roman" w:eastAsia="Times New Roman" w:cs="Times New Roman"/>
+                <w:i w:val="false"/>
+                <w:b w:val="false"/>
+                <w:u w:val="none"/>
+                <w:strike w:val="false"/>
+                <w:sz w:val="18"/>
+                <w:szCs w:val="18"/>
+                <w:color w:val="000000"/>
+              </w:rPr>
+              <w:t xml:space="preserve">52</w:t>
+            </w:r>
+          </w:p>
+        </w:tc>
+        <w:tc>
+          <w:tcPr>
+            <w:tcBorders>
+              <w:bottom w:val="none" w:sz="0" w:space="0" w:color="000000"/>
+              <w:top w:val="none" w:sz="0" w:space="0" w:color="000000"/>
+              <w:left w:val="none" w:sz="0" w:space="0" w:color="000000"/>
+              <w:right w:val="none" w:sz="0" w:space="0" w:color="000000"/>
+            </w:tcBorders>
+            <w:shd w:val="clear" w:color="auto" w:fill="FFFFFF"/>
+            <w:tcMar>
+              <w:top w:w="0" w:type="dxa"/>
+              <w:bottom w:w="0" w:type="dxa"/>
+              <w:left w:w="0" w:type="dxa"/>
+              <w:right w:w="0" w:type="dxa"/>
+            </w:tcMar>
+            <w:vAlign w:val="center"/>
+          </w:tcPr>
+          <w:p>
+            <w:pPr>
+              <w:pStyle w:val="Normal"/>
+              <w:jc w:val="right"/>
+              <w:pBdr>
+                <w:bottom w:val="none" w:sz="0" w:space="0" w:color="000000"/>
+                <w:top w:val="none" w:sz="0" w:space="0" w:color="000000"/>
+                <w:left w:val="none" w:sz="0" w:space="0" w:color="000000"/>
+                <w:right w:val="none" w:sz="0" w:space="0" w:color="000000"/>
+              </w:pBdr>
+              <w:spacing w:after="100" w:before="100" w:line="240"/>
+              <w:ind w:left="100" w:right="100" w:firstLine="0" w:firstLineChars="0"/>
+              <w:rPr>
+                <w:rFonts w:ascii="Times New Roman" w:hAnsi="Times New Roman" w:eastAsia="Times New Roman" w:cs="Times New Roman"/>
+                <w:i w:val="false"/>
+                <w:b w:val="false"/>
+                <w:u w:val="none"/>
+                <w:strike w:val="false"/>
+                <w:sz w:val="18"/>
+                <w:szCs w:val="18"/>
+                <w:color w:val="000000"/>
+              </w:rPr>
+            </w:pPr>
+            <w:r>
+              <w:rPr>
+                <w:rFonts w:ascii="Times New Roman" w:hAnsi="Times New Roman" w:eastAsia="Times New Roman" w:cs="Times New Roman"/>
+                <w:i w:val="false"/>
+                <w:b w:val="false"/>
+                <w:u w:val="none"/>
+                <w:strike w:val="false"/>
+                <w:sz w:val="18"/>
+                <w:szCs w:val="18"/>
+                <w:color w:val="000000"/>
+              </w:rPr>
+              <w:t xml:space="preserve">8</w:t>
+            </w:r>
+          </w:p>
+        </w:tc>
+        <w:tc>
+          <w:tcPr>
+            <w:tcBorders>
+              <w:bottom w:val="none" w:sz="0" w:space="0" w:color="000000"/>
+              <w:top w:val="none" w:sz="0" w:space="0" w:color="000000"/>
+              <w:left w:val="none" w:sz="0" w:space="0" w:color="000000"/>
+              <w:right w:val="none" w:sz="0" w:space="0" w:color="000000"/>
+            </w:tcBorders>
+            <w:shd w:val="clear" w:color="auto" w:fill="FFFFFF"/>
+            <w:tcMar>
+              <w:top w:w="0" w:type="dxa"/>
+              <w:bottom w:w="0" w:type="dxa"/>
+              <w:left w:w="0" w:type="dxa"/>
+              <w:right w:w="0" w:type="dxa"/>
+            </w:tcMar>
+            <w:vAlign w:val="center"/>
+          </w:tcPr>
+          <w:p>
+            <w:pPr>
+              <w:pStyle w:val="Normal"/>
+              <w:jc w:val="left"/>
+              <w:pBdr>
+                <w:bottom w:val="none" w:sz="0" w:space="0" w:color="000000"/>
+                <w:top w:val="none" w:sz="0" w:space="0" w:color="000000"/>
+                <w:left w:val="none" w:sz="0" w:space="0" w:color="000000"/>
+                <w:right w:val="none" w:sz="0" w:space="0" w:color="000000"/>
+              </w:pBdr>
+              <w:spacing w:after="100" w:before="100" w:line="240"/>
+              <w:ind w:left="100" w:right="100" w:firstLine="0" w:firstLineChars="0"/>
+              <w:rPr>
+                <w:rFonts w:ascii="Times New Roman" w:hAnsi="Times New Roman" w:eastAsia="Times New Roman" w:cs="Times New Roman"/>
+                <w:i w:val="false"/>
+                <w:b w:val="false"/>
+                <w:u w:val="none"/>
+                <w:strike w:val="false"/>
+                <w:sz w:val="18"/>
+                <w:szCs w:val="18"/>
+                <w:color w:val="000000"/>
+              </w:rPr>
+            </w:pPr>
+            <w:r>
+              <w:rPr>
+                <w:rFonts w:ascii="Times New Roman" w:hAnsi="Times New Roman" w:eastAsia="Times New Roman" w:cs="Times New Roman"/>
+                <w:i w:val="false"/>
+                <w:b w:val="false"/>
+                <w:u w:val="none"/>
+                <w:strike w:val="false"/>
+                <w:sz w:val="18"/>
+                <w:szCs w:val="18"/>
+                <w:color w:val="000000"/>
+              </w:rPr>
+              <w:t xml:space="preserve">1.77 (0.57–5.56)</w:t>
+            </w:r>
+          </w:p>
+        </w:tc>
+        <w:tc>
+          <w:tcPr>
+            <w:tcBorders>
+              <w:bottom w:val="none" w:sz="0" w:space="0" w:color="000000"/>
+              <w:top w:val="none" w:sz="0" w:space="0" w:color="000000"/>
+              <w:left w:val="none" w:sz="0" w:space="0" w:color="000000"/>
+              <w:right w:val="none" w:sz="0" w:space="0" w:color="000000"/>
+            </w:tcBorders>
+            <w:shd w:val="clear" w:color="auto" w:fill="FFFFFF"/>
+            <w:tcMar>
+              <w:top w:w="0" w:type="dxa"/>
+              <w:bottom w:w="0" w:type="dxa"/>
+              <w:left w:w="0" w:type="dxa"/>
+              <w:right w:w="0" w:type="dxa"/>
+            </w:tcMar>
+            <w:vAlign w:val="center"/>
+          </w:tcPr>
+          <w:p>
+            <w:pPr>
+              <w:pStyle w:val="Normal"/>
+              <w:jc w:val="left"/>
+              <w:pBdr>
+                <w:bottom w:val="none" w:sz="0" w:space="0" w:color="000000"/>
+                <w:top w:val="none" w:sz="0" w:space="0" w:color="000000"/>
+                <w:left w:val="none" w:sz="0" w:space="0" w:color="000000"/>
+                <w:right w:val="none" w:sz="0" w:space="0" w:color="000000"/>
+              </w:pBdr>
+              <w:spacing w:after="100" w:before="100" w:line="240"/>
+              <w:ind w:left="100" w:right="100" w:firstLine="0" w:firstLineChars="0"/>
+              <w:rPr>
+                <w:rFonts w:ascii="Times New Roman" w:hAnsi="Times New Roman" w:eastAsia="Times New Roman" w:cs="Times New Roman"/>
+                <w:i w:val="false"/>
+                <w:b w:val="false"/>
+                <w:u w:val="none"/>
+                <w:strike w:val="false"/>
+                <w:sz w:val="18"/>
+                <w:szCs w:val="18"/>
+                <w:color w:val="000000"/>
+              </w:rPr>
+            </w:pPr>
+            <w:r>
+              <w:rPr>
+                <w:rFonts w:ascii="Times New Roman" w:hAnsi="Times New Roman" w:eastAsia="Times New Roman" w:cs="Times New Roman"/>
+                <w:i w:val="false"/>
+                <w:b w:val="false"/>
+                <w:u w:val="none"/>
+                <w:strike w:val="false"/>
+                <w:sz w:val="18"/>
+                <w:szCs w:val="18"/>
+                <w:color w:val="000000"/>
+              </w:rPr>
+              <w:t xml:space="preserve">0.326</w:t>
+            </w:r>
+          </w:p>
+        </w:tc>
+        <w:tc>
+          <w:tcPr>
+            <w:tcBorders>
+              <w:bottom w:val="none" w:sz="0" w:space="0" w:color="000000"/>
+              <w:top w:val="none" w:sz="0" w:space="0" w:color="000000"/>
+              <w:left w:val="none" w:sz="0" w:space="0" w:color="000000"/>
+              <w:right w:val="none" w:sz="0" w:space="0" w:color="000000"/>
+            </w:tcBorders>
+            <w:shd w:val="clear" w:color="auto" w:fill="FFFFFF"/>
+            <w:tcMar>
+              <w:top w:w="0" w:type="dxa"/>
+              <w:bottom w:w="0" w:type="dxa"/>
+              <w:left w:w="0" w:type="dxa"/>
+              <w:right w:w="0" w:type="dxa"/>
+            </w:tcMar>
+            <w:vAlign w:val="center"/>
+          </w:tcPr>
+          <w:p>
+            <w:pPr>
+              <w:pStyle w:val="Normal"/>
+              <w:jc w:val="left"/>
+              <w:pBdr>
+                <w:bottom w:val="none" w:sz="0" w:space="0" w:color="000000"/>
+                <w:top w:val="none" w:sz="0" w:space="0" w:color="000000"/>
+                <w:left w:val="none" w:sz="0" w:space="0" w:color="000000"/>
+                <w:right w:val="none" w:sz="0" w:space="0" w:color="000000"/>
+              </w:pBdr>
+              <w:spacing w:after="100" w:before="100" w:line="240"/>
+              <w:ind w:left="100" w:right="100" w:firstLine="0" w:firstLineChars="0"/>
+              <w:rPr>
+                <w:rFonts w:ascii="Times New Roman" w:hAnsi="Times New Roman" w:eastAsia="Times New Roman" w:cs="Times New Roman"/>
+                <w:i w:val="false"/>
+                <w:b w:val="false"/>
+                <w:u w:val="none"/>
+                <w:strike w:val="false"/>
+                <w:sz w:val="18"/>
+                <w:szCs w:val="18"/>
+                <w:color w:val="000000"/>
+              </w:rPr>
+            </w:pPr>
+            <w:r>
+              <w:rPr>
+                <w:rFonts w:ascii="Times New Roman" w:hAnsi="Times New Roman" w:eastAsia="Times New Roman" w:cs="Times New Roman"/>
+                <w:i w:val="false"/>
+                <w:b w:val="false"/>
+                <w:u w:val="none"/>
+                <w:strike w:val="false"/>
+                <w:sz w:val="18"/>
+                <w:szCs w:val="18"/>
+                <w:color w:val="000000"/>
+              </w:rPr>
+              <w:t xml:space="preserve"/>
+            </w:r>
+          </w:p>
+        </w:tc>
+      </w:tr>
+      <w:tr>
+        <w:trPr>
+          <w:trHeight w:val="560" w:hRule="auto"/>
+        </w:trPr>
+        <w:tc>
+          <w:tcPr>
+            <w:tcBorders>
+              <w:bottom w:val="none" w:sz="0" w:space="0" w:color="000000"/>
+              <w:top w:val="none" w:sz="0" w:space="0" w:color="000000"/>
+              <w:left w:val="none" w:sz="0" w:space="0" w:color="000000"/>
+              <w:right w:val="none" w:sz="0" w:space="0" w:color="000000"/>
+            </w:tcBorders>
+            <w:shd w:val="clear" w:color="auto" w:fill="FFFFFF"/>
+            <w:tcMar>
+              <w:top w:w="0" w:type="dxa"/>
+              <w:bottom w:w="0" w:type="dxa"/>
+              <w:left w:w="0" w:type="dxa"/>
+              <w:right w:w="0" w:type="dxa"/>
+            </w:tcMar>
+            <w:vAlign w:val="center"/>
+          </w:tcPr>
+          <w:p>
+            <w:pPr>
+              <w:pStyle w:val="Normal"/>
+              <w:jc w:val="left"/>
+              <w:pBdr>
+                <w:bottom w:val="none" w:sz="0" w:space="0" w:color="000000"/>
+                <w:top w:val="none" w:sz="0" w:space="0" w:color="000000"/>
+                <w:left w:val="none" w:sz="0" w:space="0" w:color="000000"/>
+                <w:right w:val="none" w:sz="0" w:space="0" w:color="000000"/>
+              </w:pBdr>
+              <w:spacing w:after="100" w:before="100" w:line="240"/>
+              <w:ind w:left="100" w:right="100" w:firstLine="0" w:firstLineChars="0"/>
+              <w:rPr>
+                <w:rFonts w:ascii="Times New Roman" w:hAnsi="Times New Roman" w:eastAsia="Times New Roman" w:cs="Times New Roman"/>
+                <w:i w:val="false"/>
+                <w:b w:val="false"/>
+                <w:u w:val="none"/>
+                <w:strike w:val="false"/>
+                <w:sz w:val="18"/>
+                <w:szCs w:val="18"/>
+                <w:color w:val="000000"/>
+              </w:rPr>
+            </w:pPr>
+            <w:r>
+              <w:rPr>
+                <w:rFonts w:ascii="Times New Roman" w:hAnsi="Times New Roman" w:eastAsia="Times New Roman" w:cs="Times New Roman"/>
+                <w:i w:val="false"/>
+                <w:b w:val="false"/>
+                <w:u w:val="none"/>
+                <w:strike w:val="false"/>
+                <w:sz w:val="18"/>
+                <w:szCs w:val="18"/>
+                <w:color w:val="000000"/>
+              </w:rPr>
+              <w:t xml:space="preserve">Pretreatment CEA</w:t>
+            </w:r>
+          </w:p>
+        </w:tc>
+        <w:tc>
+          <w:tcPr>
+            <w:tcBorders>
+              <w:bottom w:val="none" w:sz="0" w:space="0" w:color="000000"/>
+              <w:top w:val="none" w:sz="0" w:space="0" w:color="000000"/>
+              <w:left w:val="none" w:sz="0" w:space="0" w:color="000000"/>
+              <w:right w:val="none" w:sz="0" w:space="0" w:color="000000"/>
+            </w:tcBorders>
+            <w:shd w:val="clear" w:color="auto" w:fill="FFFFFF"/>
+            <w:tcMar>
+              <w:top w:w="0" w:type="dxa"/>
+              <w:bottom w:w="0" w:type="dxa"/>
+              <w:left w:w="0" w:type="dxa"/>
+              <w:right w:w="0" w:type="dxa"/>
+            </w:tcMar>
+            <w:vAlign w:val="center"/>
+          </w:tcPr>
+          <w:p>
+            <w:pPr>
+              <w:pStyle w:val="Normal"/>
+              <w:jc w:val="left"/>
+              <w:pBdr>
+                <w:bottom w:val="none" w:sz="0" w:space="0" w:color="000000"/>
+                <w:top w:val="none" w:sz="0" w:space="0" w:color="000000"/>
+                <w:left w:val="none" w:sz="0" w:space="0" w:color="000000"/>
+                <w:right w:val="none" w:sz="0" w:space="0" w:color="000000"/>
+              </w:pBdr>
+              <w:spacing w:after="100" w:before="100" w:line="240"/>
+              <w:ind w:left="100" w:right="100" w:firstLine="0" w:firstLineChars="0"/>
+              <w:rPr>
+                <w:rFonts w:ascii="Times New Roman" w:hAnsi="Times New Roman" w:eastAsia="Times New Roman" w:cs="Times New Roman"/>
+                <w:i w:val="false"/>
+                <w:b w:val="false"/>
+                <w:u w:val="none"/>
+                <w:strike w:val="false"/>
+                <w:sz w:val="18"/>
+                <w:szCs w:val="18"/>
+                <w:color w:val="000000"/>
+              </w:rPr>
+            </w:pPr>
+            <w:r>
+              <w:rPr>
+                <w:rFonts w:ascii="Times New Roman" w:hAnsi="Times New Roman" w:eastAsia="Times New Roman" w:cs="Times New Roman"/>
+                <w:i w:val="false"/>
+                <w:b w:val="false"/>
+                <w:u w:val="none"/>
+                <w:strike w:val="false"/>
+                <w:sz w:val="18"/>
+                <w:szCs w:val="18"/>
+                <w:color w:val="000000"/>
+              </w:rPr>
+              <w:t xml:space="preserve">≤5 ng/mL (ref)</w:t>
+            </w:r>
+          </w:p>
+        </w:tc>
+        <w:tc>
+          <w:tcPr>
+            <w:tcBorders>
+              <w:bottom w:val="none" w:sz="0" w:space="0" w:color="000000"/>
+              <w:top w:val="none" w:sz="0" w:space="0" w:color="000000"/>
+              <w:left w:val="none" w:sz="0" w:space="0" w:color="000000"/>
+              <w:right w:val="none" w:sz="0" w:space="0" w:color="000000"/>
+            </w:tcBorders>
+            <w:shd w:val="clear" w:color="auto" w:fill="FFFFFF"/>
+            <w:tcMar>
+              <w:top w:w="0" w:type="dxa"/>
+              <w:bottom w:w="0" w:type="dxa"/>
+              <w:left w:w="0" w:type="dxa"/>
+              <w:right w:w="0" w:type="dxa"/>
+            </w:tcMar>
+            <w:vAlign w:val="center"/>
+          </w:tcPr>
+          <w:p>
+            <w:pPr>
+              <w:pStyle w:val="Normal"/>
+              <w:jc w:val="right"/>
+              <w:pBdr>
+                <w:bottom w:val="none" w:sz="0" w:space="0" w:color="000000"/>
+                <w:top w:val="none" w:sz="0" w:space="0" w:color="000000"/>
+                <w:left w:val="none" w:sz="0" w:space="0" w:color="000000"/>
+                <w:right w:val="none" w:sz="0" w:space="0" w:color="000000"/>
+              </w:pBdr>
+              <w:spacing w:after="100" w:before="100" w:line="240"/>
+              <w:ind w:left="100" w:right="100" w:firstLine="0" w:firstLineChars="0"/>
+              <w:rPr>
+                <w:rFonts w:ascii="Times New Roman" w:hAnsi="Times New Roman" w:eastAsia="Times New Roman" w:cs="Times New Roman"/>
+                <w:i w:val="false"/>
+                <w:b w:val="false"/>
+                <w:u w:val="none"/>
+                <w:strike w:val="false"/>
+                <w:sz w:val="18"/>
+                <w:szCs w:val="18"/>
+                <w:color w:val="000000"/>
+              </w:rPr>
+            </w:pPr>
+            <w:r>
+              <w:rPr>
+                <w:rFonts w:ascii="Times New Roman" w:hAnsi="Times New Roman" w:eastAsia="Times New Roman" w:cs="Times New Roman"/>
+                <w:i w:val="false"/>
+                <w:b w:val="false"/>
+                <w:u w:val="none"/>
+                <w:strike w:val="false"/>
+                <w:sz w:val="18"/>
+                <w:szCs w:val="18"/>
+                <w:color w:val="000000"/>
+              </w:rPr>
+              <w:t xml:space="preserve">60</w:t>
             </w:r>
           </w:p>
         </w:tc>
@@ -2884,7 +4054,7 @@
                 <w:szCs w:val="18"/>
                 <w:color w:val="000000"/>
               </w:rPr>
-              <w:t xml:space="preserve">III–IV</w:t>
+              <w:t xml:space="preserve">&gt;5 ng/mL</w:t>
             </w:r>
           </w:p>
         </w:tc>
@@ -2939,7 +4109,7 @@
                 <w:szCs w:val="18"/>
                 <w:color w:val="000000"/>
               </w:rPr>
-              <w:t xml:space="preserve">71</w:t>
+              <w:t xml:space="preserve">42</w:t>
             </w:r>
           </w:p>
         </w:tc>
@@ -2994,7 +4164,7 @@
                 <w:szCs w:val="18"/>
                 <w:color w:val="000000"/>
               </w:rPr>
-              <w:t xml:space="preserve">16</w:t>
+              <w:t xml:space="preserve">6</w:t>
             </w:r>
           </w:p>
         </w:tc>
@@ -3049,7 +4219,7 @@
                 <w:szCs w:val="18"/>
                 <w:color w:val="000000"/>
               </w:rPr>
-              <w:t xml:space="preserve">2.75 (1.11–6.85)</w:t>
+              <w:t xml:space="preserve">2.26 (0.69–7.35)</w:t>
             </w:r>
           </w:p>
         </w:tc>
@@ -3104,7 +4274,7 @@
                 <w:szCs w:val="18"/>
                 <w:color w:val="000000"/>
               </w:rPr>
-              <w:t xml:space="preserve">0.029</w:t>
+              <w:t xml:space="preserve">0.177</w:t>
             </w:r>
           </w:p>
         </w:tc>

--- a/output/tables/READ/READ_cox_multi_KRAS.docx
+++ b/output/tables/READ/READ_cox_multi_KRAS.docx
@@ -37,9 +37,9 @@
       <w:tblGrid>
         <w:gridCol w:w="2060"/>
         <w:gridCol w:w="1489"/>
-        <w:gridCol w:w="591"/>
+        <w:gridCol w:w="681"/>
         <w:gridCol w:w="931"/>
-        <w:gridCol w:w="1701"/>
+        <w:gridCol w:w="1611"/>
         <w:gridCol w:w="816"/>
         <w:gridCol w:w="1136"/>
       </w:tblGrid>
@@ -1099,7 +1099,7 @@
                 <w:szCs w:val="18"/>
                 <w:color w:val="000000"/>
               </w:rPr>
-              <w:t xml:space="preserve">0.21 (0.06–0.79)</w:t>
+              <w:t xml:space="preserve">0.25 (0.06–0.94)</w:t>
             </w:r>
           </w:p>
         </w:tc>
@@ -1154,7 +1154,7 @@
                 <w:szCs w:val="18"/>
                 <w:color w:val="000000"/>
               </w:rPr>
-              <w:t xml:space="preserve">0.021</w:t>
+              <w:t xml:space="preserve">0.041</w:t>
             </w:r>
           </w:p>
         </w:tc>
@@ -1269,7 +1269,7 @@
                 <w:szCs w:val="18"/>
                 <w:color w:val="000000"/>
               </w:rPr>
-              <w:t xml:space="preserve">Age group, years</w:t>
+              <w:t xml:space="preserve">Age (per 10 years)</w:t>
             </w:r>
           </w:p>
         </w:tc>
@@ -1324,7 +1324,7 @@
                 <w:szCs w:val="18"/>
                 <w:color w:val="000000"/>
               </w:rPr>
-              <w:t xml:space="preserve">≤65 (ref)</w:t>
+              <w:t xml:space="preserve"/>
             </w:r>
           </w:p>
         </w:tc>
@@ -1379,7 +1379,7 @@
                 <w:szCs w:val="18"/>
                 <w:color w:val="000000"/>
               </w:rPr>
-              <w:t xml:space="preserve">54</w:t>
+              <w:t xml:space="preserve">102</w:t>
             </w:r>
           </w:p>
         </w:tc>
@@ -1434,7 +1434,7 @@
                 <w:szCs w:val="18"/>
                 <w:color w:val="000000"/>
               </w:rPr>
-              <w:t xml:space="preserve">3</w:t>
+              <w:t xml:space="preserve">13</w:t>
             </w:r>
           </w:p>
         </w:tc>
@@ -1489,7 +1489,7 @@
                 <w:szCs w:val="18"/>
                 <w:color w:val="000000"/>
               </w:rPr>
-              <w:t xml:space="preserve">Reference</w:t>
+              <w:t xml:space="preserve">1.09 (1.02–1.17)</w:t>
             </w:r>
           </w:p>
         </w:tc>
@@ -1544,7 +1544,7 @@
                 <w:szCs w:val="18"/>
                 <w:color w:val="000000"/>
               </w:rPr>
-              <w:t xml:space="preserve"/>
+              <w:t xml:space="preserve">0.012</w:t>
             </w:r>
           </w:p>
         </w:tc>
@@ -1659,282 +1659,282 @@
                 <w:szCs w:val="18"/>
                 <w:color w:val="000000"/>
               </w:rPr>
+              <w:t xml:space="preserve">Sex</w:t>
+            </w:r>
+          </w:p>
+        </w:tc>
+        <w:tc>
+          <w:tcPr>
+            <w:tcBorders>
+              <w:bottom w:val="none" w:sz="0" w:space="0" w:color="000000"/>
+              <w:top w:val="none" w:sz="0" w:space="0" w:color="000000"/>
+              <w:left w:val="none" w:sz="0" w:space="0" w:color="000000"/>
+              <w:right w:val="none" w:sz="0" w:space="0" w:color="000000"/>
+            </w:tcBorders>
+            <w:shd w:val="clear" w:color="auto" w:fill="FFFFFF"/>
+            <w:tcMar>
+              <w:top w:w="0" w:type="dxa"/>
+              <w:bottom w:w="0" w:type="dxa"/>
+              <w:left w:w="0" w:type="dxa"/>
+              <w:right w:w="0" w:type="dxa"/>
+            </w:tcMar>
+            <w:vAlign w:val="center"/>
+          </w:tcPr>
+          <w:p>
+            <w:pPr>
+              <w:pStyle w:val="Normal"/>
+              <w:jc w:val="left"/>
+              <w:pBdr>
+                <w:bottom w:val="none" w:sz="0" w:space="0" w:color="000000"/>
+                <w:top w:val="none" w:sz="0" w:space="0" w:color="000000"/>
+                <w:left w:val="none" w:sz="0" w:space="0" w:color="000000"/>
+                <w:right w:val="none" w:sz="0" w:space="0" w:color="000000"/>
+              </w:pBdr>
+              <w:spacing w:after="100" w:before="100" w:line="240"/>
+              <w:ind w:left="100" w:right="100" w:firstLine="0" w:firstLineChars="0"/>
+              <w:rPr>
+                <w:rFonts w:ascii="Times New Roman" w:hAnsi="Times New Roman" w:eastAsia="Times New Roman" w:cs="Times New Roman"/>
+                <w:i w:val="false"/>
+                <w:b w:val="false"/>
+                <w:u w:val="none"/>
+                <w:strike w:val="false"/>
+                <w:sz w:val="18"/>
+                <w:szCs w:val="18"/>
+                <w:color w:val="000000"/>
+              </w:rPr>
+            </w:pPr>
+            <w:r>
+              <w:rPr>
+                <w:rFonts w:ascii="Times New Roman" w:hAnsi="Times New Roman" w:eastAsia="Times New Roman" w:cs="Times New Roman"/>
+                <w:i w:val="false"/>
+                <w:b w:val="false"/>
+                <w:u w:val="none"/>
+                <w:strike w:val="false"/>
+                <w:sz w:val="18"/>
+                <w:szCs w:val="18"/>
+                <w:color w:val="000000"/>
+              </w:rPr>
+              <w:t xml:space="preserve">Male (ref)</w:t>
+            </w:r>
+          </w:p>
+        </w:tc>
+        <w:tc>
+          <w:tcPr>
+            <w:tcBorders>
+              <w:bottom w:val="none" w:sz="0" w:space="0" w:color="000000"/>
+              <w:top w:val="none" w:sz="0" w:space="0" w:color="000000"/>
+              <w:left w:val="none" w:sz="0" w:space="0" w:color="000000"/>
+              <w:right w:val="none" w:sz="0" w:space="0" w:color="000000"/>
+            </w:tcBorders>
+            <w:shd w:val="clear" w:color="auto" w:fill="FFFFFF"/>
+            <w:tcMar>
+              <w:top w:w="0" w:type="dxa"/>
+              <w:bottom w:w="0" w:type="dxa"/>
+              <w:left w:w="0" w:type="dxa"/>
+              <w:right w:w="0" w:type="dxa"/>
+            </w:tcMar>
+            <w:vAlign w:val="center"/>
+          </w:tcPr>
+          <w:p>
+            <w:pPr>
+              <w:pStyle w:val="Normal"/>
+              <w:jc w:val="right"/>
+              <w:pBdr>
+                <w:bottom w:val="none" w:sz="0" w:space="0" w:color="000000"/>
+                <w:top w:val="none" w:sz="0" w:space="0" w:color="000000"/>
+                <w:left w:val="none" w:sz="0" w:space="0" w:color="000000"/>
+                <w:right w:val="none" w:sz="0" w:space="0" w:color="000000"/>
+              </w:pBdr>
+              <w:spacing w:after="100" w:before="100" w:line="240"/>
+              <w:ind w:left="100" w:right="100" w:firstLine="0" w:firstLineChars="0"/>
+              <w:rPr>
+                <w:rFonts w:ascii="Times New Roman" w:hAnsi="Times New Roman" w:eastAsia="Times New Roman" w:cs="Times New Roman"/>
+                <w:i w:val="false"/>
+                <w:b w:val="false"/>
+                <w:u w:val="none"/>
+                <w:strike w:val="false"/>
+                <w:sz w:val="18"/>
+                <w:szCs w:val="18"/>
+                <w:color w:val="000000"/>
+              </w:rPr>
+            </w:pPr>
+            <w:r>
+              <w:rPr>
+                <w:rFonts w:ascii="Times New Roman" w:hAnsi="Times New Roman" w:eastAsia="Times New Roman" w:cs="Times New Roman"/>
+                <w:i w:val="false"/>
+                <w:b w:val="false"/>
+                <w:u w:val="none"/>
+                <w:strike w:val="false"/>
+                <w:sz w:val="18"/>
+                <w:szCs w:val="18"/>
+                <w:color w:val="000000"/>
+              </w:rPr>
+              <w:t xml:space="preserve">61</w:t>
+            </w:r>
+          </w:p>
+        </w:tc>
+        <w:tc>
+          <w:tcPr>
+            <w:tcBorders>
+              <w:bottom w:val="none" w:sz="0" w:space="0" w:color="000000"/>
+              <w:top w:val="none" w:sz="0" w:space="0" w:color="000000"/>
+              <w:left w:val="none" w:sz="0" w:space="0" w:color="000000"/>
+              <w:right w:val="none" w:sz="0" w:space="0" w:color="000000"/>
+            </w:tcBorders>
+            <w:shd w:val="clear" w:color="auto" w:fill="FFFFFF"/>
+            <w:tcMar>
+              <w:top w:w="0" w:type="dxa"/>
+              <w:bottom w:w="0" w:type="dxa"/>
+              <w:left w:w="0" w:type="dxa"/>
+              <w:right w:w="0" w:type="dxa"/>
+            </w:tcMar>
+            <w:vAlign w:val="center"/>
+          </w:tcPr>
+          <w:p>
+            <w:pPr>
+              <w:pStyle w:val="Normal"/>
+              <w:jc w:val="right"/>
+              <w:pBdr>
+                <w:bottom w:val="none" w:sz="0" w:space="0" w:color="000000"/>
+                <w:top w:val="none" w:sz="0" w:space="0" w:color="000000"/>
+                <w:left w:val="none" w:sz="0" w:space="0" w:color="000000"/>
+                <w:right w:val="none" w:sz="0" w:space="0" w:color="000000"/>
+              </w:pBdr>
+              <w:spacing w:after="100" w:before="100" w:line="240"/>
+              <w:ind w:left="100" w:right="100" w:firstLine="0" w:firstLineChars="0"/>
+              <w:rPr>
+                <w:rFonts w:ascii="Times New Roman" w:hAnsi="Times New Roman" w:eastAsia="Times New Roman" w:cs="Times New Roman"/>
+                <w:i w:val="false"/>
+                <w:b w:val="false"/>
+                <w:u w:val="none"/>
+                <w:strike w:val="false"/>
+                <w:sz w:val="18"/>
+                <w:szCs w:val="18"/>
+                <w:color w:val="000000"/>
+              </w:rPr>
+            </w:pPr>
+            <w:r>
+              <w:rPr>
+                <w:rFonts w:ascii="Times New Roman" w:hAnsi="Times New Roman" w:eastAsia="Times New Roman" w:cs="Times New Roman"/>
+                <w:i w:val="false"/>
+                <w:b w:val="false"/>
+                <w:u w:val="none"/>
+                <w:strike w:val="false"/>
+                <w:sz w:val="18"/>
+                <w:szCs w:val="18"/>
+                <w:color w:val="000000"/>
+              </w:rPr>
+              <w:t xml:space="preserve">9</w:t>
+            </w:r>
+          </w:p>
+        </w:tc>
+        <w:tc>
+          <w:tcPr>
+            <w:tcBorders>
+              <w:bottom w:val="none" w:sz="0" w:space="0" w:color="000000"/>
+              <w:top w:val="none" w:sz="0" w:space="0" w:color="000000"/>
+              <w:left w:val="none" w:sz="0" w:space="0" w:color="000000"/>
+              <w:right w:val="none" w:sz="0" w:space="0" w:color="000000"/>
+            </w:tcBorders>
+            <w:shd w:val="clear" w:color="auto" w:fill="FFFFFF"/>
+            <w:tcMar>
+              <w:top w:w="0" w:type="dxa"/>
+              <w:bottom w:w="0" w:type="dxa"/>
+              <w:left w:w="0" w:type="dxa"/>
+              <w:right w:w="0" w:type="dxa"/>
+            </w:tcMar>
+            <w:vAlign w:val="center"/>
+          </w:tcPr>
+          <w:p>
+            <w:pPr>
+              <w:pStyle w:val="Normal"/>
+              <w:jc w:val="left"/>
+              <w:pBdr>
+                <w:bottom w:val="none" w:sz="0" w:space="0" w:color="000000"/>
+                <w:top w:val="none" w:sz="0" w:space="0" w:color="000000"/>
+                <w:left w:val="none" w:sz="0" w:space="0" w:color="000000"/>
+                <w:right w:val="none" w:sz="0" w:space="0" w:color="000000"/>
+              </w:pBdr>
+              <w:spacing w:after="100" w:before="100" w:line="240"/>
+              <w:ind w:left="100" w:right="100" w:firstLine="0" w:firstLineChars="0"/>
+              <w:rPr>
+                <w:rFonts w:ascii="Times New Roman" w:hAnsi="Times New Roman" w:eastAsia="Times New Roman" w:cs="Times New Roman"/>
+                <w:i w:val="false"/>
+                <w:b w:val="false"/>
+                <w:u w:val="none"/>
+                <w:strike w:val="false"/>
+                <w:sz w:val="18"/>
+                <w:szCs w:val="18"/>
+                <w:color w:val="000000"/>
+              </w:rPr>
+            </w:pPr>
+            <w:r>
+              <w:rPr>
+                <w:rFonts w:ascii="Times New Roman" w:hAnsi="Times New Roman" w:eastAsia="Times New Roman" w:cs="Times New Roman"/>
+                <w:i w:val="false"/>
+                <w:b w:val="false"/>
+                <w:u w:val="none"/>
+                <w:strike w:val="false"/>
+                <w:sz w:val="18"/>
+                <w:szCs w:val="18"/>
+                <w:color w:val="000000"/>
+              </w:rPr>
+              <w:t xml:space="preserve">Reference</w:t>
+            </w:r>
+          </w:p>
+        </w:tc>
+        <w:tc>
+          <w:tcPr>
+            <w:tcBorders>
+              <w:bottom w:val="none" w:sz="0" w:space="0" w:color="000000"/>
+              <w:top w:val="none" w:sz="0" w:space="0" w:color="000000"/>
+              <w:left w:val="none" w:sz="0" w:space="0" w:color="000000"/>
+              <w:right w:val="none" w:sz="0" w:space="0" w:color="000000"/>
+            </w:tcBorders>
+            <w:shd w:val="clear" w:color="auto" w:fill="FFFFFF"/>
+            <w:tcMar>
+              <w:top w:w="0" w:type="dxa"/>
+              <w:bottom w:w="0" w:type="dxa"/>
+              <w:left w:w="0" w:type="dxa"/>
+              <w:right w:w="0" w:type="dxa"/>
+            </w:tcMar>
+            <w:vAlign w:val="center"/>
+          </w:tcPr>
+          <w:p>
+            <w:pPr>
+              <w:pStyle w:val="Normal"/>
+              <w:jc w:val="left"/>
+              <w:pBdr>
+                <w:bottom w:val="none" w:sz="0" w:space="0" w:color="000000"/>
+                <w:top w:val="none" w:sz="0" w:space="0" w:color="000000"/>
+                <w:left w:val="none" w:sz="0" w:space="0" w:color="000000"/>
+                <w:right w:val="none" w:sz="0" w:space="0" w:color="000000"/>
+              </w:pBdr>
+              <w:spacing w:after="100" w:before="100" w:line="240"/>
+              <w:ind w:left="100" w:right="100" w:firstLine="0" w:firstLineChars="0"/>
+              <w:rPr>
+                <w:rFonts w:ascii="Times New Roman" w:hAnsi="Times New Roman" w:eastAsia="Times New Roman" w:cs="Times New Roman"/>
+                <w:i w:val="false"/>
+                <w:b w:val="false"/>
+                <w:u w:val="none"/>
+                <w:strike w:val="false"/>
+                <w:sz w:val="18"/>
+                <w:szCs w:val="18"/>
+                <w:color w:val="000000"/>
+              </w:rPr>
+            </w:pPr>
+            <w:r>
+              <w:rPr>
+                <w:rFonts w:ascii="Times New Roman" w:hAnsi="Times New Roman" w:eastAsia="Times New Roman" w:cs="Times New Roman"/>
+                <w:i w:val="false"/>
+                <w:b w:val="false"/>
+                <w:u w:val="none"/>
+                <w:strike w:val="false"/>
+                <w:sz w:val="18"/>
+                <w:szCs w:val="18"/>
+                <w:color w:val="000000"/>
+              </w:rPr>
               <w:t xml:space="preserve"/>
-            </w:r>
-          </w:p>
-        </w:tc>
-        <w:tc>
-          <w:tcPr>
-            <w:tcBorders>
-              <w:bottom w:val="none" w:sz="0" w:space="0" w:color="000000"/>
-              <w:top w:val="none" w:sz="0" w:space="0" w:color="000000"/>
-              <w:left w:val="none" w:sz="0" w:space="0" w:color="000000"/>
-              <w:right w:val="none" w:sz="0" w:space="0" w:color="000000"/>
-            </w:tcBorders>
-            <w:shd w:val="clear" w:color="auto" w:fill="FFFFFF"/>
-            <w:tcMar>
-              <w:top w:w="0" w:type="dxa"/>
-              <w:bottom w:w="0" w:type="dxa"/>
-              <w:left w:w="0" w:type="dxa"/>
-              <w:right w:w="0" w:type="dxa"/>
-            </w:tcMar>
-            <w:vAlign w:val="center"/>
-          </w:tcPr>
-          <w:p>
-            <w:pPr>
-              <w:pStyle w:val="Normal"/>
-              <w:jc w:val="left"/>
-              <w:pBdr>
-                <w:bottom w:val="none" w:sz="0" w:space="0" w:color="000000"/>
-                <w:top w:val="none" w:sz="0" w:space="0" w:color="000000"/>
-                <w:left w:val="none" w:sz="0" w:space="0" w:color="000000"/>
-                <w:right w:val="none" w:sz="0" w:space="0" w:color="000000"/>
-              </w:pBdr>
-              <w:spacing w:after="100" w:before="100" w:line="240"/>
-              <w:ind w:left="100" w:right="100" w:firstLine="0" w:firstLineChars="0"/>
-              <w:rPr>
-                <w:rFonts w:ascii="Times New Roman" w:hAnsi="Times New Roman" w:eastAsia="Times New Roman" w:cs="Times New Roman"/>
-                <w:i w:val="false"/>
-                <w:b w:val="false"/>
-                <w:u w:val="none"/>
-                <w:strike w:val="false"/>
-                <w:sz w:val="18"/>
-                <w:szCs w:val="18"/>
-                <w:color w:val="000000"/>
-              </w:rPr>
-            </w:pPr>
-            <w:r>
-              <w:rPr>
-                <w:rFonts w:ascii="Times New Roman" w:hAnsi="Times New Roman" w:eastAsia="Times New Roman" w:cs="Times New Roman"/>
-                <w:i w:val="false"/>
-                <w:b w:val="false"/>
-                <w:u w:val="none"/>
-                <w:strike w:val="false"/>
-                <w:sz w:val="18"/>
-                <w:szCs w:val="18"/>
-                <w:color w:val="000000"/>
-              </w:rPr>
-              <w:t xml:space="preserve">≥66</w:t>
-            </w:r>
-          </w:p>
-        </w:tc>
-        <w:tc>
-          <w:tcPr>
-            <w:tcBorders>
-              <w:bottom w:val="none" w:sz="0" w:space="0" w:color="000000"/>
-              <w:top w:val="none" w:sz="0" w:space="0" w:color="000000"/>
-              <w:left w:val="none" w:sz="0" w:space="0" w:color="000000"/>
-              <w:right w:val="none" w:sz="0" w:space="0" w:color="000000"/>
-            </w:tcBorders>
-            <w:shd w:val="clear" w:color="auto" w:fill="FFFFFF"/>
-            <w:tcMar>
-              <w:top w:w="0" w:type="dxa"/>
-              <w:bottom w:w="0" w:type="dxa"/>
-              <w:left w:w="0" w:type="dxa"/>
-              <w:right w:w="0" w:type="dxa"/>
-            </w:tcMar>
-            <w:vAlign w:val="center"/>
-          </w:tcPr>
-          <w:p>
-            <w:pPr>
-              <w:pStyle w:val="Normal"/>
-              <w:jc w:val="right"/>
-              <w:pBdr>
-                <w:bottom w:val="none" w:sz="0" w:space="0" w:color="000000"/>
-                <w:top w:val="none" w:sz="0" w:space="0" w:color="000000"/>
-                <w:left w:val="none" w:sz="0" w:space="0" w:color="000000"/>
-                <w:right w:val="none" w:sz="0" w:space="0" w:color="000000"/>
-              </w:pBdr>
-              <w:spacing w:after="100" w:before="100" w:line="240"/>
-              <w:ind w:left="100" w:right="100" w:firstLine="0" w:firstLineChars="0"/>
-              <w:rPr>
-                <w:rFonts w:ascii="Times New Roman" w:hAnsi="Times New Roman" w:eastAsia="Times New Roman" w:cs="Times New Roman"/>
-                <w:i w:val="false"/>
-                <w:b w:val="false"/>
-                <w:u w:val="none"/>
-                <w:strike w:val="false"/>
-                <w:sz w:val="18"/>
-                <w:szCs w:val="18"/>
-                <w:color w:val="000000"/>
-              </w:rPr>
-            </w:pPr>
-            <w:r>
-              <w:rPr>
-                <w:rFonts w:ascii="Times New Roman" w:hAnsi="Times New Roman" w:eastAsia="Times New Roman" w:cs="Times New Roman"/>
-                <w:i w:val="false"/>
-                <w:b w:val="false"/>
-                <w:u w:val="none"/>
-                <w:strike w:val="false"/>
-                <w:sz w:val="18"/>
-                <w:szCs w:val="18"/>
-                <w:color w:val="000000"/>
-              </w:rPr>
-              <w:t xml:space="preserve">48</w:t>
-            </w:r>
-          </w:p>
-        </w:tc>
-        <w:tc>
-          <w:tcPr>
-            <w:tcBorders>
-              <w:bottom w:val="none" w:sz="0" w:space="0" w:color="000000"/>
-              <w:top w:val="none" w:sz="0" w:space="0" w:color="000000"/>
-              <w:left w:val="none" w:sz="0" w:space="0" w:color="000000"/>
-              <w:right w:val="none" w:sz="0" w:space="0" w:color="000000"/>
-            </w:tcBorders>
-            <w:shd w:val="clear" w:color="auto" w:fill="FFFFFF"/>
-            <w:tcMar>
-              <w:top w:w="0" w:type="dxa"/>
-              <w:bottom w:w="0" w:type="dxa"/>
-              <w:left w:w="0" w:type="dxa"/>
-              <w:right w:w="0" w:type="dxa"/>
-            </w:tcMar>
-            <w:vAlign w:val="center"/>
-          </w:tcPr>
-          <w:p>
-            <w:pPr>
-              <w:pStyle w:val="Normal"/>
-              <w:jc w:val="right"/>
-              <w:pBdr>
-                <w:bottom w:val="none" w:sz="0" w:space="0" w:color="000000"/>
-                <w:top w:val="none" w:sz="0" w:space="0" w:color="000000"/>
-                <w:left w:val="none" w:sz="0" w:space="0" w:color="000000"/>
-                <w:right w:val="none" w:sz="0" w:space="0" w:color="000000"/>
-              </w:pBdr>
-              <w:spacing w:after="100" w:before="100" w:line="240"/>
-              <w:ind w:left="100" w:right="100" w:firstLine="0" w:firstLineChars="0"/>
-              <w:rPr>
-                <w:rFonts w:ascii="Times New Roman" w:hAnsi="Times New Roman" w:eastAsia="Times New Roman" w:cs="Times New Roman"/>
-                <w:i w:val="false"/>
-                <w:b w:val="false"/>
-                <w:u w:val="none"/>
-                <w:strike w:val="false"/>
-                <w:sz w:val="18"/>
-                <w:szCs w:val="18"/>
-                <w:color w:val="000000"/>
-              </w:rPr>
-            </w:pPr>
-            <w:r>
-              <w:rPr>
-                <w:rFonts w:ascii="Times New Roman" w:hAnsi="Times New Roman" w:eastAsia="Times New Roman" w:cs="Times New Roman"/>
-                <w:i w:val="false"/>
-                <w:b w:val="false"/>
-                <w:u w:val="none"/>
-                <w:strike w:val="false"/>
-                <w:sz w:val="18"/>
-                <w:szCs w:val="18"/>
-                <w:color w:val="000000"/>
-              </w:rPr>
-              <w:t xml:space="preserve">10</w:t>
-            </w:r>
-          </w:p>
-        </w:tc>
-        <w:tc>
-          <w:tcPr>
-            <w:tcBorders>
-              <w:bottom w:val="none" w:sz="0" w:space="0" w:color="000000"/>
-              <w:top w:val="none" w:sz="0" w:space="0" w:color="000000"/>
-              <w:left w:val="none" w:sz="0" w:space="0" w:color="000000"/>
-              <w:right w:val="none" w:sz="0" w:space="0" w:color="000000"/>
-            </w:tcBorders>
-            <w:shd w:val="clear" w:color="auto" w:fill="FFFFFF"/>
-            <w:tcMar>
-              <w:top w:w="0" w:type="dxa"/>
-              <w:bottom w:w="0" w:type="dxa"/>
-              <w:left w:w="0" w:type="dxa"/>
-              <w:right w:w="0" w:type="dxa"/>
-            </w:tcMar>
-            <w:vAlign w:val="center"/>
-          </w:tcPr>
-          <w:p>
-            <w:pPr>
-              <w:pStyle w:val="Normal"/>
-              <w:jc w:val="left"/>
-              <w:pBdr>
-                <w:bottom w:val="none" w:sz="0" w:space="0" w:color="000000"/>
-                <w:top w:val="none" w:sz="0" w:space="0" w:color="000000"/>
-                <w:left w:val="none" w:sz="0" w:space="0" w:color="000000"/>
-                <w:right w:val="none" w:sz="0" w:space="0" w:color="000000"/>
-              </w:pBdr>
-              <w:spacing w:after="100" w:before="100" w:line="240"/>
-              <w:ind w:left="100" w:right="100" w:firstLine="0" w:firstLineChars="0"/>
-              <w:rPr>
-                <w:rFonts w:ascii="Times New Roman" w:hAnsi="Times New Roman" w:eastAsia="Times New Roman" w:cs="Times New Roman"/>
-                <w:i w:val="false"/>
-                <w:b w:val="false"/>
-                <w:u w:val="none"/>
-                <w:strike w:val="false"/>
-                <w:sz w:val="18"/>
-                <w:szCs w:val="18"/>
-                <w:color w:val="000000"/>
-              </w:rPr>
-            </w:pPr>
-            <w:r>
-              <w:rPr>
-                <w:rFonts w:ascii="Times New Roman" w:hAnsi="Times New Roman" w:eastAsia="Times New Roman" w:cs="Times New Roman"/>
-                <w:i w:val="false"/>
-                <w:b w:val="false"/>
-                <w:u w:val="none"/>
-                <w:strike w:val="false"/>
-                <w:sz w:val="18"/>
-                <w:szCs w:val="18"/>
-                <w:color w:val="000000"/>
-              </w:rPr>
-              <w:t xml:space="preserve">3.57 (0.95–13.37)</w:t>
-            </w:r>
-          </w:p>
-        </w:tc>
-        <w:tc>
-          <w:tcPr>
-            <w:tcBorders>
-              <w:bottom w:val="none" w:sz="0" w:space="0" w:color="000000"/>
-              <w:top w:val="none" w:sz="0" w:space="0" w:color="000000"/>
-              <w:left w:val="none" w:sz="0" w:space="0" w:color="000000"/>
-              <w:right w:val="none" w:sz="0" w:space="0" w:color="000000"/>
-            </w:tcBorders>
-            <w:shd w:val="clear" w:color="auto" w:fill="FFFFFF"/>
-            <w:tcMar>
-              <w:top w:w="0" w:type="dxa"/>
-              <w:bottom w:w="0" w:type="dxa"/>
-              <w:left w:w="0" w:type="dxa"/>
-              <w:right w:w="0" w:type="dxa"/>
-            </w:tcMar>
-            <w:vAlign w:val="center"/>
-          </w:tcPr>
-          <w:p>
-            <w:pPr>
-              <w:pStyle w:val="Normal"/>
-              <w:jc w:val="left"/>
-              <w:pBdr>
-                <w:bottom w:val="none" w:sz="0" w:space="0" w:color="000000"/>
-                <w:top w:val="none" w:sz="0" w:space="0" w:color="000000"/>
-                <w:left w:val="none" w:sz="0" w:space="0" w:color="000000"/>
-                <w:right w:val="none" w:sz="0" w:space="0" w:color="000000"/>
-              </w:pBdr>
-              <w:spacing w:after="100" w:before="100" w:line="240"/>
-              <w:ind w:left="100" w:right="100" w:firstLine="0" w:firstLineChars="0"/>
-              <w:rPr>
-                <w:rFonts w:ascii="Times New Roman" w:hAnsi="Times New Roman" w:eastAsia="Times New Roman" w:cs="Times New Roman"/>
-                <w:i w:val="false"/>
-                <w:b w:val="false"/>
-                <w:u w:val="none"/>
-                <w:strike w:val="false"/>
-                <w:sz w:val="18"/>
-                <w:szCs w:val="18"/>
-                <w:color w:val="000000"/>
-              </w:rPr>
-            </w:pPr>
-            <w:r>
-              <w:rPr>
-                <w:rFonts w:ascii="Times New Roman" w:hAnsi="Times New Roman" w:eastAsia="Times New Roman" w:cs="Times New Roman"/>
-                <w:i w:val="false"/>
-                <w:b w:val="false"/>
-                <w:u w:val="none"/>
-                <w:strike w:val="false"/>
-                <w:sz w:val="18"/>
-                <w:szCs w:val="18"/>
-                <w:color w:val="000000"/>
-              </w:rPr>
-              <w:t xml:space="preserve">0.059</w:t>
             </w:r>
           </w:p>
         </w:tc>
@@ -2049,7 +2049,7 @@
                 <w:szCs w:val="18"/>
                 <w:color w:val="000000"/>
               </w:rPr>
-              <w:t xml:space="preserve">Sex</w:t>
+              <w:t xml:space="preserve"/>
             </w:r>
           </w:p>
         </w:tc>
@@ -2104,7 +2104,7 @@
                 <w:szCs w:val="18"/>
                 <w:color w:val="000000"/>
               </w:rPr>
-              <w:t xml:space="preserve">Male (ref)</w:t>
+              <w:t xml:space="preserve">Female</w:t>
             </w:r>
           </w:p>
         </w:tc>
@@ -2159,7 +2159,7 @@
                 <w:szCs w:val="18"/>
                 <w:color w:val="000000"/>
               </w:rPr>
-              <w:t xml:space="preserve">61</w:t>
+              <w:t xml:space="preserve">41</w:t>
             </w:r>
           </w:p>
         </w:tc>
@@ -2214,7 +2214,7 @@
                 <w:szCs w:val="18"/>
                 <w:color w:val="000000"/>
               </w:rPr>
-              <w:t xml:space="preserve">9</w:t>
+              <w:t xml:space="preserve">4</w:t>
             </w:r>
           </w:p>
         </w:tc>
@@ -2269,7 +2269,7 @@
                 <w:szCs w:val="18"/>
                 <w:color w:val="000000"/>
               </w:rPr>
-              <w:t xml:space="preserve">Reference</w:t>
+              <w:t xml:space="preserve">0.73 (0.21–2.59)</w:t>
             </w:r>
           </w:p>
         </w:tc>
@@ -2324,7 +2324,7 @@
                 <w:szCs w:val="18"/>
                 <w:color w:val="000000"/>
               </w:rPr>
-              <w:t xml:space="preserve"/>
+              <w:t xml:space="preserve">0.626</w:t>
             </w:r>
           </w:p>
         </w:tc>
@@ -2439,282 +2439,282 @@
                 <w:szCs w:val="18"/>
                 <w:color w:val="000000"/>
               </w:rPr>
+              <w:t xml:space="preserve">Pathologic stage group</w:t>
+            </w:r>
+          </w:p>
+        </w:tc>
+        <w:tc>
+          <w:tcPr>
+            <w:tcBorders>
+              <w:bottom w:val="none" w:sz="0" w:space="0" w:color="000000"/>
+              <w:top w:val="none" w:sz="0" w:space="0" w:color="000000"/>
+              <w:left w:val="none" w:sz="0" w:space="0" w:color="000000"/>
+              <w:right w:val="none" w:sz="0" w:space="0" w:color="000000"/>
+            </w:tcBorders>
+            <w:shd w:val="clear" w:color="auto" w:fill="FFFFFF"/>
+            <w:tcMar>
+              <w:top w:w="0" w:type="dxa"/>
+              <w:bottom w:w="0" w:type="dxa"/>
+              <w:left w:w="0" w:type="dxa"/>
+              <w:right w:w="0" w:type="dxa"/>
+            </w:tcMar>
+            <w:vAlign w:val="center"/>
+          </w:tcPr>
+          <w:p>
+            <w:pPr>
+              <w:pStyle w:val="Normal"/>
+              <w:jc w:val="left"/>
+              <w:pBdr>
+                <w:bottom w:val="none" w:sz="0" w:space="0" w:color="000000"/>
+                <w:top w:val="none" w:sz="0" w:space="0" w:color="000000"/>
+                <w:left w:val="none" w:sz="0" w:space="0" w:color="000000"/>
+                <w:right w:val="none" w:sz="0" w:space="0" w:color="000000"/>
+              </w:pBdr>
+              <w:spacing w:after="100" w:before="100" w:line="240"/>
+              <w:ind w:left="100" w:right="100" w:firstLine="0" w:firstLineChars="0"/>
+              <w:rPr>
+                <w:rFonts w:ascii="Times New Roman" w:hAnsi="Times New Roman" w:eastAsia="Times New Roman" w:cs="Times New Roman"/>
+                <w:i w:val="false"/>
+                <w:b w:val="false"/>
+                <w:u w:val="none"/>
+                <w:strike w:val="false"/>
+                <w:sz w:val="18"/>
+                <w:szCs w:val="18"/>
+                <w:color w:val="000000"/>
+              </w:rPr>
+            </w:pPr>
+            <w:r>
+              <w:rPr>
+                <w:rFonts w:ascii="Times New Roman" w:hAnsi="Times New Roman" w:eastAsia="Times New Roman" w:cs="Times New Roman"/>
+                <w:i w:val="false"/>
+                <w:b w:val="false"/>
+                <w:u w:val="none"/>
+                <w:strike w:val="false"/>
+                <w:sz w:val="18"/>
+                <w:szCs w:val="18"/>
+                <w:color w:val="000000"/>
+              </w:rPr>
+              <w:t xml:space="preserve">I–II (ref)</w:t>
+            </w:r>
+          </w:p>
+        </w:tc>
+        <w:tc>
+          <w:tcPr>
+            <w:tcBorders>
+              <w:bottom w:val="none" w:sz="0" w:space="0" w:color="000000"/>
+              <w:top w:val="none" w:sz="0" w:space="0" w:color="000000"/>
+              <w:left w:val="none" w:sz="0" w:space="0" w:color="000000"/>
+              <w:right w:val="none" w:sz="0" w:space="0" w:color="000000"/>
+            </w:tcBorders>
+            <w:shd w:val="clear" w:color="auto" w:fill="FFFFFF"/>
+            <w:tcMar>
+              <w:top w:w="0" w:type="dxa"/>
+              <w:bottom w:w="0" w:type="dxa"/>
+              <w:left w:w="0" w:type="dxa"/>
+              <w:right w:w="0" w:type="dxa"/>
+            </w:tcMar>
+            <w:vAlign w:val="center"/>
+          </w:tcPr>
+          <w:p>
+            <w:pPr>
+              <w:pStyle w:val="Normal"/>
+              <w:jc w:val="right"/>
+              <w:pBdr>
+                <w:bottom w:val="none" w:sz="0" w:space="0" w:color="000000"/>
+                <w:top w:val="none" w:sz="0" w:space="0" w:color="000000"/>
+                <w:left w:val="none" w:sz="0" w:space="0" w:color="000000"/>
+                <w:right w:val="none" w:sz="0" w:space="0" w:color="000000"/>
+              </w:pBdr>
+              <w:spacing w:after="100" w:before="100" w:line="240"/>
+              <w:ind w:left="100" w:right="100" w:firstLine="0" w:firstLineChars="0"/>
+              <w:rPr>
+                <w:rFonts w:ascii="Times New Roman" w:hAnsi="Times New Roman" w:eastAsia="Times New Roman" w:cs="Times New Roman"/>
+                <w:i w:val="false"/>
+                <w:b w:val="false"/>
+                <w:u w:val="none"/>
+                <w:strike w:val="false"/>
+                <w:sz w:val="18"/>
+                <w:szCs w:val="18"/>
+                <w:color w:val="000000"/>
+              </w:rPr>
+            </w:pPr>
+            <w:r>
+              <w:rPr>
+                <w:rFonts w:ascii="Times New Roman" w:hAnsi="Times New Roman" w:eastAsia="Times New Roman" w:cs="Times New Roman"/>
+                <w:i w:val="false"/>
+                <w:b w:val="false"/>
+                <w:u w:val="none"/>
+                <w:strike w:val="false"/>
+                <w:sz w:val="18"/>
+                <w:szCs w:val="18"/>
+                <w:color w:val="000000"/>
+              </w:rPr>
+              <w:t xml:space="preserve">50</w:t>
+            </w:r>
+          </w:p>
+        </w:tc>
+        <w:tc>
+          <w:tcPr>
+            <w:tcBorders>
+              <w:bottom w:val="none" w:sz="0" w:space="0" w:color="000000"/>
+              <w:top w:val="none" w:sz="0" w:space="0" w:color="000000"/>
+              <w:left w:val="none" w:sz="0" w:space="0" w:color="000000"/>
+              <w:right w:val="none" w:sz="0" w:space="0" w:color="000000"/>
+            </w:tcBorders>
+            <w:shd w:val="clear" w:color="auto" w:fill="FFFFFF"/>
+            <w:tcMar>
+              <w:top w:w="0" w:type="dxa"/>
+              <w:bottom w:w="0" w:type="dxa"/>
+              <w:left w:w="0" w:type="dxa"/>
+              <w:right w:w="0" w:type="dxa"/>
+            </w:tcMar>
+            <w:vAlign w:val="center"/>
+          </w:tcPr>
+          <w:p>
+            <w:pPr>
+              <w:pStyle w:val="Normal"/>
+              <w:jc w:val="right"/>
+              <w:pBdr>
+                <w:bottom w:val="none" w:sz="0" w:space="0" w:color="000000"/>
+                <w:top w:val="none" w:sz="0" w:space="0" w:color="000000"/>
+                <w:left w:val="none" w:sz="0" w:space="0" w:color="000000"/>
+                <w:right w:val="none" w:sz="0" w:space="0" w:color="000000"/>
+              </w:pBdr>
+              <w:spacing w:after="100" w:before="100" w:line="240"/>
+              <w:ind w:left="100" w:right="100" w:firstLine="0" w:firstLineChars="0"/>
+              <w:rPr>
+                <w:rFonts w:ascii="Times New Roman" w:hAnsi="Times New Roman" w:eastAsia="Times New Roman" w:cs="Times New Roman"/>
+                <w:i w:val="false"/>
+                <w:b w:val="false"/>
+                <w:u w:val="none"/>
+                <w:strike w:val="false"/>
+                <w:sz w:val="18"/>
+                <w:szCs w:val="18"/>
+                <w:color w:val="000000"/>
+              </w:rPr>
+            </w:pPr>
+            <w:r>
+              <w:rPr>
+                <w:rFonts w:ascii="Times New Roman" w:hAnsi="Times New Roman" w:eastAsia="Times New Roman" w:cs="Times New Roman"/>
+                <w:i w:val="false"/>
+                <w:b w:val="false"/>
+                <w:u w:val="none"/>
+                <w:strike w:val="false"/>
+                <w:sz w:val="18"/>
+                <w:szCs w:val="18"/>
+                <w:color w:val="000000"/>
+              </w:rPr>
+              <w:t xml:space="preserve">5</w:t>
+            </w:r>
+          </w:p>
+        </w:tc>
+        <w:tc>
+          <w:tcPr>
+            <w:tcBorders>
+              <w:bottom w:val="none" w:sz="0" w:space="0" w:color="000000"/>
+              <w:top w:val="none" w:sz="0" w:space="0" w:color="000000"/>
+              <w:left w:val="none" w:sz="0" w:space="0" w:color="000000"/>
+              <w:right w:val="none" w:sz="0" w:space="0" w:color="000000"/>
+            </w:tcBorders>
+            <w:shd w:val="clear" w:color="auto" w:fill="FFFFFF"/>
+            <w:tcMar>
+              <w:top w:w="0" w:type="dxa"/>
+              <w:bottom w:w="0" w:type="dxa"/>
+              <w:left w:w="0" w:type="dxa"/>
+              <w:right w:w="0" w:type="dxa"/>
+            </w:tcMar>
+            <w:vAlign w:val="center"/>
+          </w:tcPr>
+          <w:p>
+            <w:pPr>
+              <w:pStyle w:val="Normal"/>
+              <w:jc w:val="left"/>
+              <w:pBdr>
+                <w:bottom w:val="none" w:sz="0" w:space="0" w:color="000000"/>
+                <w:top w:val="none" w:sz="0" w:space="0" w:color="000000"/>
+                <w:left w:val="none" w:sz="0" w:space="0" w:color="000000"/>
+                <w:right w:val="none" w:sz="0" w:space="0" w:color="000000"/>
+              </w:pBdr>
+              <w:spacing w:after="100" w:before="100" w:line="240"/>
+              <w:ind w:left="100" w:right="100" w:firstLine="0" w:firstLineChars="0"/>
+              <w:rPr>
+                <w:rFonts w:ascii="Times New Roman" w:hAnsi="Times New Roman" w:eastAsia="Times New Roman" w:cs="Times New Roman"/>
+                <w:i w:val="false"/>
+                <w:b w:val="false"/>
+                <w:u w:val="none"/>
+                <w:strike w:val="false"/>
+                <w:sz w:val="18"/>
+                <w:szCs w:val="18"/>
+                <w:color w:val="000000"/>
+              </w:rPr>
+            </w:pPr>
+            <w:r>
+              <w:rPr>
+                <w:rFonts w:ascii="Times New Roman" w:hAnsi="Times New Roman" w:eastAsia="Times New Roman" w:cs="Times New Roman"/>
+                <w:i w:val="false"/>
+                <w:b w:val="false"/>
+                <w:u w:val="none"/>
+                <w:strike w:val="false"/>
+                <w:sz w:val="18"/>
+                <w:szCs w:val="18"/>
+                <w:color w:val="000000"/>
+              </w:rPr>
+              <w:t xml:space="preserve">Reference</w:t>
+            </w:r>
+          </w:p>
+        </w:tc>
+        <w:tc>
+          <w:tcPr>
+            <w:tcBorders>
+              <w:bottom w:val="none" w:sz="0" w:space="0" w:color="000000"/>
+              <w:top w:val="none" w:sz="0" w:space="0" w:color="000000"/>
+              <w:left w:val="none" w:sz="0" w:space="0" w:color="000000"/>
+              <w:right w:val="none" w:sz="0" w:space="0" w:color="000000"/>
+            </w:tcBorders>
+            <w:shd w:val="clear" w:color="auto" w:fill="FFFFFF"/>
+            <w:tcMar>
+              <w:top w:w="0" w:type="dxa"/>
+              <w:bottom w:w="0" w:type="dxa"/>
+              <w:left w:w="0" w:type="dxa"/>
+              <w:right w:w="0" w:type="dxa"/>
+            </w:tcMar>
+            <w:vAlign w:val="center"/>
+          </w:tcPr>
+          <w:p>
+            <w:pPr>
+              <w:pStyle w:val="Normal"/>
+              <w:jc w:val="left"/>
+              <w:pBdr>
+                <w:bottom w:val="none" w:sz="0" w:space="0" w:color="000000"/>
+                <w:top w:val="none" w:sz="0" w:space="0" w:color="000000"/>
+                <w:left w:val="none" w:sz="0" w:space="0" w:color="000000"/>
+                <w:right w:val="none" w:sz="0" w:space="0" w:color="000000"/>
+              </w:pBdr>
+              <w:spacing w:after="100" w:before="100" w:line="240"/>
+              <w:ind w:left="100" w:right="100" w:firstLine="0" w:firstLineChars="0"/>
+              <w:rPr>
+                <w:rFonts w:ascii="Times New Roman" w:hAnsi="Times New Roman" w:eastAsia="Times New Roman" w:cs="Times New Roman"/>
+                <w:i w:val="false"/>
+                <w:b w:val="false"/>
+                <w:u w:val="none"/>
+                <w:strike w:val="false"/>
+                <w:sz w:val="18"/>
+                <w:szCs w:val="18"/>
+                <w:color w:val="000000"/>
+              </w:rPr>
+            </w:pPr>
+            <w:r>
+              <w:rPr>
+                <w:rFonts w:ascii="Times New Roman" w:hAnsi="Times New Roman" w:eastAsia="Times New Roman" w:cs="Times New Roman"/>
+                <w:i w:val="false"/>
+                <w:b w:val="false"/>
+                <w:u w:val="none"/>
+                <w:strike w:val="false"/>
+                <w:sz w:val="18"/>
+                <w:szCs w:val="18"/>
+                <w:color w:val="000000"/>
+              </w:rPr>
               <w:t xml:space="preserve"/>
-            </w:r>
-          </w:p>
-        </w:tc>
-        <w:tc>
-          <w:tcPr>
-            <w:tcBorders>
-              <w:bottom w:val="none" w:sz="0" w:space="0" w:color="000000"/>
-              <w:top w:val="none" w:sz="0" w:space="0" w:color="000000"/>
-              <w:left w:val="none" w:sz="0" w:space="0" w:color="000000"/>
-              <w:right w:val="none" w:sz="0" w:space="0" w:color="000000"/>
-            </w:tcBorders>
-            <w:shd w:val="clear" w:color="auto" w:fill="FFFFFF"/>
-            <w:tcMar>
-              <w:top w:w="0" w:type="dxa"/>
-              <w:bottom w:w="0" w:type="dxa"/>
-              <w:left w:w="0" w:type="dxa"/>
-              <w:right w:w="0" w:type="dxa"/>
-            </w:tcMar>
-            <w:vAlign w:val="center"/>
-          </w:tcPr>
-          <w:p>
-            <w:pPr>
-              <w:pStyle w:val="Normal"/>
-              <w:jc w:val="left"/>
-              <w:pBdr>
-                <w:bottom w:val="none" w:sz="0" w:space="0" w:color="000000"/>
-                <w:top w:val="none" w:sz="0" w:space="0" w:color="000000"/>
-                <w:left w:val="none" w:sz="0" w:space="0" w:color="000000"/>
-                <w:right w:val="none" w:sz="0" w:space="0" w:color="000000"/>
-              </w:pBdr>
-              <w:spacing w:after="100" w:before="100" w:line="240"/>
-              <w:ind w:left="100" w:right="100" w:firstLine="0" w:firstLineChars="0"/>
-              <w:rPr>
-                <w:rFonts w:ascii="Times New Roman" w:hAnsi="Times New Roman" w:eastAsia="Times New Roman" w:cs="Times New Roman"/>
-                <w:i w:val="false"/>
-                <w:b w:val="false"/>
-                <w:u w:val="none"/>
-                <w:strike w:val="false"/>
-                <w:sz w:val="18"/>
-                <w:szCs w:val="18"/>
-                <w:color w:val="000000"/>
-              </w:rPr>
-            </w:pPr>
-            <w:r>
-              <w:rPr>
-                <w:rFonts w:ascii="Times New Roman" w:hAnsi="Times New Roman" w:eastAsia="Times New Roman" w:cs="Times New Roman"/>
-                <w:i w:val="false"/>
-                <w:b w:val="false"/>
-                <w:u w:val="none"/>
-                <w:strike w:val="false"/>
-                <w:sz w:val="18"/>
-                <w:szCs w:val="18"/>
-                <w:color w:val="000000"/>
-              </w:rPr>
-              <w:t xml:space="preserve">Female</w:t>
-            </w:r>
-          </w:p>
-        </w:tc>
-        <w:tc>
-          <w:tcPr>
-            <w:tcBorders>
-              <w:bottom w:val="none" w:sz="0" w:space="0" w:color="000000"/>
-              <w:top w:val="none" w:sz="0" w:space="0" w:color="000000"/>
-              <w:left w:val="none" w:sz="0" w:space="0" w:color="000000"/>
-              <w:right w:val="none" w:sz="0" w:space="0" w:color="000000"/>
-            </w:tcBorders>
-            <w:shd w:val="clear" w:color="auto" w:fill="FFFFFF"/>
-            <w:tcMar>
-              <w:top w:w="0" w:type="dxa"/>
-              <w:bottom w:w="0" w:type="dxa"/>
-              <w:left w:w="0" w:type="dxa"/>
-              <w:right w:w="0" w:type="dxa"/>
-            </w:tcMar>
-            <w:vAlign w:val="center"/>
-          </w:tcPr>
-          <w:p>
-            <w:pPr>
-              <w:pStyle w:val="Normal"/>
-              <w:jc w:val="right"/>
-              <w:pBdr>
-                <w:bottom w:val="none" w:sz="0" w:space="0" w:color="000000"/>
-                <w:top w:val="none" w:sz="0" w:space="0" w:color="000000"/>
-                <w:left w:val="none" w:sz="0" w:space="0" w:color="000000"/>
-                <w:right w:val="none" w:sz="0" w:space="0" w:color="000000"/>
-              </w:pBdr>
-              <w:spacing w:after="100" w:before="100" w:line="240"/>
-              <w:ind w:left="100" w:right="100" w:firstLine="0" w:firstLineChars="0"/>
-              <w:rPr>
-                <w:rFonts w:ascii="Times New Roman" w:hAnsi="Times New Roman" w:eastAsia="Times New Roman" w:cs="Times New Roman"/>
-                <w:i w:val="false"/>
-                <w:b w:val="false"/>
-                <w:u w:val="none"/>
-                <w:strike w:val="false"/>
-                <w:sz w:val="18"/>
-                <w:szCs w:val="18"/>
-                <w:color w:val="000000"/>
-              </w:rPr>
-            </w:pPr>
-            <w:r>
-              <w:rPr>
-                <w:rFonts w:ascii="Times New Roman" w:hAnsi="Times New Roman" w:eastAsia="Times New Roman" w:cs="Times New Roman"/>
-                <w:i w:val="false"/>
-                <w:b w:val="false"/>
-                <w:u w:val="none"/>
-                <w:strike w:val="false"/>
-                <w:sz w:val="18"/>
-                <w:szCs w:val="18"/>
-                <w:color w:val="000000"/>
-              </w:rPr>
-              <w:t xml:space="preserve">41</w:t>
-            </w:r>
-          </w:p>
-        </w:tc>
-        <w:tc>
-          <w:tcPr>
-            <w:tcBorders>
-              <w:bottom w:val="none" w:sz="0" w:space="0" w:color="000000"/>
-              <w:top w:val="none" w:sz="0" w:space="0" w:color="000000"/>
-              <w:left w:val="none" w:sz="0" w:space="0" w:color="000000"/>
-              <w:right w:val="none" w:sz="0" w:space="0" w:color="000000"/>
-            </w:tcBorders>
-            <w:shd w:val="clear" w:color="auto" w:fill="FFFFFF"/>
-            <w:tcMar>
-              <w:top w:w="0" w:type="dxa"/>
-              <w:bottom w:w="0" w:type="dxa"/>
-              <w:left w:w="0" w:type="dxa"/>
-              <w:right w:w="0" w:type="dxa"/>
-            </w:tcMar>
-            <w:vAlign w:val="center"/>
-          </w:tcPr>
-          <w:p>
-            <w:pPr>
-              <w:pStyle w:val="Normal"/>
-              <w:jc w:val="right"/>
-              <w:pBdr>
-                <w:bottom w:val="none" w:sz="0" w:space="0" w:color="000000"/>
-                <w:top w:val="none" w:sz="0" w:space="0" w:color="000000"/>
-                <w:left w:val="none" w:sz="0" w:space="0" w:color="000000"/>
-                <w:right w:val="none" w:sz="0" w:space="0" w:color="000000"/>
-              </w:pBdr>
-              <w:spacing w:after="100" w:before="100" w:line="240"/>
-              <w:ind w:left="100" w:right="100" w:firstLine="0" w:firstLineChars="0"/>
-              <w:rPr>
-                <w:rFonts w:ascii="Times New Roman" w:hAnsi="Times New Roman" w:eastAsia="Times New Roman" w:cs="Times New Roman"/>
-                <w:i w:val="false"/>
-                <w:b w:val="false"/>
-                <w:u w:val="none"/>
-                <w:strike w:val="false"/>
-                <w:sz w:val="18"/>
-                <w:szCs w:val="18"/>
-                <w:color w:val="000000"/>
-              </w:rPr>
-            </w:pPr>
-            <w:r>
-              <w:rPr>
-                <w:rFonts w:ascii="Times New Roman" w:hAnsi="Times New Roman" w:eastAsia="Times New Roman" w:cs="Times New Roman"/>
-                <w:i w:val="false"/>
-                <w:b w:val="false"/>
-                <w:u w:val="none"/>
-                <w:strike w:val="false"/>
-                <w:sz w:val="18"/>
-                <w:szCs w:val="18"/>
-                <w:color w:val="000000"/>
-              </w:rPr>
-              <w:t xml:space="preserve">4</w:t>
-            </w:r>
-          </w:p>
-        </w:tc>
-        <w:tc>
-          <w:tcPr>
-            <w:tcBorders>
-              <w:bottom w:val="none" w:sz="0" w:space="0" w:color="000000"/>
-              <w:top w:val="none" w:sz="0" w:space="0" w:color="000000"/>
-              <w:left w:val="none" w:sz="0" w:space="0" w:color="000000"/>
-              <w:right w:val="none" w:sz="0" w:space="0" w:color="000000"/>
-            </w:tcBorders>
-            <w:shd w:val="clear" w:color="auto" w:fill="FFFFFF"/>
-            <w:tcMar>
-              <w:top w:w="0" w:type="dxa"/>
-              <w:bottom w:w="0" w:type="dxa"/>
-              <w:left w:w="0" w:type="dxa"/>
-              <w:right w:w="0" w:type="dxa"/>
-            </w:tcMar>
-            <w:vAlign w:val="center"/>
-          </w:tcPr>
-          <w:p>
-            <w:pPr>
-              <w:pStyle w:val="Normal"/>
-              <w:jc w:val="left"/>
-              <w:pBdr>
-                <w:bottom w:val="none" w:sz="0" w:space="0" w:color="000000"/>
-                <w:top w:val="none" w:sz="0" w:space="0" w:color="000000"/>
-                <w:left w:val="none" w:sz="0" w:space="0" w:color="000000"/>
-                <w:right w:val="none" w:sz="0" w:space="0" w:color="000000"/>
-              </w:pBdr>
-              <w:spacing w:after="100" w:before="100" w:line="240"/>
-              <w:ind w:left="100" w:right="100" w:firstLine="0" w:firstLineChars="0"/>
-              <w:rPr>
-                <w:rFonts w:ascii="Times New Roman" w:hAnsi="Times New Roman" w:eastAsia="Times New Roman" w:cs="Times New Roman"/>
-                <w:i w:val="false"/>
-                <w:b w:val="false"/>
-                <w:u w:val="none"/>
-                <w:strike w:val="false"/>
-                <w:sz w:val="18"/>
-                <w:szCs w:val="18"/>
-                <w:color w:val="000000"/>
-              </w:rPr>
-            </w:pPr>
-            <w:r>
-              <w:rPr>
-                <w:rFonts w:ascii="Times New Roman" w:hAnsi="Times New Roman" w:eastAsia="Times New Roman" w:cs="Times New Roman"/>
-                <w:i w:val="false"/>
-                <w:b w:val="false"/>
-                <w:u w:val="none"/>
-                <w:strike w:val="false"/>
-                <w:sz w:val="18"/>
-                <w:szCs w:val="18"/>
-                <w:color w:val="000000"/>
-              </w:rPr>
-              <w:t xml:space="preserve">0.97 (0.28–3.33)</w:t>
-            </w:r>
-          </w:p>
-        </w:tc>
-        <w:tc>
-          <w:tcPr>
-            <w:tcBorders>
-              <w:bottom w:val="none" w:sz="0" w:space="0" w:color="000000"/>
-              <w:top w:val="none" w:sz="0" w:space="0" w:color="000000"/>
-              <w:left w:val="none" w:sz="0" w:space="0" w:color="000000"/>
-              <w:right w:val="none" w:sz="0" w:space="0" w:color="000000"/>
-            </w:tcBorders>
-            <w:shd w:val="clear" w:color="auto" w:fill="FFFFFF"/>
-            <w:tcMar>
-              <w:top w:w="0" w:type="dxa"/>
-              <w:bottom w:w="0" w:type="dxa"/>
-              <w:left w:w="0" w:type="dxa"/>
-              <w:right w:w="0" w:type="dxa"/>
-            </w:tcMar>
-            <w:vAlign w:val="center"/>
-          </w:tcPr>
-          <w:p>
-            <w:pPr>
-              <w:pStyle w:val="Normal"/>
-              <w:jc w:val="left"/>
-              <w:pBdr>
-                <w:bottom w:val="none" w:sz="0" w:space="0" w:color="000000"/>
-                <w:top w:val="none" w:sz="0" w:space="0" w:color="000000"/>
-                <w:left w:val="none" w:sz="0" w:space="0" w:color="000000"/>
-                <w:right w:val="none" w:sz="0" w:space="0" w:color="000000"/>
-              </w:pBdr>
-              <w:spacing w:after="100" w:before="100" w:line="240"/>
-              <w:ind w:left="100" w:right="100" w:firstLine="0" w:firstLineChars="0"/>
-              <w:rPr>
-                <w:rFonts w:ascii="Times New Roman" w:hAnsi="Times New Roman" w:eastAsia="Times New Roman" w:cs="Times New Roman"/>
-                <w:i w:val="false"/>
-                <w:b w:val="false"/>
-                <w:u w:val="none"/>
-                <w:strike w:val="false"/>
-                <w:sz w:val="18"/>
-                <w:szCs w:val="18"/>
-                <w:color w:val="000000"/>
-              </w:rPr>
-            </w:pPr>
-            <w:r>
-              <w:rPr>
-                <w:rFonts w:ascii="Times New Roman" w:hAnsi="Times New Roman" w:eastAsia="Times New Roman" w:cs="Times New Roman"/>
-                <w:i w:val="false"/>
-                <w:b w:val="false"/>
-                <w:u w:val="none"/>
-                <w:strike w:val="false"/>
-                <w:sz w:val="18"/>
-                <w:szCs w:val="18"/>
-                <w:color w:val="000000"/>
-              </w:rPr>
-              <w:t xml:space="preserve">0.962</w:t>
             </w:r>
           </w:p>
         </w:tc>
@@ -2829,7 +2829,7 @@
                 <w:szCs w:val="18"/>
                 <w:color w:val="000000"/>
               </w:rPr>
-              <w:t xml:space="preserve">Pathologic stage group</w:t>
+              <w:t xml:space="preserve"/>
             </w:r>
           </w:p>
         </w:tc>
@@ -2884,7 +2884,7 @@
                 <w:szCs w:val="18"/>
                 <w:color w:val="000000"/>
               </w:rPr>
-              <w:t xml:space="preserve">I–II (ref)</w:t>
+              <w:t xml:space="preserve">III–IV</w:t>
             </w:r>
           </w:p>
         </w:tc>
@@ -2939,7 +2939,7 @@
                 <w:szCs w:val="18"/>
                 <w:color w:val="000000"/>
               </w:rPr>
-              <w:t xml:space="preserve">50</w:t>
+              <w:t xml:space="preserve">52</w:t>
             </w:r>
           </w:p>
         </w:tc>
@@ -2994,7 +2994,7 @@
                 <w:szCs w:val="18"/>
                 <w:color w:val="000000"/>
               </w:rPr>
-              <w:t xml:space="preserve">5</w:t>
+              <w:t xml:space="preserve">8</w:t>
             </w:r>
           </w:p>
         </w:tc>
@@ -3049,7 +3049,7 @@
                 <w:szCs w:val="18"/>
                 <w:color w:val="000000"/>
               </w:rPr>
-              <w:t xml:space="preserve">Reference</w:t>
+              <w:t xml:space="preserve">2.41 (0.71–8.20)</w:t>
             </w:r>
           </w:p>
         </w:tc>
@@ -3104,7 +3104,7 @@
                 <w:szCs w:val="18"/>
                 <w:color w:val="000000"/>
               </w:rPr>
-              <w:t xml:space="preserve"/>
+              <w:t xml:space="preserve">0.161</w:t>
             </w:r>
           </w:p>
         </w:tc>
@@ -3219,396 +3219,6 @@
                 <w:szCs w:val="18"/>
                 <w:color w:val="000000"/>
               </w:rPr>
-              <w:t xml:space="preserve"/>
-            </w:r>
-          </w:p>
-        </w:tc>
-        <w:tc>
-          <w:tcPr>
-            <w:tcBorders>
-              <w:bottom w:val="none" w:sz="0" w:space="0" w:color="000000"/>
-              <w:top w:val="none" w:sz="0" w:space="0" w:color="000000"/>
-              <w:left w:val="none" w:sz="0" w:space="0" w:color="000000"/>
-              <w:right w:val="none" w:sz="0" w:space="0" w:color="000000"/>
-            </w:tcBorders>
-            <w:shd w:val="clear" w:color="auto" w:fill="FFFFFF"/>
-            <w:tcMar>
-              <w:top w:w="0" w:type="dxa"/>
-              <w:bottom w:w="0" w:type="dxa"/>
-              <w:left w:w="0" w:type="dxa"/>
-              <w:right w:w="0" w:type="dxa"/>
-            </w:tcMar>
-            <w:vAlign w:val="center"/>
-          </w:tcPr>
-          <w:p>
-            <w:pPr>
-              <w:pStyle w:val="Normal"/>
-              <w:jc w:val="left"/>
-              <w:pBdr>
-                <w:bottom w:val="none" w:sz="0" w:space="0" w:color="000000"/>
-                <w:top w:val="none" w:sz="0" w:space="0" w:color="000000"/>
-                <w:left w:val="none" w:sz="0" w:space="0" w:color="000000"/>
-                <w:right w:val="none" w:sz="0" w:space="0" w:color="000000"/>
-              </w:pBdr>
-              <w:spacing w:after="100" w:before="100" w:line="240"/>
-              <w:ind w:left="100" w:right="100" w:firstLine="0" w:firstLineChars="0"/>
-              <w:rPr>
-                <w:rFonts w:ascii="Times New Roman" w:hAnsi="Times New Roman" w:eastAsia="Times New Roman" w:cs="Times New Roman"/>
-                <w:i w:val="false"/>
-                <w:b w:val="false"/>
-                <w:u w:val="none"/>
-                <w:strike w:val="false"/>
-                <w:sz w:val="18"/>
-                <w:szCs w:val="18"/>
-                <w:color w:val="000000"/>
-              </w:rPr>
-            </w:pPr>
-            <w:r>
-              <w:rPr>
-                <w:rFonts w:ascii="Times New Roman" w:hAnsi="Times New Roman" w:eastAsia="Times New Roman" w:cs="Times New Roman"/>
-                <w:i w:val="false"/>
-                <w:b w:val="false"/>
-                <w:u w:val="none"/>
-                <w:strike w:val="false"/>
-                <w:sz w:val="18"/>
-                <w:szCs w:val="18"/>
-                <w:color w:val="000000"/>
-              </w:rPr>
-              <w:t xml:space="preserve">III–IV</w:t>
-            </w:r>
-          </w:p>
-        </w:tc>
-        <w:tc>
-          <w:tcPr>
-            <w:tcBorders>
-              <w:bottom w:val="none" w:sz="0" w:space="0" w:color="000000"/>
-              <w:top w:val="none" w:sz="0" w:space="0" w:color="000000"/>
-              <w:left w:val="none" w:sz="0" w:space="0" w:color="000000"/>
-              <w:right w:val="none" w:sz="0" w:space="0" w:color="000000"/>
-            </w:tcBorders>
-            <w:shd w:val="clear" w:color="auto" w:fill="FFFFFF"/>
-            <w:tcMar>
-              <w:top w:w="0" w:type="dxa"/>
-              <w:bottom w:w="0" w:type="dxa"/>
-              <w:left w:w="0" w:type="dxa"/>
-              <w:right w:w="0" w:type="dxa"/>
-            </w:tcMar>
-            <w:vAlign w:val="center"/>
-          </w:tcPr>
-          <w:p>
-            <w:pPr>
-              <w:pStyle w:val="Normal"/>
-              <w:jc w:val="right"/>
-              <w:pBdr>
-                <w:bottom w:val="none" w:sz="0" w:space="0" w:color="000000"/>
-                <w:top w:val="none" w:sz="0" w:space="0" w:color="000000"/>
-                <w:left w:val="none" w:sz="0" w:space="0" w:color="000000"/>
-                <w:right w:val="none" w:sz="0" w:space="0" w:color="000000"/>
-              </w:pBdr>
-              <w:spacing w:after="100" w:before="100" w:line="240"/>
-              <w:ind w:left="100" w:right="100" w:firstLine="0" w:firstLineChars="0"/>
-              <w:rPr>
-                <w:rFonts w:ascii="Times New Roman" w:hAnsi="Times New Roman" w:eastAsia="Times New Roman" w:cs="Times New Roman"/>
-                <w:i w:val="false"/>
-                <w:b w:val="false"/>
-                <w:u w:val="none"/>
-                <w:strike w:val="false"/>
-                <w:sz w:val="18"/>
-                <w:szCs w:val="18"/>
-                <w:color w:val="000000"/>
-              </w:rPr>
-            </w:pPr>
-            <w:r>
-              <w:rPr>
-                <w:rFonts w:ascii="Times New Roman" w:hAnsi="Times New Roman" w:eastAsia="Times New Roman" w:cs="Times New Roman"/>
-                <w:i w:val="false"/>
-                <w:b w:val="false"/>
-                <w:u w:val="none"/>
-                <w:strike w:val="false"/>
-                <w:sz w:val="18"/>
-                <w:szCs w:val="18"/>
-                <w:color w:val="000000"/>
-              </w:rPr>
-              <w:t xml:space="preserve">52</w:t>
-            </w:r>
-          </w:p>
-        </w:tc>
-        <w:tc>
-          <w:tcPr>
-            <w:tcBorders>
-              <w:bottom w:val="none" w:sz="0" w:space="0" w:color="000000"/>
-              <w:top w:val="none" w:sz="0" w:space="0" w:color="000000"/>
-              <w:left w:val="none" w:sz="0" w:space="0" w:color="000000"/>
-              <w:right w:val="none" w:sz="0" w:space="0" w:color="000000"/>
-            </w:tcBorders>
-            <w:shd w:val="clear" w:color="auto" w:fill="FFFFFF"/>
-            <w:tcMar>
-              <w:top w:w="0" w:type="dxa"/>
-              <w:bottom w:w="0" w:type="dxa"/>
-              <w:left w:w="0" w:type="dxa"/>
-              <w:right w:w="0" w:type="dxa"/>
-            </w:tcMar>
-            <w:vAlign w:val="center"/>
-          </w:tcPr>
-          <w:p>
-            <w:pPr>
-              <w:pStyle w:val="Normal"/>
-              <w:jc w:val="right"/>
-              <w:pBdr>
-                <w:bottom w:val="none" w:sz="0" w:space="0" w:color="000000"/>
-                <w:top w:val="none" w:sz="0" w:space="0" w:color="000000"/>
-                <w:left w:val="none" w:sz="0" w:space="0" w:color="000000"/>
-                <w:right w:val="none" w:sz="0" w:space="0" w:color="000000"/>
-              </w:pBdr>
-              <w:spacing w:after="100" w:before="100" w:line="240"/>
-              <w:ind w:left="100" w:right="100" w:firstLine="0" w:firstLineChars="0"/>
-              <w:rPr>
-                <w:rFonts w:ascii="Times New Roman" w:hAnsi="Times New Roman" w:eastAsia="Times New Roman" w:cs="Times New Roman"/>
-                <w:i w:val="false"/>
-                <w:b w:val="false"/>
-                <w:u w:val="none"/>
-                <w:strike w:val="false"/>
-                <w:sz w:val="18"/>
-                <w:szCs w:val="18"/>
-                <w:color w:val="000000"/>
-              </w:rPr>
-            </w:pPr>
-            <w:r>
-              <w:rPr>
-                <w:rFonts w:ascii="Times New Roman" w:hAnsi="Times New Roman" w:eastAsia="Times New Roman" w:cs="Times New Roman"/>
-                <w:i w:val="false"/>
-                <w:b w:val="false"/>
-                <w:u w:val="none"/>
-                <w:strike w:val="false"/>
-                <w:sz w:val="18"/>
-                <w:szCs w:val="18"/>
-                <w:color w:val="000000"/>
-              </w:rPr>
-              <w:t xml:space="preserve">8</w:t>
-            </w:r>
-          </w:p>
-        </w:tc>
-        <w:tc>
-          <w:tcPr>
-            <w:tcBorders>
-              <w:bottom w:val="none" w:sz="0" w:space="0" w:color="000000"/>
-              <w:top w:val="none" w:sz="0" w:space="0" w:color="000000"/>
-              <w:left w:val="none" w:sz="0" w:space="0" w:color="000000"/>
-              <w:right w:val="none" w:sz="0" w:space="0" w:color="000000"/>
-            </w:tcBorders>
-            <w:shd w:val="clear" w:color="auto" w:fill="FFFFFF"/>
-            <w:tcMar>
-              <w:top w:w="0" w:type="dxa"/>
-              <w:bottom w:w="0" w:type="dxa"/>
-              <w:left w:w="0" w:type="dxa"/>
-              <w:right w:w="0" w:type="dxa"/>
-            </w:tcMar>
-            <w:vAlign w:val="center"/>
-          </w:tcPr>
-          <w:p>
-            <w:pPr>
-              <w:pStyle w:val="Normal"/>
-              <w:jc w:val="left"/>
-              <w:pBdr>
-                <w:bottom w:val="none" w:sz="0" w:space="0" w:color="000000"/>
-                <w:top w:val="none" w:sz="0" w:space="0" w:color="000000"/>
-                <w:left w:val="none" w:sz="0" w:space="0" w:color="000000"/>
-                <w:right w:val="none" w:sz="0" w:space="0" w:color="000000"/>
-              </w:pBdr>
-              <w:spacing w:after="100" w:before="100" w:line="240"/>
-              <w:ind w:left="100" w:right="100" w:firstLine="0" w:firstLineChars="0"/>
-              <w:rPr>
-                <w:rFonts w:ascii="Times New Roman" w:hAnsi="Times New Roman" w:eastAsia="Times New Roman" w:cs="Times New Roman"/>
-                <w:i w:val="false"/>
-                <w:b w:val="false"/>
-                <w:u w:val="none"/>
-                <w:strike w:val="false"/>
-                <w:sz w:val="18"/>
-                <w:szCs w:val="18"/>
-                <w:color w:val="000000"/>
-              </w:rPr>
-            </w:pPr>
-            <w:r>
-              <w:rPr>
-                <w:rFonts w:ascii="Times New Roman" w:hAnsi="Times New Roman" w:eastAsia="Times New Roman" w:cs="Times New Roman"/>
-                <w:i w:val="false"/>
-                <w:b w:val="false"/>
-                <w:u w:val="none"/>
-                <w:strike w:val="false"/>
-                <w:sz w:val="18"/>
-                <w:szCs w:val="18"/>
-                <w:color w:val="000000"/>
-              </w:rPr>
-              <w:t xml:space="preserve">1.77 (0.57–5.56)</w:t>
-            </w:r>
-          </w:p>
-        </w:tc>
-        <w:tc>
-          <w:tcPr>
-            <w:tcBorders>
-              <w:bottom w:val="none" w:sz="0" w:space="0" w:color="000000"/>
-              <w:top w:val="none" w:sz="0" w:space="0" w:color="000000"/>
-              <w:left w:val="none" w:sz="0" w:space="0" w:color="000000"/>
-              <w:right w:val="none" w:sz="0" w:space="0" w:color="000000"/>
-            </w:tcBorders>
-            <w:shd w:val="clear" w:color="auto" w:fill="FFFFFF"/>
-            <w:tcMar>
-              <w:top w:w="0" w:type="dxa"/>
-              <w:bottom w:w="0" w:type="dxa"/>
-              <w:left w:w="0" w:type="dxa"/>
-              <w:right w:w="0" w:type="dxa"/>
-            </w:tcMar>
-            <w:vAlign w:val="center"/>
-          </w:tcPr>
-          <w:p>
-            <w:pPr>
-              <w:pStyle w:val="Normal"/>
-              <w:jc w:val="left"/>
-              <w:pBdr>
-                <w:bottom w:val="none" w:sz="0" w:space="0" w:color="000000"/>
-                <w:top w:val="none" w:sz="0" w:space="0" w:color="000000"/>
-                <w:left w:val="none" w:sz="0" w:space="0" w:color="000000"/>
-                <w:right w:val="none" w:sz="0" w:space="0" w:color="000000"/>
-              </w:pBdr>
-              <w:spacing w:after="100" w:before="100" w:line="240"/>
-              <w:ind w:left="100" w:right="100" w:firstLine="0" w:firstLineChars="0"/>
-              <w:rPr>
-                <w:rFonts w:ascii="Times New Roman" w:hAnsi="Times New Roman" w:eastAsia="Times New Roman" w:cs="Times New Roman"/>
-                <w:i w:val="false"/>
-                <w:b w:val="false"/>
-                <w:u w:val="none"/>
-                <w:strike w:val="false"/>
-                <w:sz w:val="18"/>
-                <w:szCs w:val="18"/>
-                <w:color w:val="000000"/>
-              </w:rPr>
-            </w:pPr>
-            <w:r>
-              <w:rPr>
-                <w:rFonts w:ascii="Times New Roman" w:hAnsi="Times New Roman" w:eastAsia="Times New Roman" w:cs="Times New Roman"/>
-                <w:i w:val="false"/>
-                <w:b w:val="false"/>
-                <w:u w:val="none"/>
-                <w:strike w:val="false"/>
-                <w:sz w:val="18"/>
-                <w:szCs w:val="18"/>
-                <w:color w:val="000000"/>
-              </w:rPr>
-              <w:t xml:space="preserve">0.326</w:t>
-            </w:r>
-          </w:p>
-        </w:tc>
-        <w:tc>
-          <w:tcPr>
-            <w:tcBorders>
-              <w:bottom w:val="none" w:sz="0" w:space="0" w:color="000000"/>
-              <w:top w:val="none" w:sz="0" w:space="0" w:color="000000"/>
-              <w:left w:val="none" w:sz="0" w:space="0" w:color="000000"/>
-              <w:right w:val="none" w:sz="0" w:space="0" w:color="000000"/>
-            </w:tcBorders>
-            <w:shd w:val="clear" w:color="auto" w:fill="FFFFFF"/>
-            <w:tcMar>
-              <w:top w:w="0" w:type="dxa"/>
-              <w:bottom w:w="0" w:type="dxa"/>
-              <w:left w:w="0" w:type="dxa"/>
-              <w:right w:w="0" w:type="dxa"/>
-            </w:tcMar>
-            <w:vAlign w:val="center"/>
-          </w:tcPr>
-          <w:p>
-            <w:pPr>
-              <w:pStyle w:val="Normal"/>
-              <w:jc w:val="left"/>
-              <w:pBdr>
-                <w:bottom w:val="none" w:sz="0" w:space="0" w:color="000000"/>
-                <w:top w:val="none" w:sz="0" w:space="0" w:color="000000"/>
-                <w:left w:val="none" w:sz="0" w:space="0" w:color="000000"/>
-                <w:right w:val="none" w:sz="0" w:space="0" w:color="000000"/>
-              </w:pBdr>
-              <w:spacing w:after="100" w:before="100" w:line="240"/>
-              <w:ind w:left="100" w:right="100" w:firstLine="0" w:firstLineChars="0"/>
-              <w:rPr>
-                <w:rFonts w:ascii="Times New Roman" w:hAnsi="Times New Roman" w:eastAsia="Times New Roman" w:cs="Times New Roman"/>
-                <w:i w:val="false"/>
-                <w:b w:val="false"/>
-                <w:u w:val="none"/>
-                <w:strike w:val="false"/>
-                <w:sz w:val="18"/>
-                <w:szCs w:val="18"/>
-                <w:color w:val="000000"/>
-              </w:rPr>
-            </w:pPr>
-            <w:r>
-              <w:rPr>
-                <w:rFonts w:ascii="Times New Roman" w:hAnsi="Times New Roman" w:eastAsia="Times New Roman" w:cs="Times New Roman"/>
-                <w:i w:val="false"/>
-                <w:b w:val="false"/>
-                <w:u w:val="none"/>
-                <w:strike w:val="false"/>
-                <w:sz w:val="18"/>
-                <w:szCs w:val="18"/>
-                <w:color w:val="000000"/>
-              </w:rPr>
-              <w:t xml:space="preserve"/>
-            </w:r>
-          </w:p>
-        </w:tc>
-      </w:tr>
-      <w:tr>
-        <w:trPr>
-          <w:trHeight w:val="560" w:hRule="auto"/>
-        </w:trPr>
-        <w:tc>
-          <w:tcPr>
-            <w:tcBorders>
-              <w:bottom w:val="none" w:sz="0" w:space="0" w:color="000000"/>
-              <w:top w:val="none" w:sz="0" w:space="0" w:color="000000"/>
-              <w:left w:val="none" w:sz="0" w:space="0" w:color="000000"/>
-              <w:right w:val="none" w:sz="0" w:space="0" w:color="000000"/>
-            </w:tcBorders>
-            <w:shd w:val="clear" w:color="auto" w:fill="FFFFFF"/>
-            <w:tcMar>
-              <w:top w:w="0" w:type="dxa"/>
-              <w:bottom w:w="0" w:type="dxa"/>
-              <w:left w:w="0" w:type="dxa"/>
-              <w:right w:w="0" w:type="dxa"/>
-            </w:tcMar>
-            <w:vAlign w:val="center"/>
-          </w:tcPr>
-          <w:p>
-            <w:pPr>
-              <w:pStyle w:val="Normal"/>
-              <w:jc w:val="left"/>
-              <w:pBdr>
-                <w:bottom w:val="none" w:sz="0" w:space="0" w:color="000000"/>
-                <w:top w:val="none" w:sz="0" w:space="0" w:color="000000"/>
-                <w:left w:val="none" w:sz="0" w:space="0" w:color="000000"/>
-                <w:right w:val="none" w:sz="0" w:space="0" w:color="000000"/>
-              </w:pBdr>
-              <w:spacing w:after="100" w:before="100" w:line="240"/>
-              <w:ind w:left="100" w:right="100" w:firstLine="0" w:firstLineChars="0"/>
-              <w:rPr>
-                <w:rFonts w:ascii="Times New Roman" w:hAnsi="Times New Roman" w:eastAsia="Times New Roman" w:cs="Times New Roman"/>
-                <w:i w:val="false"/>
-                <w:b w:val="false"/>
-                <w:u w:val="none"/>
-                <w:strike w:val="false"/>
-                <w:sz w:val="18"/>
-                <w:szCs w:val="18"/>
-                <w:color w:val="000000"/>
-              </w:rPr>
-            </w:pPr>
-            <w:r>
-              <w:rPr>
-                <w:rFonts w:ascii="Times New Roman" w:hAnsi="Times New Roman" w:eastAsia="Times New Roman" w:cs="Times New Roman"/>
-                <w:i w:val="false"/>
-                <w:b w:val="false"/>
-                <w:u w:val="none"/>
-                <w:strike w:val="false"/>
-                <w:sz w:val="18"/>
-                <w:szCs w:val="18"/>
-                <w:color w:val="000000"/>
-              </w:rPr>
               <w:t xml:space="preserve">Pretreatment CEA</w:t>
             </w:r>
           </w:p>
@@ -4219,7 +3829,7 @@
                 <w:szCs w:val="18"/>
                 <w:color w:val="000000"/>
               </w:rPr>
-              <w:t xml:space="preserve">2.26 (0.69–7.35)</w:t>
+              <w:t xml:space="preserve">1.78 (0.54–5.92)</w:t>
             </w:r>
           </w:p>
         </w:tc>
@@ -4274,7 +3884,7 @@
                 <w:szCs w:val="18"/>
                 <w:color w:val="000000"/>
               </w:rPr>
-              <w:t xml:space="preserve">0.177</w:t>
+              <w:t xml:space="preserve">0.344</w:t>
             </w:r>
           </w:p>
         </w:tc>

--- a/output/tables/READ/READ_cox_multi_KRAS.docx
+++ b/output/tables/READ/READ_cox_multi_KRAS.docx
@@ -25,7 +25,7 @@
         <w:ind w:left="60" w:right="60" w:firstLine="0" w:firstLineChars="0"/>
       </w:pPr>
       <w:r>
-        <w:t xml:space="preserve">Multivariable Cox regression for overall survival: KRAS expression, TCGA-READ (n = 102, events = 13, EPV = 2.6; exploratory)</w:t>
+        <w:t xml:space="preserve">Multivariable Cox regression for overall survival: KRAS expression, TCGA-READ (n = 102, events = 13, EPV = 3.2; exploratory)</w:t>
       </w:r>
     </w:p>
     <w:tbl xmlns:a="http://schemas.openxmlformats.org/drawingml/2006/main" xmlns:pic="http://schemas.openxmlformats.org/drawingml/2006/picture">
@@ -37,7 +37,7 @@
       <w:tblGrid>
         <w:gridCol w:w="2060"/>
         <w:gridCol w:w="1489"/>
-        <w:gridCol w:w="681"/>
+        <w:gridCol w:w="591"/>
         <w:gridCol w:w="931"/>
         <w:gridCol w:w="1611"/>
         <w:gridCol w:w="816"/>
@@ -1099,7 +1099,7 @@
                 <w:szCs w:val="18"/>
                 <w:color w:val="000000"/>
               </w:rPr>
-              <w:t xml:space="preserve">0.25 (0.06–0.94)</w:t>
+              <w:t xml:space="preserve">0.19 (0.05–0.72)</w:t>
             </w:r>
           </w:p>
         </w:tc>
@@ -1154,7 +1154,7 @@
                 <w:szCs w:val="18"/>
                 <w:color w:val="000000"/>
               </w:rPr>
-              <w:t xml:space="preserve">0.041</w:t>
+              <w:t xml:space="preserve">0.015</w:t>
             </w:r>
           </w:p>
         </w:tc>
@@ -1269,7 +1269,7 @@
                 <w:szCs w:val="18"/>
                 <w:color w:val="000000"/>
               </w:rPr>
-              <w:t xml:space="preserve">Age (per 10 years)</w:t>
+              <w:t xml:space="preserve">Sex</w:t>
             </w:r>
           </w:p>
         </w:tc>
@@ -1324,7 +1324,7 @@
                 <w:szCs w:val="18"/>
                 <w:color w:val="000000"/>
               </w:rPr>
-              <w:t xml:space="preserve"/>
+              <w:t xml:space="preserve">Male (ref)</w:t>
             </w:r>
           </w:p>
         </w:tc>
@@ -1379,7 +1379,7 @@
                 <w:szCs w:val="18"/>
                 <w:color w:val="000000"/>
               </w:rPr>
-              <w:t xml:space="preserve">102</w:t>
+              <w:t xml:space="preserve">61</w:t>
             </w:r>
           </w:p>
         </w:tc>
@@ -1434,7 +1434,7 @@
                 <w:szCs w:val="18"/>
                 <w:color w:val="000000"/>
               </w:rPr>
-              <w:t xml:space="preserve">13</w:t>
+              <w:t xml:space="preserve">9</w:t>
             </w:r>
           </w:p>
         </w:tc>
@@ -1489,7 +1489,7 @@
                 <w:szCs w:val="18"/>
                 <w:color w:val="000000"/>
               </w:rPr>
-              <w:t xml:space="preserve">1.09 (1.02–1.17)</w:t>
+              <w:t xml:space="preserve">Reference</w:t>
             </w:r>
           </w:p>
         </w:tc>
@@ -1544,7 +1544,7 @@
                 <w:szCs w:val="18"/>
                 <w:color w:val="000000"/>
               </w:rPr>
-              <w:t xml:space="preserve">0.012</w:t>
+              <w:t xml:space="preserve"/>
             </w:r>
           </w:p>
         </w:tc>
@@ -1659,7 +1659,7 @@
                 <w:szCs w:val="18"/>
                 <w:color w:val="000000"/>
               </w:rPr>
-              <w:t xml:space="preserve">Sex</w:t>
+              <w:t xml:space="preserve"/>
             </w:r>
           </w:p>
         </w:tc>
@@ -1714,7 +1714,7 @@
                 <w:szCs w:val="18"/>
                 <w:color w:val="000000"/>
               </w:rPr>
-              <w:t xml:space="preserve">Male (ref)</w:t>
+              <w:t xml:space="preserve">Female</w:t>
             </w:r>
           </w:p>
         </w:tc>
@@ -1769,7 +1769,7 @@
                 <w:szCs w:val="18"/>
                 <w:color w:val="000000"/>
               </w:rPr>
-              <w:t xml:space="preserve">61</w:t>
+              <w:t xml:space="preserve">41</w:t>
             </w:r>
           </w:p>
         </w:tc>
@@ -1824,7 +1824,7 @@
                 <w:szCs w:val="18"/>
                 <w:color w:val="000000"/>
               </w:rPr>
-              <w:t xml:space="preserve">9</w:t>
+              <w:t xml:space="preserve">4</w:t>
             </w:r>
           </w:p>
         </w:tc>
@@ -1879,7 +1879,7 @@
                 <w:szCs w:val="18"/>
                 <w:color w:val="000000"/>
               </w:rPr>
-              <w:t xml:space="preserve">Reference</w:t>
+              <w:t xml:space="preserve">0.77 (0.23–2.60)</w:t>
             </w:r>
           </w:p>
         </w:tc>
@@ -1934,7 +1934,7 @@
                 <w:szCs w:val="18"/>
                 <w:color w:val="000000"/>
               </w:rPr>
-              <w:t xml:space="preserve"/>
+              <w:t xml:space="preserve">0.673</w:t>
             </w:r>
           </w:p>
         </w:tc>
@@ -2049,7 +2049,7 @@
                 <w:szCs w:val="18"/>
                 <w:color w:val="000000"/>
               </w:rPr>
-              <w:t xml:space="preserve"/>
+              <w:t xml:space="preserve">Pathologic stage group</w:t>
             </w:r>
           </w:p>
         </w:tc>
@@ -2104,7 +2104,7 @@
                 <w:szCs w:val="18"/>
                 <w:color w:val="000000"/>
               </w:rPr>
-              <w:t xml:space="preserve">Female</w:t>
+              <w:t xml:space="preserve">I–II (ref)</w:t>
             </w:r>
           </w:p>
         </w:tc>
@@ -2159,7 +2159,7 @@
                 <w:szCs w:val="18"/>
                 <w:color w:val="000000"/>
               </w:rPr>
-              <w:t xml:space="preserve">41</w:t>
+              <w:t xml:space="preserve">50</w:t>
             </w:r>
           </w:p>
         </w:tc>
@@ -2214,7 +2214,7 @@
                 <w:szCs w:val="18"/>
                 <w:color w:val="000000"/>
               </w:rPr>
-              <w:t xml:space="preserve">4</w:t>
+              <w:t xml:space="preserve">5</w:t>
             </w:r>
           </w:p>
         </w:tc>
@@ -2269,7 +2269,7 @@
                 <w:szCs w:val="18"/>
                 <w:color w:val="000000"/>
               </w:rPr>
-              <w:t xml:space="preserve">0.73 (0.21–2.59)</w:t>
+              <w:t xml:space="preserve">Reference</w:t>
             </w:r>
           </w:p>
         </w:tc>
@@ -2324,7 +2324,7 @@
                 <w:szCs w:val="18"/>
                 <w:color w:val="000000"/>
               </w:rPr>
-              <w:t xml:space="preserve">0.626</w:t>
+              <w:t xml:space="preserve"/>
             </w:r>
           </w:p>
         </w:tc>
@@ -2439,7 +2439,7 @@
                 <w:szCs w:val="18"/>
                 <w:color w:val="000000"/>
               </w:rPr>
-              <w:t xml:space="preserve">Pathologic stage group</w:t>
+              <w:t xml:space="preserve"/>
             </w:r>
           </w:p>
         </w:tc>
@@ -2494,7 +2494,7 @@
                 <w:szCs w:val="18"/>
                 <w:color w:val="000000"/>
               </w:rPr>
-              <w:t xml:space="preserve">I–II (ref)</w:t>
+              <w:t xml:space="preserve">III–IV</w:t>
             </w:r>
           </w:p>
         </w:tc>
@@ -2549,7 +2549,7 @@
                 <w:szCs w:val="18"/>
                 <w:color w:val="000000"/>
               </w:rPr>
-              <w:t xml:space="preserve">50</w:t>
+              <w:t xml:space="preserve">52</w:t>
             </w:r>
           </w:p>
         </w:tc>
@@ -2604,7 +2604,7 @@
                 <w:szCs w:val="18"/>
                 <w:color w:val="000000"/>
               </w:rPr>
-              <w:t xml:space="preserve">5</w:t>
+              <w:t xml:space="preserve">8</w:t>
             </w:r>
           </w:p>
         </w:tc>
@@ -2659,7 +2659,7 @@
                 <w:szCs w:val="18"/>
                 <w:color w:val="000000"/>
               </w:rPr>
-              <w:t xml:space="preserve">Reference</w:t>
+              <w:t xml:space="preserve">1.67 (0.53–5.26)</w:t>
             </w:r>
           </w:p>
         </w:tc>
@@ -2714,7 +2714,7 @@
                 <w:szCs w:val="18"/>
                 <w:color w:val="000000"/>
               </w:rPr>
-              <w:t xml:space="preserve"/>
+              <w:t xml:space="preserve">0.378</w:t>
             </w:r>
           </w:p>
         </w:tc>
@@ -2829,396 +2829,6 @@
                 <w:szCs w:val="18"/>
                 <w:color w:val="000000"/>
               </w:rPr>
-              <w:t xml:space="preserve"/>
-            </w:r>
-          </w:p>
-        </w:tc>
-        <w:tc>
-          <w:tcPr>
-            <w:tcBorders>
-              <w:bottom w:val="none" w:sz="0" w:space="0" w:color="000000"/>
-              <w:top w:val="none" w:sz="0" w:space="0" w:color="000000"/>
-              <w:left w:val="none" w:sz="0" w:space="0" w:color="000000"/>
-              <w:right w:val="none" w:sz="0" w:space="0" w:color="000000"/>
-            </w:tcBorders>
-            <w:shd w:val="clear" w:color="auto" w:fill="FFFFFF"/>
-            <w:tcMar>
-              <w:top w:w="0" w:type="dxa"/>
-              <w:bottom w:w="0" w:type="dxa"/>
-              <w:left w:w="0" w:type="dxa"/>
-              <w:right w:w="0" w:type="dxa"/>
-            </w:tcMar>
-            <w:vAlign w:val="center"/>
-          </w:tcPr>
-          <w:p>
-            <w:pPr>
-              <w:pStyle w:val="Normal"/>
-              <w:jc w:val="left"/>
-              <w:pBdr>
-                <w:bottom w:val="none" w:sz="0" w:space="0" w:color="000000"/>
-                <w:top w:val="none" w:sz="0" w:space="0" w:color="000000"/>
-                <w:left w:val="none" w:sz="0" w:space="0" w:color="000000"/>
-                <w:right w:val="none" w:sz="0" w:space="0" w:color="000000"/>
-              </w:pBdr>
-              <w:spacing w:after="100" w:before="100" w:line="240"/>
-              <w:ind w:left="100" w:right="100" w:firstLine="0" w:firstLineChars="0"/>
-              <w:rPr>
-                <w:rFonts w:ascii="Times New Roman" w:hAnsi="Times New Roman" w:eastAsia="Times New Roman" w:cs="Times New Roman"/>
-                <w:i w:val="false"/>
-                <w:b w:val="false"/>
-                <w:u w:val="none"/>
-                <w:strike w:val="false"/>
-                <w:sz w:val="18"/>
-                <w:szCs w:val="18"/>
-                <w:color w:val="000000"/>
-              </w:rPr>
-            </w:pPr>
-            <w:r>
-              <w:rPr>
-                <w:rFonts w:ascii="Times New Roman" w:hAnsi="Times New Roman" w:eastAsia="Times New Roman" w:cs="Times New Roman"/>
-                <w:i w:val="false"/>
-                <w:b w:val="false"/>
-                <w:u w:val="none"/>
-                <w:strike w:val="false"/>
-                <w:sz w:val="18"/>
-                <w:szCs w:val="18"/>
-                <w:color w:val="000000"/>
-              </w:rPr>
-              <w:t xml:space="preserve">III–IV</w:t>
-            </w:r>
-          </w:p>
-        </w:tc>
-        <w:tc>
-          <w:tcPr>
-            <w:tcBorders>
-              <w:bottom w:val="none" w:sz="0" w:space="0" w:color="000000"/>
-              <w:top w:val="none" w:sz="0" w:space="0" w:color="000000"/>
-              <w:left w:val="none" w:sz="0" w:space="0" w:color="000000"/>
-              <w:right w:val="none" w:sz="0" w:space="0" w:color="000000"/>
-            </w:tcBorders>
-            <w:shd w:val="clear" w:color="auto" w:fill="FFFFFF"/>
-            <w:tcMar>
-              <w:top w:w="0" w:type="dxa"/>
-              <w:bottom w:w="0" w:type="dxa"/>
-              <w:left w:w="0" w:type="dxa"/>
-              <w:right w:w="0" w:type="dxa"/>
-            </w:tcMar>
-            <w:vAlign w:val="center"/>
-          </w:tcPr>
-          <w:p>
-            <w:pPr>
-              <w:pStyle w:val="Normal"/>
-              <w:jc w:val="right"/>
-              <w:pBdr>
-                <w:bottom w:val="none" w:sz="0" w:space="0" w:color="000000"/>
-                <w:top w:val="none" w:sz="0" w:space="0" w:color="000000"/>
-                <w:left w:val="none" w:sz="0" w:space="0" w:color="000000"/>
-                <w:right w:val="none" w:sz="0" w:space="0" w:color="000000"/>
-              </w:pBdr>
-              <w:spacing w:after="100" w:before="100" w:line="240"/>
-              <w:ind w:left="100" w:right="100" w:firstLine="0" w:firstLineChars="0"/>
-              <w:rPr>
-                <w:rFonts w:ascii="Times New Roman" w:hAnsi="Times New Roman" w:eastAsia="Times New Roman" w:cs="Times New Roman"/>
-                <w:i w:val="false"/>
-                <w:b w:val="false"/>
-                <w:u w:val="none"/>
-                <w:strike w:val="false"/>
-                <w:sz w:val="18"/>
-                <w:szCs w:val="18"/>
-                <w:color w:val="000000"/>
-              </w:rPr>
-            </w:pPr>
-            <w:r>
-              <w:rPr>
-                <w:rFonts w:ascii="Times New Roman" w:hAnsi="Times New Roman" w:eastAsia="Times New Roman" w:cs="Times New Roman"/>
-                <w:i w:val="false"/>
-                <w:b w:val="false"/>
-                <w:u w:val="none"/>
-                <w:strike w:val="false"/>
-                <w:sz w:val="18"/>
-                <w:szCs w:val="18"/>
-                <w:color w:val="000000"/>
-              </w:rPr>
-              <w:t xml:space="preserve">52</w:t>
-            </w:r>
-          </w:p>
-        </w:tc>
-        <w:tc>
-          <w:tcPr>
-            <w:tcBorders>
-              <w:bottom w:val="none" w:sz="0" w:space="0" w:color="000000"/>
-              <w:top w:val="none" w:sz="0" w:space="0" w:color="000000"/>
-              <w:left w:val="none" w:sz="0" w:space="0" w:color="000000"/>
-              <w:right w:val="none" w:sz="0" w:space="0" w:color="000000"/>
-            </w:tcBorders>
-            <w:shd w:val="clear" w:color="auto" w:fill="FFFFFF"/>
-            <w:tcMar>
-              <w:top w:w="0" w:type="dxa"/>
-              <w:bottom w:w="0" w:type="dxa"/>
-              <w:left w:w="0" w:type="dxa"/>
-              <w:right w:w="0" w:type="dxa"/>
-            </w:tcMar>
-            <w:vAlign w:val="center"/>
-          </w:tcPr>
-          <w:p>
-            <w:pPr>
-              <w:pStyle w:val="Normal"/>
-              <w:jc w:val="right"/>
-              <w:pBdr>
-                <w:bottom w:val="none" w:sz="0" w:space="0" w:color="000000"/>
-                <w:top w:val="none" w:sz="0" w:space="0" w:color="000000"/>
-                <w:left w:val="none" w:sz="0" w:space="0" w:color="000000"/>
-                <w:right w:val="none" w:sz="0" w:space="0" w:color="000000"/>
-              </w:pBdr>
-              <w:spacing w:after="100" w:before="100" w:line="240"/>
-              <w:ind w:left="100" w:right="100" w:firstLine="0" w:firstLineChars="0"/>
-              <w:rPr>
-                <w:rFonts w:ascii="Times New Roman" w:hAnsi="Times New Roman" w:eastAsia="Times New Roman" w:cs="Times New Roman"/>
-                <w:i w:val="false"/>
-                <w:b w:val="false"/>
-                <w:u w:val="none"/>
-                <w:strike w:val="false"/>
-                <w:sz w:val="18"/>
-                <w:szCs w:val="18"/>
-                <w:color w:val="000000"/>
-              </w:rPr>
-            </w:pPr>
-            <w:r>
-              <w:rPr>
-                <w:rFonts w:ascii="Times New Roman" w:hAnsi="Times New Roman" w:eastAsia="Times New Roman" w:cs="Times New Roman"/>
-                <w:i w:val="false"/>
-                <w:b w:val="false"/>
-                <w:u w:val="none"/>
-                <w:strike w:val="false"/>
-                <w:sz w:val="18"/>
-                <w:szCs w:val="18"/>
-                <w:color w:val="000000"/>
-              </w:rPr>
-              <w:t xml:space="preserve">8</w:t>
-            </w:r>
-          </w:p>
-        </w:tc>
-        <w:tc>
-          <w:tcPr>
-            <w:tcBorders>
-              <w:bottom w:val="none" w:sz="0" w:space="0" w:color="000000"/>
-              <w:top w:val="none" w:sz="0" w:space="0" w:color="000000"/>
-              <w:left w:val="none" w:sz="0" w:space="0" w:color="000000"/>
-              <w:right w:val="none" w:sz="0" w:space="0" w:color="000000"/>
-            </w:tcBorders>
-            <w:shd w:val="clear" w:color="auto" w:fill="FFFFFF"/>
-            <w:tcMar>
-              <w:top w:w="0" w:type="dxa"/>
-              <w:bottom w:w="0" w:type="dxa"/>
-              <w:left w:w="0" w:type="dxa"/>
-              <w:right w:w="0" w:type="dxa"/>
-            </w:tcMar>
-            <w:vAlign w:val="center"/>
-          </w:tcPr>
-          <w:p>
-            <w:pPr>
-              <w:pStyle w:val="Normal"/>
-              <w:jc w:val="left"/>
-              <w:pBdr>
-                <w:bottom w:val="none" w:sz="0" w:space="0" w:color="000000"/>
-                <w:top w:val="none" w:sz="0" w:space="0" w:color="000000"/>
-                <w:left w:val="none" w:sz="0" w:space="0" w:color="000000"/>
-                <w:right w:val="none" w:sz="0" w:space="0" w:color="000000"/>
-              </w:pBdr>
-              <w:spacing w:after="100" w:before="100" w:line="240"/>
-              <w:ind w:left="100" w:right="100" w:firstLine="0" w:firstLineChars="0"/>
-              <w:rPr>
-                <w:rFonts w:ascii="Times New Roman" w:hAnsi="Times New Roman" w:eastAsia="Times New Roman" w:cs="Times New Roman"/>
-                <w:i w:val="false"/>
-                <w:b w:val="false"/>
-                <w:u w:val="none"/>
-                <w:strike w:val="false"/>
-                <w:sz w:val="18"/>
-                <w:szCs w:val="18"/>
-                <w:color w:val="000000"/>
-              </w:rPr>
-            </w:pPr>
-            <w:r>
-              <w:rPr>
-                <w:rFonts w:ascii="Times New Roman" w:hAnsi="Times New Roman" w:eastAsia="Times New Roman" w:cs="Times New Roman"/>
-                <w:i w:val="false"/>
-                <w:b w:val="false"/>
-                <w:u w:val="none"/>
-                <w:strike w:val="false"/>
-                <w:sz w:val="18"/>
-                <w:szCs w:val="18"/>
-                <w:color w:val="000000"/>
-              </w:rPr>
-              <w:t xml:space="preserve">2.41 (0.71–8.20)</w:t>
-            </w:r>
-          </w:p>
-        </w:tc>
-        <w:tc>
-          <w:tcPr>
-            <w:tcBorders>
-              <w:bottom w:val="none" w:sz="0" w:space="0" w:color="000000"/>
-              <w:top w:val="none" w:sz="0" w:space="0" w:color="000000"/>
-              <w:left w:val="none" w:sz="0" w:space="0" w:color="000000"/>
-              <w:right w:val="none" w:sz="0" w:space="0" w:color="000000"/>
-            </w:tcBorders>
-            <w:shd w:val="clear" w:color="auto" w:fill="FFFFFF"/>
-            <w:tcMar>
-              <w:top w:w="0" w:type="dxa"/>
-              <w:bottom w:w="0" w:type="dxa"/>
-              <w:left w:w="0" w:type="dxa"/>
-              <w:right w:w="0" w:type="dxa"/>
-            </w:tcMar>
-            <w:vAlign w:val="center"/>
-          </w:tcPr>
-          <w:p>
-            <w:pPr>
-              <w:pStyle w:val="Normal"/>
-              <w:jc w:val="left"/>
-              <w:pBdr>
-                <w:bottom w:val="none" w:sz="0" w:space="0" w:color="000000"/>
-                <w:top w:val="none" w:sz="0" w:space="0" w:color="000000"/>
-                <w:left w:val="none" w:sz="0" w:space="0" w:color="000000"/>
-                <w:right w:val="none" w:sz="0" w:space="0" w:color="000000"/>
-              </w:pBdr>
-              <w:spacing w:after="100" w:before="100" w:line="240"/>
-              <w:ind w:left="100" w:right="100" w:firstLine="0" w:firstLineChars="0"/>
-              <w:rPr>
-                <w:rFonts w:ascii="Times New Roman" w:hAnsi="Times New Roman" w:eastAsia="Times New Roman" w:cs="Times New Roman"/>
-                <w:i w:val="false"/>
-                <w:b w:val="false"/>
-                <w:u w:val="none"/>
-                <w:strike w:val="false"/>
-                <w:sz w:val="18"/>
-                <w:szCs w:val="18"/>
-                <w:color w:val="000000"/>
-              </w:rPr>
-            </w:pPr>
-            <w:r>
-              <w:rPr>
-                <w:rFonts w:ascii="Times New Roman" w:hAnsi="Times New Roman" w:eastAsia="Times New Roman" w:cs="Times New Roman"/>
-                <w:i w:val="false"/>
-                <w:b w:val="false"/>
-                <w:u w:val="none"/>
-                <w:strike w:val="false"/>
-                <w:sz w:val="18"/>
-                <w:szCs w:val="18"/>
-                <w:color w:val="000000"/>
-              </w:rPr>
-              <w:t xml:space="preserve">0.161</w:t>
-            </w:r>
-          </w:p>
-        </w:tc>
-        <w:tc>
-          <w:tcPr>
-            <w:tcBorders>
-              <w:bottom w:val="none" w:sz="0" w:space="0" w:color="000000"/>
-              <w:top w:val="none" w:sz="0" w:space="0" w:color="000000"/>
-              <w:left w:val="none" w:sz="0" w:space="0" w:color="000000"/>
-              <w:right w:val="none" w:sz="0" w:space="0" w:color="000000"/>
-            </w:tcBorders>
-            <w:shd w:val="clear" w:color="auto" w:fill="FFFFFF"/>
-            <w:tcMar>
-              <w:top w:w="0" w:type="dxa"/>
-              <w:bottom w:w="0" w:type="dxa"/>
-              <w:left w:w="0" w:type="dxa"/>
-              <w:right w:w="0" w:type="dxa"/>
-            </w:tcMar>
-            <w:vAlign w:val="center"/>
-          </w:tcPr>
-          <w:p>
-            <w:pPr>
-              <w:pStyle w:val="Normal"/>
-              <w:jc w:val="left"/>
-              <w:pBdr>
-                <w:bottom w:val="none" w:sz="0" w:space="0" w:color="000000"/>
-                <w:top w:val="none" w:sz="0" w:space="0" w:color="000000"/>
-                <w:left w:val="none" w:sz="0" w:space="0" w:color="000000"/>
-                <w:right w:val="none" w:sz="0" w:space="0" w:color="000000"/>
-              </w:pBdr>
-              <w:spacing w:after="100" w:before="100" w:line="240"/>
-              <w:ind w:left="100" w:right="100" w:firstLine="0" w:firstLineChars="0"/>
-              <w:rPr>
-                <w:rFonts w:ascii="Times New Roman" w:hAnsi="Times New Roman" w:eastAsia="Times New Roman" w:cs="Times New Roman"/>
-                <w:i w:val="false"/>
-                <w:b w:val="false"/>
-                <w:u w:val="none"/>
-                <w:strike w:val="false"/>
-                <w:sz w:val="18"/>
-                <w:szCs w:val="18"/>
-                <w:color w:val="000000"/>
-              </w:rPr>
-            </w:pPr>
-            <w:r>
-              <w:rPr>
-                <w:rFonts w:ascii="Times New Roman" w:hAnsi="Times New Roman" w:eastAsia="Times New Roman" w:cs="Times New Roman"/>
-                <w:i w:val="false"/>
-                <w:b w:val="false"/>
-                <w:u w:val="none"/>
-                <w:strike w:val="false"/>
-                <w:sz w:val="18"/>
-                <w:szCs w:val="18"/>
-                <w:color w:val="000000"/>
-              </w:rPr>
-              <w:t xml:space="preserve"/>
-            </w:r>
-          </w:p>
-        </w:tc>
-      </w:tr>
-      <w:tr>
-        <w:trPr>
-          <w:trHeight w:val="560" w:hRule="auto"/>
-        </w:trPr>
-        <w:tc>
-          <w:tcPr>
-            <w:tcBorders>
-              <w:bottom w:val="none" w:sz="0" w:space="0" w:color="000000"/>
-              <w:top w:val="none" w:sz="0" w:space="0" w:color="000000"/>
-              <w:left w:val="none" w:sz="0" w:space="0" w:color="000000"/>
-              <w:right w:val="none" w:sz="0" w:space="0" w:color="000000"/>
-            </w:tcBorders>
-            <w:shd w:val="clear" w:color="auto" w:fill="FFFFFF"/>
-            <w:tcMar>
-              <w:top w:w="0" w:type="dxa"/>
-              <w:bottom w:w="0" w:type="dxa"/>
-              <w:left w:w="0" w:type="dxa"/>
-              <w:right w:w="0" w:type="dxa"/>
-            </w:tcMar>
-            <w:vAlign w:val="center"/>
-          </w:tcPr>
-          <w:p>
-            <w:pPr>
-              <w:pStyle w:val="Normal"/>
-              <w:jc w:val="left"/>
-              <w:pBdr>
-                <w:bottom w:val="none" w:sz="0" w:space="0" w:color="000000"/>
-                <w:top w:val="none" w:sz="0" w:space="0" w:color="000000"/>
-                <w:left w:val="none" w:sz="0" w:space="0" w:color="000000"/>
-                <w:right w:val="none" w:sz="0" w:space="0" w:color="000000"/>
-              </w:pBdr>
-              <w:spacing w:after="100" w:before="100" w:line="240"/>
-              <w:ind w:left="100" w:right="100" w:firstLine="0" w:firstLineChars="0"/>
-              <w:rPr>
-                <w:rFonts w:ascii="Times New Roman" w:hAnsi="Times New Roman" w:eastAsia="Times New Roman" w:cs="Times New Roman"/>
-                <w:i w:val="false"/>
-                <w:b w:val="false"/>
-                <w:u w:val="none"/>
-                <w:strike w:val="false"/>
-                <w:sz w:val="18"/>
-                <w:szCs w:val="18"/>
-                <w:color w:val="000000"/>
-              </w:rPr>
-            </w:pPr>
-            <w:r>
-              <w:rPr>
-                <w:rFonts w:ascii="Times New Roman" w:hAnsi="Times New Roman" w:eastAsia="Times New Roman" w:cs="Times New Roman"/>
-                <w:i w:val="false"/>
-                <w:b w:val="false"/>
-                <w:u w:val="none"/>
-                <w:strike w:val="false"/>
-                <w:sz w:val="18"/>
-                <w:szCs w:val="18"/>
-                <w:color w:val="000000"/>
-              </w:rPr>
               <w:t xml:space="preserve">Pretreatment CEA</w:t>
             </w:r>
           </w:p>
@@ -3829,7 +3439,7 @@
                 <w:szCs w:val="18"/>
                 <w:color w:val="000000"/>
               </w:rPr>
-              <w:t xml:space="preserve">1.78 (0.54–5.92)</w:t>
+              <w:t xml:space="preserve">2.24 (0.66–7.61)</w:t>
             </w:r>
           </w:p>
         </w:tc>
@@ -3884,7 +3494,7 @@
                 <w:szCs w:val="18"/>
                 <w:color w:val="000000"/>
               </w:rPr>
-              <w:t xml:space="preserve">0.344</w:t>
+              <w:t xml:space="preserve">0.196</w:t>
             </w:r>
           </w:p>
         </w:tc>

--- a/output/tables/READ/READ_cox_multi_KRAS.docx
+++ b/output/tables/READ/READ_cox_multi_KRAS.docx
@@ -35,9 +35,9 @@
         <w:tblLook w:firstRow="1" w:lastRow="0" w:firstColumn="0" w:lastColumn="0" w:noHBand="0" w:noVBand="1"/>
       </w:tblPr>
       <w:tblGrid>
-        <w:gridCol w:w="2060"/>
+        <w:gridCol w:w="2970"/>
         <w:gridCol w:w="1489"/>
-        <w:gridCol w:w="591"/>
+        <w:gridCol w:w="681"/>
         <w:gridCol w:w="931"/>
         <w:gridCol w:w="1611"/>
         <w:gridCol w:w="816"/>
@@ -489,7 +489,7 @@
                 <w:szCs w:val="18"/>
                 <w:color w:val="000000"/>
               </w:rPr>
-              <w:t xml:space="preserve">KRAS expression</w:t>
+              <w:t xml:space="preserve">KRAS expression, log2 (per 1 unit)</w:t>
             </w:r>
           </w:p>
         </w:tc>
@@ -544,7 +544,7 @@
                 <w:szCs w:val="18"/>
                 <w:color w:val="000000"/>
               </w:rPr>
-              <w:t xml:space="preserve">Low (ref)</w:t>
+              <w:t xml:space="preserve"/>
             </w:r>
           </w:p>
         </w:tc>
@@ -599,7 +599,7 @@
                 <w:szCs w:val="18"/>
                 <w:color w:val="000000"/>
               </w:rPr>
-              <w:t xml:space="preserve">48</w:t>
+              <w:t xml:space="preserve">102</w:t>
             </w:r>
           </w:p>
         </w:tc>
@@ -654,7 +654,7 @@
                 <w:szCs w:val="18"/>
                 <w:color w:val="000000"/>
               </w:rPr>
-              <w:t xml:space="preserve">10</w:t>
+              <w:t xml:space="preserve">13</w:t>
             </w:r>
           </w:p>
         </w:tc>
@@ -709,7 +709,7 @@
                 <w:szCs w:val="18"/>
                 <w:color w:val="000000"/>
               </w:rPr>
-              <w:t xml:space="preserve">Reference</w:t>
+              <w:t xml:space="preserve">0.57 (0.30–1.11)</w:t>
             </w:r>
           </w:p>
         </w:tc>
@@ -764,7 +764,7 @@
                 <w:szCs w:val="18"/>
                 <w:color w:val="000000"/>
               </w:rPr>
-              <w:t xml:space="preserve"/>
+              <w:t xml:space="preserve">0.098</w:t>
             </w:r>
           </w:p>
         </w:tc>
@@ -879,7 +879,7 @@
                 <w:szCs w:val="18"/>
                 <w:color w:val="000000"/>
               </w:rPr>
-              <w:t xml:space="preserve"/>
+              <w:t xml:space="preserve">Sex</w:t>
             </w:r>
           </w:p>
         </w:tc>
@@ -934,7 +934,7 @@
                 <w:szCs w:val="18"/>
                 <w:color w:val="000000"/>
               </w:rPr>
-              <w:t xml:space="preserve">High</w:t>
+              <w:t xml:space="preserve">Male (ref)</w:t>
             </w:r>
           </w:p>
         </w:tc>
@@ -989,7 +989,7 @@
                 <w:szCs w:val="18"/>
                 <w:color w:val="000000"/>
               </w:rPr>
-              <w:t xml:space="preserve">54</w:t>
+              <w:t xml:space="preserve">61</w:t>
             </w:r>
           </w:p>
         </w:tc>
@@ -1044,7 +1044,7 @@
                 <w:szCs w:val="18"/>
                 <w:color w:val="000000"/>
               </w:rPr>
-              <w:t xml:space="preserve">3</w:t>
+              <w:t xml:space="preserve">9</w:t>
             </w:r>
           </w:p>
         </w:tc>
@@ -1099,7 +1099,7 @@
                 <w:szCs w:val="18"/>
                 <w:color w:val="000000"/>
               </w:rPr>
-              <w:t xml:space="preserve">0.19 (0.05–0.72)</w:t>
+              <w:t xml:space="preserve">Reference</w:t>
             </w:r>
           </w:p>
         </w:tc>
@@ -1154,7 +1154,7 @@
                 <w:szCs w:val="18"/>
                 <w:color w:val="000000"/>
               </w:rPr>
-              <w:t xml:space="preserve">0.015</w:t>
+              <w:t xml:space="preserve"/>
             </w:r>
           </w:p>
         </w:tc>
@@ -1269,7 +1269,7 @@
                 <w:szCs w:val="18"/>
                 <w:color w:val="000000"/>
               </w:rPr>
-              <w:t xml:space="preserve">Sex</w:t>
+              <w:t xml:space="preserve"/>
             </w:r>
           </w:p>
         </w:tc>
@@ -1324,7 +1324,7 @@
                 <w:szCs w:val="18"/>
                 <w:color w:val="000000"/>
               </w:rPr>
-              <w:t xml:space="preserve">Male (ref)</w:t>
+              <w:t xml:space="preserve">Female</w:t>
             </w:r>
           </w:p>
         </w:tc>
@@ -1379,7 +1379,7 @@
                 <w:szCs w:val="18"/>
                 <w:color w:val="000000"/>
               </w:rPr>
-              <w:t xml:space="preserve">61</w:t>
+              <w:t xml:space="preserve">41</w:t>
             </w:r>
           </w:p>
         </w:tc>
@@ -1434,7 +1434,7 @@
                 <w:szCs w:val="18"/>
                 <w:color w:val="000000"/>
               </w:rPr>
-              <w:t xml:space="preserve">9</w:t>
+              <w:t xml:space="preserve">4</w:t>
             </w:r>
           </w:p>
         </w:tc>
@@ -1489,7 +1489,7 @@
                 <w:szCs w:val="18"/>
                 <w:color w:val="000000"/>
               </w:rPr>
-              <w:t xml:space="preserve">Reference</w:t>
+              <w:t xml:space="preserve">0.85 (0.25–2.81)</w:t>
             </w:r>
           </w:p>
         </w:tc>
@@ -1544,7 +1544,7 @@
                 <w:szCs w:val="18"/>
                 <w:color w:val="000000"/>
               </w:rPr>
-              <w:t xml:space="preserve"/>
+              <w:t xml:space="preserve">0.784</w:t>
             </w:r>
           </w:p>
         </w:tc>
@@ -1659,7 +1659,7 @@
                 <w:szCs w:val="18"/>
                 <w:color w:val="000000"/>
               </w:rPr>
-              <w:t xml:space="preserve"/>
+              <w:t xml:space="preserve">Pathologic stage group</w:t>
             </w:r>
           </w:p>
         </w:tc>
@@ -1714,7 +1714,7 @@
                 <w:szCs w:val="18"/>
                 <w:color w:val="000000"/>
               </w:rPr>
-              <w:t xml:space="preserve">Female</w:t>
+              <w:t xml:space="preserve">I–II (ref)</w:t>
             </w:r>
           </w:p>
         </w:tc>
@@ -1769,7 +1769,7 @@
                 <w:szCs w:val="18"/>
                 <w:color w:val="000000"/>
               </w:rPr>
-              <w:t xml:space="preserve">41</w:t>
+              <w:t xml:space="preserve">50</w:t>
             </w:r>
           </w:p>
         </w:tc>
@@ -1824,7 +1824,7 @@
                 <w:szCs w:val="18"/>
                 <w:color w:val="000000"/>
               </w:rPr>
-              <w:t xml:space="preserve">4</w:t>
+              <w:t xml:space="preserve">5</w:t>
             </w:r>
           </w:p>
         </w:tc>
@@ -1879,7 +1879,7 @@
                 <w:szCs w:val="18"/>
                 <w:color w:val="000000"/>
               </w:rPr>
-              <w:t xml:space="preserve">0.77 (0.23–2.60)</w:t>
+              <w:t xml:space="preserve">Reference</w:t>
             </w:r>
           </w:p>
         </w:tc>
@@ -1934,7 +1934,7 @@
                 <w:szCs w:val="18"/>
                 <w:color w:val="000000"/>
               </w:rPr>
-              <w:t xml:space="preserve">0.673</w:t>
+              <w:t xml:space="preserve"/>
             </w:r>
           </w:p>
         </w:tc>
@@ -2049,7 +2049,7 @@
                 <w:szCs w:val="18"/>
                 <w:color w:val="000000"/>
               </w:rPr>
-              <w:t xml:space="preserve">Pathologic stage group</w:t>
+              <w:t xml:space="preserve"/>
             </w:r>
           </w:p>
         </w:tc>
@@ -2104,7 +2104,7 @@
                 <w:szCs w:val="18"/>
                 <w:color w:val="000000"/>
               </w:rPr>
-              <w:t xml:space="preserve">I–II (ref)</w:t>
+              <w:t xml:space="preserve">III–IV</w:t>
             </w:r>
           </w:p>
         </w:tc>
@@ -2159,7 +2159,7 @@
                 <w:szCs w:val="18"/>
                 <w:color w:val="000000"/>
               </w:rPr>
-              <w:t xml:space="preserve">50</w:t>
+              <w:t xml:space="preserve">52</w:t>
             </w:r>
           </w:p>
         </w:tc>
@@ -2214,7 +2214,7 @@
                 <w:szCs w:val="18"/>
                 <w:color w:val="000000"/>
               </w:rPr>
-              <w:t xml:space="preserve">5</w:t>
+              <w:t xml:space="preserve">8</w:t>
             </w:r>
           </w:p>
         </w:tc>
@@ -2269,7 +2269,7 @@
                 <w:szCs w:val="18"/>
                 <w:color w:val="000000"/>
               </w:rPr>
-              <w:t xml:space="preserve">Reference</w:t>
+              <w:t xml:space="preserve">1.61 (0.52–5.06)</w:t>
             </w:r>
           </w:p>
         </w:tc>
@@ -2324,7 +2324,7 @@
                 <w:szCs w:val="18"/>
                 <w:color w:val="000000"/>
               </w:rPr>
-              <w:t xml:space="preserve"/>
+              <w:t xml:space="preserve">0.412</w:t>
             </w:r>
           </w:p>
         </w:tc>
@@ -2439,396 +2439,6 @@
                 <w:szCs w:val="18"/>
                 <w:color w:val="000000"/>
               </w:rPr>
-              <w:t xml:space="preserve"/>
-            </w:r>
-          </w:p>
-        </w:tc>
-        <w:tc>
-          <w:tcPr>
-            <w:tcBorders>
-              <w:bottom w:val="none" w:sz="0" w:space="0" w:color="000000"/>
-              <w:top w:val="none" w:sz="0" w:space="0" w:color="000000"/>
-              <w:left w:val="none" w:sz="0" w:space="0" w:color="000000"/>
-              <w:right w:val="none" w:sz="0" w:space="0" w:color="000000"/>
-            </w:tcBorders>
-            <w:shd w:val="clear" w:color="auto" w:fill="FFFFFF"/>
-            <w:tcMar>
-              <w:top w:w="0" w:type="dxa"/>
-              <w:bottom w:w="0" w:type="dxa"/>
-              <w:left w:w="0" w:type="dxa"/>
-              <w:right w:w="0" w:type="dxa"/>
-            </w:tcMar>
-            <w:vAlign w:val="center"/>
-          </w:tcPr>
-          <w:p>
-            <w:pPr>
-              <w:pStyle w:val="Normal"/>
-              <w:jc w:val="left"/>
-              <w:pBdr>
-                <w:bottom w:val="none" w:sz="0" w:space="0" w:color="000000"/>
-                <w:top w:val="none" w:sz="0" w:space="0" w:color="000000"/>
-                <w:left w:val="none" w:sz="0" w:space="0" w:color="000000"/>
-                <w:right w:val="none" w:sz="0" w:space="0" w:color="000000"/>
-              </w:pBdr>
-              <w:spacing w:after="100" w:before="100" w:line="240"/>
-              <w:ind w:left="100" w:right="100" w:firstLine="0" w:firstLineChars="0"/>
-              <w:rPr>
-                <w:rFonts w:ascii="Times New Roman" w:hAnsi="Times New Roman" w:eastAsia="Times New Roman" w:cs="Times New Roman"/>
-                <w:i w:val="false"/>
-                <w:b w:val="false"/>
-                <w:u w:val="none"/>
-                <w:strike w:val="false"/>
-                <w:sz w:val="18"/>
-                <w:szCs w:val="18"/>
-                <w:color w:val="000000"/>
-              </w:rPr>
-            </w:pPr>
-            <w:r>
-              <w:rPr>
-                <w:rFonts w:ascii="Times New Roman" w:hAnsi="Times New Roman" w:eastAsia="Times New Roman" w:cs="Times New Roman"/>
-                <w:i w:val="false"/>
-                <w:b w:val="false"/>
-                <w:u w:val="none"/>
-                <w:strike w:val="false"/>
-                <w:sz w:val="18"/>
-                <w:szCs w:val="18"/>
-                <w:color w:val="000000"/>
-              </w:rPr>
-              <w:t xml:space="preserve">III–IV</w:t>
-            </w:r>
-          </w:p>
-        </w:tc>
-        <w:tc>
-          <w:tcPr>
-            <w:tcBorders>
-              <w:bottom w:val="none" w:sz="0" w:space="0" w:color="000000"/>
-              <w:top w:val="none" w:sz="0" w:space="0" w:color="000000"/>
-              <w:left w:val="none" w:sz="0" w:space="0" w:color="000000"/>
-              <w:right w:val="none" w:sz="0" w:space="0" w:color="000000"/>
-            </w:tcBorders>
-            <w:shd w:val="clear" w:color="auto" w:fill="FFFFFF"/>
-            <w:tcMar>
-              <w:top w:w="0" w:type="dxa"/>
-              <w:bottom w:w="0" w:type="dxa"/>
-              <w:left w:w="0" w:type="dxa"/>
-              <w:right w:w="0" w:type="dxa"/>
-            </w:tcMar>
-            <w:vAlign w:val="center"/>
-          </w:tcPr>
-          <w:p>
-            <w:pPr>
-              <w:pStyle w:val="Normal"/>
-              <w:jc w:val="right"/>
-              <w:pBdr>
-                <w:bottom w:val="none" w:sz="0" w:space="0" w:color="000000"/>
-                <w:top w:val="none" w:sz="0" w:space="0" w:color="000000"/>
-                <w:left w:val="none" w:sz="0" w:space="0" w:color="000000"/>
-                <w:right w:val="none" w:sz="0" w:space="0" w:color="000000"/>
-              </w:pBdr>
-              <w:spacing w:after="100" w:before="100" w:line="240"/>
-              <w:ind w:left="100" w:right="100" w:firstLine="0" w:firstLineChars="0"/>
-              <w:rPr>
-                <w:rFonts w:ascii="Times New Roman" w:hAnsi="Times New Roman" w:eastAsia="Times New Roman" w:cs="Times New Roman"/>
-                <w:i w:val="false"/>
-                <w:b w:val="false"/>
-                <w:u w:val="none"/>
-                <w:strike w:val="false"/>
-                <w:sz w:val="18"/>
-                <w:szCs w:val="18"/>
-                <w:color w:val="000000"/>
-              </w:rPr>
-            </w:pPr>
-            <w:r>
-              <w:rPr>
-                <w:rFonts w:ascii="Times New Roman" w:hAnsi="Times New Roman" w:eastAsia="Times New Roman" w:cs="Times New Roman"/>
-                <w:i w:val="false"/>
-                <w:b w:val="false"/>
-                <w:u w:val="none"/>
-                <w:strike w:val="false"/>
-                <w:sz w:val="18"/>
-                <w:szCs w:val="18"/>
-                <w:color w:val="000000"/>
-              </w:rPr>
-              <w:t xml:space="preserve">52</w:t>
-            </w:r>
-          </w:p>
-        </w:tc>
-        <w:tc>
-          <w:tcPr>
-            <w:tcBorders>
-              <w:bottom w:val="none" w:sz="0" w:space="0" w:color="000000"/>
-              <w:top w:val="none" w:sz="0" w:space="0" w:color="000000"/>
-              <w:left w:val="none" w:sz="0" w:space="0" w:color="000000"/>
-              <w:right w:val="none" w:sz="0" w:space="0" w:color="000000"/>
-            </w:tcBorders>
-            <w:shd w:val="clear" w:color="auto" w:fill="FFFFFF"/>
-            <w:tcMar>
-              <w:top w:w="0" w:type="dxa"/>
-              <w:bottom w:w="0" w:type="dxa"/>
-              <w:left w:w="0" w:type="dxa"/>
-              <w:right w:w="0" w:type="dxa"/>
-            </w:tcMar>
-            <w:vAlign w:val="center"/>
-          </w:tcPr>
-          <w:p>
-            <w:pPr>
-              <w:pStyle w:val="Normal"/>
-              <w:jc w:val="right"/>
-              <w:pBdr>
-                <w:bottom w:val="none" w:sz="0" w:space="0" w:color="000000"/>
-                <w:top w:val="none" w:sz="0" w:space="0" w:color="000000"/>
-                <w:left w:val="none" w:sz="0" w:space="0" w:color="000000"/>
-                <w:right w:val="none" w:sz="0" w:space="0" w:color="000000"/>
-              </w:pBdr>
-              <w:spacing w:after="100" w:before="100" w:line="240"/>
-              <w:ind w:left="100" w:right="100" w:firstLine="0" w:firstLineChars="0"/>
-              <w:rPr>
-                <w:rFonts w:ascii="Times New Roman" w:hAnsi="Times New Roman" w:eastAsia="Times New Roman" w:cs="Times New Roman"/>
-                <w:i w:val="false"/>
-                <w:b w:val="false"/>
-                <w:u w:val="none"/>
-                <w:strike w:val="false"/>
-                <w:sz w:val="18"/>
-                <w:szCs w:val="18"/>
-                <w:color w:val="000000"/>
-              </w:rPr>
-            </w:pPr>
-            <w:r>
-              <w:rPr>
-                <w:rFonts w:ascii="Times New Roman" w:hAnsi="Times New Roman" w:eastAsia="Times New Roman" w:cs="Times New Roman"/>
-                <w:i w:val="false"/>
-                <w:b w:val="false"/>
-                <w:u w:val="none"/>
-                <w:strike w:val="false"/>
-                <w:sz w:val="18"/>
-                <w:szCs w:val="18"/>
-                <w:color w:val="000000"/>
-              </w:rPr>
-              <w:t xml:space="preserve">8</w:t>
-            </w:r>
-          </w:p>
-        </w:tc>
-        <w:tc>
-          <w:tcPr>
-            <w:tcBorders>
-              <w:bottom w:val="none" w:sz="0" w:space="0" w:color="000000"/>
-              <w:top w:val="none" w:sz="0" w:space="0" w:color="000000"/>
-              <w:left w:val="none" w:sz="0" w:space="0" w:color="000000"/>
-              <w:right w:val="none" w:sz="0" w:space="0" w:color="000000"/>
-            </w:tcBorders>
-            <w:shd w:val="clear" w:color="auto" w:fill="FFFFFF"/>
-            <w:tcMar>
-              <w:top w:w="0" w:type="dxa"/>
-              <w:bottom w:w="0" w:type="dxa"/>
-              <w:left w:w="0" w:type="dxa"/>
-              <w:right w:w="0" w:type="dxa"/>
-            </w:tcMar>
-            <w:vAlign w:val="center"/>
-          </w:tcPr>
-          <w:p>
-            <w:pPr>
-              <w:pStyle w:val="Normal"/>
-              <w:jc w:val="left"/>
-              <w:pBdr>
-                <w:bottom w:val="none" w:sz="0" w:space="0" w:color="000000"/>
-                <w:top w:val="none" w:sz="0" w:space="0" w:color="000000"/>
-                <w:left w:val="none" w:sz="0" w:space="0" w:color="000000"/>
-                <w:right w:val="none" w:sz="0" w:space="0" w:color="000000"/>
-              </w:pBdr>
-              <w:spacing w:after="100" w:before="100" w:line="240"/>
-              <w:ind w:left="100" w:right="100" w:firstLine="0" w:firstLineChars="0"/>
-              <w:rPr>
-                <w:rFonts w:ascii="Times New Roman" w:hAnsi="Times New Roman" w:eastAsia="Times New Roman" w:cs="Times New Roman"/>
-                <w:i w:val="false"/>
-                <w:b w:val="false"/>
-                <w:u w:val="none"/>
-                <w:strike w:val="false"/>
-                <w:sz w:val="18"/>
-                <w:szCs w:val="18"/>
-                <w:color w:val="000000"/>
-              </w:rPr>
-            </w:pPr>
-            <w:r>
-              <w:rPr>
-                <w:rFonts w:ascii="Times New Roman" w:hAnsi="Times New Roman" w:eastAsia="Times New Roman" w:cs="Times New Roman"/>
-                <w:i w:val="false"/>
-                <w:b w:val="false"/>
-                <w:u w:val="none"/>
-                <w:strike w:val="false"/>
-                <w:sz w:val="18"/>
-                <w:szCs w:val="18"/>
-                <w:color w:val="000000"/>
-              </w:rPr>
-              <w:t xml:space="preserve">1.67 (0.53–5.26)</w:t>
-            </w:r>
-          </w:p>
-        </w:tc>
-        <w:tc>
-          <w:tcPr>
-            <w:tcBorders>
-              <w:bottom w:val="none" w:sz="0" w:space="0" w:color="000000"/>
-              <w:top w:val="none" w:sz="0" w:space="0" w:color="000000"/>
-              <w:left w:val="none" w:sz="0" w:space="0" w:color="000000"/>
-              <w:right w:val="none" w:sz="0" w:space="0" w:color="000000"/>
-            </w:tcBorders>
-            <w:shd w:val="clear" w:color="auto" w:fill="FFFFFF"/>
-            <w:tcMar>
-              <w:top w:w="0" w:type="dxa"/>
-              <w:bottom w:w="0" w:type="dxa"/>
-              <w:left w:w="0" w:type="dxa"/>
-              <w:right w:w="0" w:type="dxa"/>
-            </w:tcMar>
-            <w:vAlign w:val="center"/>
-          </w:tcPr>
-          <w:p>
-            <w:pPr>
-              <w:pStyle w:val="Normal"/>
-              <w:jc w:val="left"/>
-              <w:pBdr>
-                <w:bottom w:val="none" w:sz="0" w:space="0" w:color="000000"/>
-                <w:top w:val="none" w:sz="0" w:space="0" w:color="000000"/>
-                <w:left w:val="none" w:sz="0" w:space="0" w:color="000000"/>
-                <w:right w:val="none" w:sz="0" w:space="0" w:color="000000"/>
-              </w:pBdr>
-              <w:spacing w:after="100" w:before="100" w:line="240"/>
-              <w:ind w:left="100" w:right="100" w:firstLine="0" w:firstLineChars="0"/>
-              <w:rPr>
-                <w:rFonts w:ascii="Times New Roman" w:hAnsi="Times New Roman" w:eastAsia="Times New Roman" w:cs="Times New Roman"/>
-                <w:i w:val="false"/>
-                <w:b w:val="false"/>
-                <w:u w:val="none"/>
-                <w:strike w:val="false"/>
-                <w:sz w:val="18"/>
-                <w:szCs w:val="18"/>
-                <w:color w:val="000000"/>
-              </w:rPr>
-            </w:pPr>
-            <w:r>
-              <w:rPr>
-                <w:rFonts w:ascii="Times New Roman" w:hAnsi="Times New Roman" w:eastAsia="Times New Roman" w:cs="Times New Roman"/>
-                <w:i w:val="false"/>
-                <w:b w:val="false"/>
-                <w:u w:val="none"/>
-                <w:strike w:val="false"/>
-                <w:sz w:val="18"/>
-                <w:szCs w:val="18"/>
-                <w:color w:val="000000"/>
-              </w:rPr>
-              <w:t xml:space="preserve">0.378</w:t>
-            </w:r>
-          </w:p>
-        </w:tc>
-        <w:tc>
-          <w:tcPr>
-            <w:tcBorders>
-              <w:bottom w:val="none" w:sz="0" w:space="0" w:color="000000"/>
-              <w:top w:val="none" w:sz="0" w:space="0" w:color="000000"/>
-              <w:left w:val="none" w:sz="0" w:space="0" w:color="000000"/>
-              <w:right w:val="none" w:sz="0" w:space="0" w:color="000000"/>
-            </w:tcBorders>
-            <w:shd w:val="clear" w:color="auto" w:fill="FFFFFF"/>
-            <w:tcMar>
-              <w:top w:w="0" w:type="dxa"/>
-              <w:bottom w:w="0" w:type="dxa"/>
-              <w:left w:w="0" w:type="dxa"/>
-              <w:right w:w="0" w:type="dxa"/>
-            </w:tcMar>
-            <w:vAlign w:val="center"/>
-          </w:tcPr>
-          <w:p>
-            <w:pPr>
-              <w:pStyle w:val="Normal"/>
-              <w:jc w:val="left"/>
-              <w:pBdr>
-                <w:bottom w:val="none" w:sz="0" w:space="0" w:color="000000"/>
-                <w:top w:val="none" w:sz="0" w:space="0" w:color="000000"/>
-                <w:left w:val="none" w:sz="0" w:space="0" w:color="000000"/>
-                <w:right w:val="none" w:sz="0" w:space="0" w:color="000000"/>
-              </w:pBdr>
-              <w:spacing w:after="100" w:before="100" w:line="240"/>
-              <w:ind w:left="100" w:right="100" w:firstLine="0" w:firstLineChars="0"/>
-              <w:rPr>
-                <w:rFonts w:ascii="Times New Roman" w:hAnsi="Times New Roman" w:eastAsia="Times New Roman" w:cs="Times New Roman"/>
-                <w:i w:val="false"/>
-                <w:b w:val="false"/>
-                <w:u w:val="none"/>
-                <w:strike w:val="false"/>
-                <w:sz w:val="18"/>
-                <w:szCs w:val="18"/>
-                <w:color w:val="000000"/>
-              </w:rPr>
-            </w:pPr>
-            <w:r>
-              <w:rPr>
-                <w:rFonts w:ascii="Times New Roman" w:hAnsi="Times New Roman" w:eastAsia="Times New Roman" w:cs="Times New Roman"/>
-                <w:i w:val="false"/>
-                <w:b w:val="false"/>
-                <w:u w:val="none"/>
-                <w:strike w:val="false"/>
-                <w:sz w:val="18"/>
-                <w:szCs w:val="18"/>
-                <w:color w:val="000000"/>
-              </w:rPr>
-              <w:t xml:space="preserve"/>
-            </w:r>
-          </w:p>
-        </w:tc>
-      </w:tr>
-      <w:tr>
-        <w:trPr>
-          <w:trHeight w:val="560" w:hRule="auto"/>
-        </w:trPr>
-        <w:tc>
-          <w:tcPr>
-            <w:tcBorders>
-              <w:bottom w:val="none" w:sz="0" w:space="0" w:color="000000"/>
-              <w:top w:val="none" w:sz="0" w:space="0" w:color="000000"/>
-              <w:left w:val="none" w:sz="0" w:space="0" w:color="000000"/>
-              <w:right w:val="none" w:sz="0" w:space="0" w:color="000000"/>
-            </w:tcBorders>
-            <w:shd w:val="clear" w:color="auto" w:fill="FFFFFF"/>
-            <w:tcMar>
-              <w:top w:w="0" w:type="dxa"/>
-              <w:bottom w:w="0" w:type="dxa"/>
-              <w:left w:w="0" w:type="dxa"/>
-              <w:right w:w="0" w:type="dxa"/>
-            </w:tcMar>
-            <w:vAlign w:val="center"/>
-          </w:tcPr>
-          <w:p>
-            <w:pPr>
-              <w:pStyle w:val="Normal"/>
-              <w:jc w:val="left"/>
-              <w:pBdr>
-                <w:bottom w:val="none" w:sz="0" w:space="0" w:color="000000"/>
-                <w:top w:val="none" w:sz="0" w:space="0" w:color="000000"/>
-                <w:left w:val="none" w:sz="0" w:space="0" w:color="000000"/>
-                <w:right w:val="none" w:sz="0" w:space="0" w:color="000000"/>
-              </w:pBdr>
-              <w:spacing w:after="100" w:before="100" w:line="240"/>
-              <w:ind w:left="100" w:right="100" w:firstLine="0" w:firstLineChars="0"/>
-              <w:rPr>
-                <w:rFonts w:ascii="Times New Roman" w:hAnsi="Times New Roman" w:eastAsia="Times New Roman" w:cs="Times New Roman"/>
-                <w:i w:val="false"/>
-                <w:b w:val="false"/>
-                <w:u w:val="none"/>
-                <w:strike w:val="false"/>
-                <w:sz w:val="18"/>
-                <w:szCs w:val="18"/>
-                <w:color w:val="000000"/>
-              </w:rPr>
-            </w:pPr>
-            <w:r>
-              <w:rPr>
-                <w:rFonts w:ascii="Times New Roman" w:hAnsi="Times New Roman" w:eastAsia="Times New Roman" w:cs="Times New Roman"/>
-                <w:i w:val="false"/>
-                <w:b w:val="false"/>
-                <w:u w:val="none"/>
-                <w:strike w:val="false"/>
-                <w:sz w:val="18"/>
-                <w:szCs w:val="18"/>
-                <w:color w:val="000000"/>
-              </w:rPr>
               <w:t xml:space="preserve">Pretreatment CEA</w:t>
             </w:r>
           </w:p>
@@ -3439,7 +3049,7 @@
                 <w:szCs w:val="18"/>
                 <w:color w:val="000000"/>
               </w:rPr>
-              <w:t xml:space="preserve">2.24 (0.66–7.61)</w:t>
+              <w:t xml:space="preserve">1.92 (0.55–6.71)</w:t>
             </w:r>
           </w:p>
         </w:tc>
@@ -3494,7 +3104,7 @@
                 <w:szCs w:val="18"/>
                 <w:color w:val="000000"/>
               </w:rPr>
-              <w:t xml:space="preserve">0.196</w:t>
+              <w:t xml:space="preserve">0.309</w:t>
             </w:r>
           </w:p>
         </w:tc>

--- a/output/tables/READ/READ_cox_multi_KRAS.docx
+++ b/output/tables/READ/READ_cox_multi_KRAS.docx
@@ -25,7 +25,7 @@
         <w:ind w:left="60" w:right="60" w:firstLine="0" w:firstLineChars="0"/>
       </w:pPr>
       <w:r>
-        <w:t xml:space="preserve">Multivariable Cox regression for overall survival: KRAS expression, TCGA-READ (n = 102, events = 13, EPV = 3.2; exploratory)</w:t>
+        <w:t xml:space="preserve">Multivariable Cox regression for overall survival: KRAS expression, TCGA-READ (n = 102, events = 13, EPV = 2.6; exploratory)</w:t>
       </w:r>
     </w:p>
     <w:tbl xmlns:a="http://schemas.openxmlformats.org/drawingml/2006/main" xmlns:pic="http://schemas.openxmlformats.org/drawingml/2006/picture">
@@ -39,7 +39,7 @@
         <w:gridCol w:w="1489"/>
         <w:gridCol w:w="681"/>
         <w:gridCol w:w="931"/>
-        <w:gridCol w:w="1611"/>
+        <w:gridCol w:w="1701"/>
         <w:gridCol w:w="816"/>
         <w:gridCol w:w="1136"/>
       </w:tblGrid>
@@ -709,7 +709,7 @@
                 <w:szCs w:val="18"/>
                 <w:color w:val="000000"/>
               </w:rPr>
-              <w:t xml:space="preserve">0.57 (0.30–1.11)</w:t>
+              <w:t xml:space="preserve">0.65 (0.35–1.21)</w:t>
             </w:r>
           </w:p>
         </w:tc>
@@ -764,7 +764,7 @@
                 <w:szCs w:val="18"/>
                 <w:color w:val="000000"/>
               </w:rPr>
-              <w:t xml:space="preserve">0.098</w:t>
+              <w:t xml:space="preserve">0.172</w:t>
             </w:r>
           </w:p>
         </w:tc>
@@ -879,7 +879,7 @@
                 <w:szCs w:val="18"/>
                 <w:color w:val="000000"/>
               </w:rPr>
-              <w:t xml:space="preserve">Sex</w:t>
+              <w:t xml:space="preserve">Age group, years</w:t>
             </w:r>
           </w:p>
         </w:tc>
@@ -934,7 +934,7 @@
                 <w:szCs w:val="18"/>
                 <w:color w:val="000000"/>
               </w:rPr>
-              <w:t xml:space="preserve">Male (ref)</w:t>
+              <w:t xml:space="preserve">≤65 (ref)</w:t>
             </w:r>
           </w:p>
         </w:tc>
@@ -989,7 +989,7 @@
                 <w:szCs w:val="18"/>
                 <w:color w:val="000000"/>
               </w:rPr>
-              <w:t xml:space="preserve">61</w:t>
+              <w:t xml:space="preserve">54</w:t>
             </w:r>
           </w:p>
         </w:tc>
@@ -1044,7 +1044,7 @@
                 <w:szCs w:val="18"/>
                 <w:color w:val="000000"/>
               </w:rPr>
-              <w:t xml:space="preserve">9</w:t>
+              <w:t xml:space="preserve">3</w:t>
             </w:r>
           </w:p>
         </w:tc>
@@ -1324,7 +1324,7 @@
                 <w:szCs w:val="18"/>
                 <w:color w:val="000000"/>
               </w:rPr>
-              <w:t xml:space="preserve">Female</w:t>
+              <w:t xml:space="preserve">≥66</w:t>
             </w:r>
           </w:p>
         </w:tc>
@@ -1379,7 +1379,7 @@
                 <w:szCs w:val="18"/>
                 <w:color w:val="000000"/>
               </w:rPr>
-              <w:t xml:space="preserve">41</w:t>
+              <w:t xml:space="preserve">48</w:t>
             </w:r>
           </w:p>
         </w:tc>
@@ -1434,7 +1434,7 @@
                 <w:szCs w:val="18"/>
                 <w:color w:val="000000"/>
               </w:rPr>
-              <w:t xml:space="preserve">4</w:t>
+              <w:t xml:space="preserve">10</w:t>
             </w:r>
           </w:p>
         </w:tc>
@@ -1489,7 +1489,7 @@
                 <w:szCs w:val="18"/>
                 <w:color w:val="000000"/>
               </w:rPr>
-              <w:t xml:space="preserve">0.85 (0.25–2.81)</w:t>
+              <w:t xml:space="preserve">3.58 (0.97–13.29)</w:t>
             </w:r>
           </w:p>
         </w:tc>
@@ -1544,7 +1544,7 @@
                 <w:szCs w:val="18"/>
                 <w:color w:val="000000"/>
               </w:rPr>
-              <w:t xml:space="preserve">0.784</w:t>
+              <w:t xml:space="preserve">0.057</w:t>
             </w:r>
           </w:p>
         </w:tc>
@@ -1659,7 +1659,7 @@
                 <w:szCs w:val="18"/>
                 <w:color w:val="000000"/>
               </w:rPr>
-              <w:t xml:space="preserve">Pathologic stage group</w:t>
+              <w:t xml:space="preserve">Sex</w:t>
             </w:r>
           </w:p>
         </w:tc>
@@ -1714,7 +1714,7 @@
                 <w:szCs w:val="18"/>
                 <w:color w:val="000000"/>
               </w:rPr>
-              <w:t xml:space="preserve">I–II (ref)</w:t>
+              <w:t xml:space="preserve">Male (ref)</w:t>
             </w:r>
           </w:p>
         </w:tc>
@@ -1769,7 +1769,7 @@
                 <w:szCs w:val="18"/>
                 <w:color w:val="000000"/>
               </w:rPr>
-              <w:t xml:space="preserve">50</w:t>
+              <w:t xml:space="preserve">61</w:t>
             </w:r>
           </w:p>
         </w:tc>
@@ -1824,7 +1824,7 @@
                 <w:szCs w:val="18"/>
                 <w:color w:val="000000"/>
               </w:rPr>
-              <w:t xml:space="preserve">5</w:t>
+              <w:t xml:space="preserve">9</w:t>
             </w:r>
           </w:p>
         </w:tc>
@@ -2104,7 +2104,7 @@
                 <w:szCs w:val="18"/>
                 <w:color w:val="000000"/>
               </w:rPr>
-              <w:t xml:space="preserve">III–IV</w:t>
+              <w:t xml:space="preserve">Female</w:t>
             </w:r>
           </w:p>
         </w:tc>
@@ -2159,7 +2159,7 @@
                 <w:szCs w:val="18"/>
                 <w:color w:val="000000"/>
               </w:rPr>
-              <w:t xml:space="preserve">52</w:t>
+              <w:t xml:space="preserve">41</w:t>
             </w:r>
           </w:p>
         </w:tc>
@@ -2214,7 +2214,7 @@
                 <w:szCs w:val="18"/>
                 <w:color w:val="000000"/>
               </w:rPr>
-              <w:t xml:space="preserve">8</w:t>
+              <w:t xml:space="preserve">4</w:t>
             </w:r>
           </w:p>
         </w:tc>
@@ -2269,7 +2269,7 @@
                 <w:szCs w:val="18"/>
                 <w:color w:val="000000"/>
               </w:rPr>
-              <w:t xml:space="preserve">1.61 (0.52–5.06)</w:t>
+              <w:t xml:space="preserve">0.94 (0.28–3.19)</w:t>
             </w:r>
           </w:p>
         </w:tc>
@@ -2324,7 +2324,7 @@
                 <w:szCs w:val="18"/>
                 <w:color w:val="000000"/>
               </w:rPr>
-              <w:t xml:space="preserve">0.412</w:t>
+              <w:t xml:space="preserve">0.925</w:t>
             </w:r>
           </w:p>
         </w:tc>
@@ -2439,6 +2439,786 @@
                 <w:szCs w:val="18"/>
                 <w:color w:val="000000"/>
               </w:rPr>
+              <w:t xml:space="preserve">Pathologic stage group</w:t>
+            </w:r>
+          </w:p>
+        </w:tc>
+        <w:tc>
+          <w:tcPr>
+            <w:tcBorders>
+              <w:bottom w:val="none" w:sz="0" w:space="0" w:color="000000"/>
+              <w:top w:val="none" w:sz="0" w:space="0" w:color="000000"/>
+              <w:left w:val="none" w:sz="0" w:space="0" w:color="000000"/>
+              <w:right w:val="none" w:sz="0" w:space="0" w:color="000000"/>
+            </w:tcBorders>
+            <w:shd w:val="clear" w:color="auto" w:fill="FFFFFF"/>
+            <w:tcMar>
+              <w:top w:w="0" w:type="dxa"/>
+              <w:bottom w:w="0" w:type="dxa"/>
+              <w:left w:w="0" w:type="dxa"/>
+              <w:right w:w="0" w:type="dxa"/>
+            </w:tcMar>
+            <w:vAlign w:val="center"/>
+          </w:tcPr>
+          <w:p>
+            <w:pPr>
+              <w:pStyle w:val="Normal"/>
+              <w:jc w:val="left"/>
+              <w:pBdr>
+                <w:bottom w:val="none" w:sz="0" w:space="0" w:color="000000"/>
+                <w:top w:val="none" w:sz="0" w:space="0" w:color="000000"/>
+                <w:left w:val="none" w:sz="0" w:space="0" w:color="000000"/>
+                <w:right w:val="none" w:sz="0" w:space="0" w:color="000000"/>
+              </w:pBdr>
+              <w:spacing w:after="100" w:before="100" w:line="240"/>
+              <w:ind w:left="100" w:right="100" w:firstLine="0" w:firstLineChars="0"/>
+              <w:rPr>
+                <w:rFonts w:ascii="Times New Roman" w:hAnsi="Times New Roman" w:eastAsia="Times New Roman" w:cs="Times New Roman"/>
+                <w:i w:val="false"/>
+                <w:b w:val="false"/>
+                <w:u w:val="none"/>
+                <w:strike w:val="false"/>
+                <w:sz w:val="18"/>
+                <w:szCs w:val="18"/>
+                <w:color w:val="000000"/>
+              </w:rPr>
+            </w:pPr>
+            <w:r>
+              <w:rPr>
+                <w:rFonts w:ascii="Times New Roman" w:hAnsi="Times New Roman" w:eastAsia="Times New Roman" w:cs="Times New Roman"/>
+                <w:i w:val="false"/>
+                <w:b w:val="false"/>
+                <w:u w:val="none"/>
+                <w:strike w:val="false"/>
+                <w:sz w:val="18"/>
+                <w:szCs w:val="18"/>
+                <w:color w:val="000000"/>
+              </w:rPr>
+              <w:t xml:space="preserve">I–II (ref)</w:t>
+            </w:r>
+          </w:p>
+        </w:tc>
+        <w:tc>
+          <w:tcPr>
+            <w:tcBorders>
+              <w:bottom w:val="none" w:sz="0" w:space="0" w:color="000000"/>
+              <w:top w:val="none" w:sz="0" w:space="0" w:color="000000"/>
+              <w:left w:val="none" w:sz="0" w:space="0" w:color="000000"/>
+              <w:right w:val="none" w:sz="0" w:space="0" w:color="000000"/>
+            </w:tcBorders>
+            <w:shd w:val="clear" w:color="auto" w:fill="FFFFFF"/>
+            <w:tcMar>
+              <w:top w:w="0" w:type="dxa"/>
+              <w:bottom w:w="0" w:type="dxa"/>
+              <w:left w:w="0" w:type="dxa"/>
+              <w:right w:w="0" w:type="dxa"/>
+            </w:tcMar>
+            <w:vAlign w:val="center"/>
+          </w:tcPr>
+          <w:p>
+            <w:pPr>
+              <w:pStyle w:val="Normal"/>
+              <w:jc w:val="right"/>
+              <w:pBdr>
+                <w:bottom w:val="none" w:sz="0" w:space="0" w:color="000000"/>
+                <w:top w:val="none" w:sz="0" w:space="0" w:color="000000"/>
+                <w:left w:val="none" w:sz="0" w:space="0" w:color="000000"/>
+                <w:right w:val="none" w:sz="0" w:space="0" w:color="000000"/>
+              </w:pBdr>
+              <w:spacing w:after="100" w:before="100" w:line="240"/>
+              <w:ind w:left="100" w:right="100" w:firstLine="0" w:firstLineChars="0"/>
+              <w:rPr>
+                <w:rFonts w:ascii="Times New Roman" w:hAnsi="Times New Roman" w:eastAsia="Times New Roman" w:cs="Times New Roman"/>
+                <w:i w:val="false"/>
+                <w:b w:val="false"/>
+                <w:u w:val="none"/>
+                <w:strike w:val="false"/>
+                <w:sz w:val="18"/>
+                <w:szCs w:val="18"/>
+                <w:color w:val="000000"/>
+              </w:rPr>
+            </w:pPr>
+            <w:r>
+              <w:rPr>
+                <w:rFonts w:ascii="Times New Roman" w:hAnsi="Times New Roman" w:eastAsia="Times New Roman" w:cs="Times New Roman"/>
+                <w:i w:val="false"/>
+                <w:b w:val="false"/>
+                <w:u w:val="none"/>
+                <w:strike w:val="false"/>
+                <w:sz w:val="18"/>
+                <w:szCs w:val="18"/>
+                <w:color w:val="000000"/>
+              </w:rPr>
+              <w:t xml:space="preserve">50</w:t>
+            </w:r>
+          </w:p>
+        </w:tc>
+        <w:tc>
+          <w:tcPr>
+            <w:tcBorders>
+              <w:bottom w:val="none" w:sz="0" w:space="0" w:color="000000"/>
+              <w:top w:val="none" w:sz="0" w:space="0" w:color="000000"/>
+              <w:left w:val="none" w:sz="0" w:space="0" w:color="000000"/>
+              <w:right w:val="none" w:sz="0" w:space="0" w:color="000000"/>
+            </w:tcBorders>
+            <w:shd w:val="clear" w:color="auto" w:fill="FFFFFF"/>
+            <w:tcMar>
+              <w:top w:w="0" w:type="dxa"/>
+              <w:bottom w:w="0" w:type="dxa"/>
+              <w:left w:w="0" w:type="dxa"/>
+              <w:right w:w="0" w:type="dxa"/>
+            </w:tcMar>
+            <w:vAlign w:val="center"/>
+          </w:tcPr>
+          <w:p>
+            <w:pPr>
+              <w:pStyle w:val="Normal"/>
+              <w:jc w:val="right"/>
+              <w:pBdr>
+                <w:bottom w:val="none" w:sz="0" w:space="0" w:color="000000"/>
+                <w:top w:val="none" w:sz="0" w:space="0" w:color="000000"/>
+                <w:left w:val="none" w:sz="0" w:space="0" w:color="000000"/>
+                <w:right w:val="none" w:sz="0" w:space="0" w:color="000000"/>
+              </w:pBdr>
+              <w:spacing w:after="100" w:before="100" w:line="240"/>
+              <w:ind w:left="100" w:right="100" w:firstLine="0" w:firstLineChars="0"/>
+              <w:rPr>
+                <w:rFonts w:ascii="Times New Roman" w:hAnsi="Times New Roman" w:eastAsia="Times New Roman" w:cs="Times New Roman"/>
+                <w:i w:val="false"/>
+                <w:b w:val="false"/>
+                <w:u w:val="none"/>
+                <w:strike w:val="false"/>
+                <w:sz w:val="18"/>
+                <w:szCs w:val="18"/>
+                <w:color w:val="000000"/>
+              </w:rPr>
+            </w:pPr>
+            <w:r>
+              <w:rPr>
+                <w:rFonts w:ascii="Times New Roman" w:hAnsi="Times New Roman" w:eastAsia="Times New Roman" w:cs="Times New Roman"/>
+                <w:i w:val="false"/>
+                <w:b w:val="false"/>
+                <w:u w:val="none"/>
+                <w:strike w:val="false"/>
+                <w:sz w:val="18"/>
+                <w:szCs w:val="18"/>
+                <w:color w:val="000000"/>
+              </w:rPr>
+              <w:t xml:space="preserve">5</w:t>
+            </w:r>
+          </w:p>
+        </w:tc>
+        <w:tc>
+          <w:tcPr>
+            <w:tcBorders>
+              <w:bottom w:val="none" w:sz="0" w:space="0" w:color="000000"/>
+              <w:top w:val="none" w:sz="0" w:space="0" w:color="000000"/>
+              <w:left w:val="none" w:sz="0" w:space="0" w:color="000000"/>
+              <w:right w:val="none" w:sz="0" w:space="0" w:color="000000"/>
+            </w:tcBorders>
+            <w:shd w:val="clear" w:color="auto" w:fill="FFFFFF"/>
+            <w:tcMar>
+              <w:top w:w="0" w:type="dxa"/>
+              <w:bottom w:w="0" w:type="dxa"/>
+              <w:left w:w="0" w:type="dxa"/>
+              <w:right w:w="0" w:type="dxa"/>
+            </w:tcMar>
+            <w:vAlign w:val="center"/>
+          </w:tcPr>
+          <w:p>
+            <w:pPr>
+              <w:pStyle w:val="Normal"/>
+              <w:jc w:val="left"/>
+              <w:pBdr>
+                <w:bottom w:val="none" w:sz="0" w:space="0" w:color="000000"/>
+                <w:top w:val="none" w:sz="0" w:space="0" w:color="000000"/>
+                <w:left w:val="none" w:sz="0" w:space="0" w:color="000000"/>
+                <w:right w:val="none" w:sz="0" w:space="0" w:color="000000"/>
+              </w:pBdr>
+              <w:spacing w:after="100" w:before="100" w:line="240"/>
+              <w:ind w:left="100" w:right="100" w:firstLine="0" w:firstLineChars="0"/>
+              <w:rPr>
+                <w:rFonts w:ascii="Times New Roman" w:hAnsi="Times New Roman" w:eastAsia="Times New Roman" w:cs="Times New Roman"/>
+                <w:i w:val="false"/>
+                <w:b w:val="false"/>
+                <w:u w:val="none"/>
+                <w:strike w:val="false"/>
+                <w:sz w:val="18"/>
+                <w:szCs w:val="18"/>
+                <w:color w:val="000000"/>
+              </w:rPr>
+            </w:pPr>
+            <w:r>
+              <w:rPr>
+                <w:rFonts w:ascii="Times New Roman" w:hAnsi="Times New Roman" w:eastAsia="Times New Roman" w:cs="Times New Roman"/>
+                <w:i w:val="false"/>
+                <w:b w:val="false"/>
+                <w:u w:val="none"/>
+                <w:strike w:val="false"/>
+                <w:sz w:val="18"/>
+                <w:szCs w:val="18"/>
+                <w:color w:val="000000"/>
+              </w:rPr>
+              <w:t xml:space="preserve">Reference</w:t>
+            </w:r>
+          </w:p>
+        </w:tc>
+        <w:tc>
+          <w:tcPr>
+            <w:tcBorders>
+              <w:bottom w:val="none" w:sz="0" w:space="0" w:color="000000"/>
+              <w:top w:val="none" w:sz="0" w:space="0" w:color="000000"/>
+              <w:left w:val="none" w:sz="0" w:space="0" w:color="000000"/>
+              <w:right w:val="none" w:sz="0" w:space="0" w:color="000000"/>
+            </w:tcBorders>
+            <w:shd w:val="clear" w:color="auto" w:fill="FFFFFF"/>
+            <w:tcMar>
+              <w:top w:w="0" w:type="dxa"/>
+              <w:bottom w:w="0" w:type="dxa"/>
+              <w:left w:w="0" w:type="dxa"/>
+              <w:right w:w="0" w:type="dxa"/>
+            </w:tcMar>
+            <w:vAlign w:val="center"/>
+          </w:tcPr>
+          <w:p>
+            <w:pPr>
+              <w:pStyle w:val="Normal"/>
+              <w:jc w:val="left"/>
+              <w:pBdr>
+                <w:bottom w:val="none" w:sz="0" w:space="0" w:color="000000"/>
+                <w:top w:val="none" w:sz="0" w:space="0" w:color="000000"/>
+                <w:left w:val="none" w:sz="0" w:space="0" w:color="000000"/>
+                <w:right w:val="none" w:sz="0" w:space="0" w:color="000000"/>
+              </w:pBdr>
+              <w:spacing w:after="100" w:before="100" w:line="240"/>
+              <w:ind w:left="100" w:right="100" w:firstLine="0" w:firstLineChars="0"/>
+              <w:rPr>
+                <w:rFonts w:ascii="Times New Roman" w:hAnsi="Times New Roman" w:eastAsia="Times New Roman" w:cs="Times New Roman"/>
+                <w:i w:val="false"/>
+                <w:b w:val="false"/>
+                <w:u w:val="none"/>
+                <w:strike w:val="false"/>
+                <w:sz w:val="18"/>
+                <w:szCs w:val="18"/>
+                <w:color w:val="000000"/>
+              </w:rPr>
+            </w:pPr>
+            <w:r>
+              <w:rPr>
+                <w:rFonts w:ascii="Times New Roman" w:hAnsi="Times New Roman" w:eastAsia="Times New Roman" w:cs="Times New Roman"/>
+                <w:i w:val="false"/>
+                <w:b w:val="false"/>
+                <w:u w:val="none"/>
+                <w:strike w:val="false"/>
+                <w:sz w:val="18"/>
+                <w:szCs w:val="18"/>
+                <w:color w:val="000000"/>
+              </w:rPr>
+              <w:t xml:space="preserve"/>
+            </w:r>
+          </w:p>
+        </w:tc>
+        <w:tc>
+          <w:tcPr>
+            <w:tcBorders>
+              <w:bottom w:val="none" w:sz="0" w:space="0" w:color="000000"/>
+              <w:top w:val="none" w:sz="0" w:space="0" w:color="000000"/>
+              <w:left w:val="none" w:sz="0" w:space="0" w:color="000000"/>
+              <w:right w:val="none" w:sz="0" w:space="0" w:color="000000"/>
+            </w:tcBorders>
+            <w:shd w:val="clear" w:color="auto" w:fill="FFFFFF"/>
+            <w:tcMar>
+              <w:top w:w="0" w:type="dxa"/>
+              <w:bottom w:w="0" w:type="dxa"/>
+              <w:left w:w="0" w:type="dxa"/>
+              <w:right w:w="0" w:type="dxa"/>
+            </w:tcMar>
+            <w:vAlign w:val="center"/>
+          </w:tcPr>
+          <w:p>
+            <w:pPr>
+              <w:pStyle w:val="Normal"/>
+              <w:jc w:val="left"/>
+              <w:pBdr>
+                <w:bottom w:val="none" w:sz="0" w:space="0" w:color="000000"/>
+                <w:top w:val="none" w:sz="0" w:space="0" w:color="000000"/>
+                <w:left w:val="none" w:sz="0" w:space="0" w:color="000000"/>
+                <w:right w:val="none" w:sz="0" w:space="0" w:color="000000"/>
+              </w:pBdr>
+              <w:spacing w:after="100" w:before="100" w:line="240"/>
+              <w:ind w:left="100" w:right="100" w:firstLine="0" w:firstLineChars="0"/>
+              <w:rPr>
+                <w:rFonts w:ascii="Times New Roman" w:hAnsi="Times New Roman" w:eastAsia="Times New Roman" w:cs="Times New Roman"/>
+                <w:i w:val="false"/>
+                <w:b w:val="false"/>
+                <w:u w:val="none"/>
+                <w:strike w:val="false"/>
+                <w:sz w:val="18"/>
+                <w:szCs w:val="18"/>
+                <w:color w:val="000000"/>
+              </w:rPr>
+            </w:pPr>
+            <w:r>
+              <w:rPr>
+                <w:rFonts w:ascii="Times New Roman" w:hAnsi="Times New Roman" w:eastAsia="Times New Roman" w:cs="Times New Roman"/>
+                <w:i w:val="false"/>
+                <w:b w:val="false"/>
+                <w:u w:val="none"/>
+                <w:strike w:val="false"/>
+                <w:sz w:val="18"/>
+                <w:szCs w:val="18"/>
+                <w:color w:val="000000"/>
+              </w:rPr>
+              <w:t xml:space="preserve"/>
+            </w:r>
+          </w:p>
+        </w:tc>
+      </w:tr>
+      <w:tr>
+        <w:trPr>
+          <w:trHeight w:val="560" w:hRule="auto"/>
+        </w:trPr>
+        <w:tc>
+          <w:tcPr>
+            <w:tcBorders>
+              <w:bottom w:val="none" w:sz="0" w:space="0" w:color="000000"/>
+              <w:top w:val="none" w:sz="0" w:space="0" w:color="000000"/>
+              <w:left w:val="none" w:sz="0" w:space="0" w:color="000000"/>
+              <w:right w:val="none" w:sz="0" w:space="0" w:color="000000"/>
+            </w:tcBorders>
+            <w:shd w:val="clear" w:color="auto" w:fill="FFFFFF"/>
+            <w:tcMar>
+              <w:top w:w="0" w:type="dxa"/>
+              <w:bottom w:w="0" w:type="dxa"/>
+              <w:left w:w="0" w:type="dxa"/>
+              <w:right w:w="0" w:type="dxa"/>
+            </w:tcMar>
+            <w:vAlign w:val="center"/>
+          </w:tcPr>
+          <w:p>
+            <w:pPr>
+              <w:pStyle w:val="Normal"/>
+              <w:jc w:val="left"/>
+              <w:pBdr>
+                <w:bottom w:val="none" w:sz="0" w:space="0" w:color="000000"/>
+                <w:top w:val="none" w:sz="0" w:space="0" w:color="000000"/>
+                <w:left w:val="none" w:sz="0" w:space="0" w:color="000000"/>
+                <w:right w:val="none" w:sz="0" w:space="0" w:color="000000"/>
+              </w:pBdr>
+              <w:spacing w:after="100" w:before="100" w:line="240"/>
+              <w:ind w:left="100" w:right="100" w:firstLine="0" w:firstLineChars="0"/>
+              <w:rPr>
+                <w:rFonts w:ascii="Times New Roman" w:hAnsi="Times New Roman" w:eastAsia="Times New Roman" w:cs="Times New Roman"/>
+                <w:i w:val="false"/>
+                <w:b w:val="false"/>
+                <w:u w:val="none"/>
+                <w:strike w:val="false"/>
+                <w:sz w:val="18"/>
+                <w:szCs w:val="18"/>
+                <w:color w:val="000000"/>
+              </w:rPr>
+            </w:pPr>
+            <w:r>
+              <w:rPr>
+                <w:rFonts w:ascii="Times New Roman" w:hAnsi="Times New Roman" w:eastAsia="Times New Roman" w:cs="Times New Roman"/>
+                <w:i w:val="false"/>
+                <w:b w:val="false"/>
+                <w:u w:val="none"/>
+                <w:strike w:val="false"/>
+                <w:sz w:val="18"/>
+                <w:szCs w:val="18"/>
+                <w:color w:val="000000"/>
+              </w:rPr>
+              <w:t xml:space="preserve"/>
+            </w:r>
+          </w:p>
+        </w:tc>
+        <w:tc>
+          <w:tcPr>
+            <w:tcBorders>
+              <w:bottom w:val="none" w:sz="0" w:space="0" w:color="000000"/>
+              <w:top w:val="none" w:sz="0" w:space="0" w:color="000000"/>
+              <w:left w:val="none" w:sz="0" w:space="0" w:color="000000"/>
+              <w:right w:val="none" w:sz="0" w:space="0" w:color="000000"/>
+            </w:tcBorders>
+            <w:shd w:val="clear" w:color="auto" w:fill="FFFFFF"/>
+            <w:tcMar>
+              <w:top w:w="0" w:type="dxa"/>
+              <w:bottom w:w="0" w:type="dxa"/>
+              <w:left w:w="0" w:type="dxa"/>
+              <w:right w:w="0" w:type="dxa"/>
+            </w:tcMar>
+            <w:vAlign w:val="center"/>
+          </w:tcPr>
+          <w:p>
+            <w:pPr>
+              <w:pStyle w:val="Normal"/>
+              <w:jc w:val="left"/>
+              <w:pBdr>
+                <w:bottom w:val="none" w:sz="0" w:space="0" w:color="000000"/>
+                <w:top w:val="none" w:sz="0" w:space="0" w:color="000000"/>
+                <w:left w:val="none" w:sz="0" w:space="0" w:color="000000"/>
+                <w:right w:val="none" w:sz="0" w:space="0" w:color="000000"/>
+              </w:pBdr>
+              <w:spacing w:after="100" w:before="100" w:line="240"/>
+              <w:ind w:left="100" w:right="100" w:firstLine="0" w:firstLineChars="0"/>
+              <w:rPr>
+                <w:rFonts w:ascii="Times New Roman" w:hAnsi="Times New Roman" w:eastAsia="Times New Roman" w:cs="Times New Roman"/>
+                <w:i w:val="false"/>
+                <w:b w:val="false"/>
+                <w:u w:val="none"/>
+                <w:strike w:val="false"/>
+                <w:sz w:val="18"/>
+                <w:szCs w:val="18"/>
+                <w:color w:val="000000"/>
+              </w:rPr>
+            </w:pPr>
+            <w:r>
+              <w:rPr>
+                <w:rFonts w:ascii="Times New Roman" w:hAnsi="Times New Roman" w:eastAsia="Times New Roman" w:cs="Times New Roman"/>
+                <w:i w:val="false"/>
+                <w:b w:val="false"/>
+                <w:u w:val="none"/>
+                <w:strike w:val="false"/>
+                <w:sz w:val="18"/>
+                <w:szCs w:val="18"/>
+                <w:color w:val="000000"/>
+              </w:rPr>
+              <w:t xml:space="preserve">III–IV</w:t>
+            </w:r>
+          </w:p>
+        </w:tc>
+        <w:tc>
+          <w:tcPr>
+            <w:tcBorders>
+              <w:bottom w:val="none" w:sz="0" w:space="0" w:color="000000"/>
+              <w:top w:val="none" w:sz="0" w:space="0" w:color="000000"/>
+              <w:left w:val="none" w:sz="0" w:space="0" w:color="000000"/>
+              <w:right w:val="none" w:sz="0" w:space="0" w:color="000000"/>
+            </w:tcBorders>
+            <w:shd w:val="clear" w:color="auto" w:fill="FFFFFF"/>
+            <w:tcMar>
+              <w:top w:w="0" w:type="dxa"/>
+              <w:bottom w:w="0" w:type="dxa"/>
+              <w:left w:w="0" w:type="dxa"/>
+              <w:right w:w="0" w:type="dxa"/>
+            </w:tcMar>
+            <w:vAlign w:val="center"/>
+          </w:tcPr>
+          <w:p>
+            <w:pPr>
+              <w:pStyle w:val="Normal"/>
+              <w:jc w:val="right"/>
+              <w:pBdr>
+                <w:bottom w:val="none" w:sz="0" w:space="0" w:color="000000"/>
+                <w:top w:val="none" w:sz="0" w:space="0" w:color="000000"/>
+                <w:left w:val="none" w:sz="0" w:space="0" w:color="000000"/>
+                <w:right w:val="none" w:sz="0" w:space="0" w:color="000000"/>
+              </w:pBdr>
+              <w:spacing w:after="100" w:before="100" w:line="240"/>
+              <w:ind w:left="100" w:right="100" w:firstLine="0" w:firstLineChars="0"/>
+              <w:rPr>
+                <w:rFonts w:ascii="Times New Roman" w:hAnsi="Times New Roman" w:eastAsia="Times New Roman" w:cs="Times New Roman"/>
+                <w:i w:val="false"/>
+                <w:b w:val="false"/>
+                <w:u w:val="none"/>
+                <w:strike w:val="false"/>
+                <w:sz w:val="18"/>
+                <w:szCs w:val="18"/>
+                <w:color w:val="000000"/>
+              </w:rPr>
+            </w:pPr>
+            <w:r>
+              <w:rPr>
+                <w:rFonts w:ascii="Times New Roman" w:hAnsi="Times New Roman" w:eastAsia="Times New Roman" w:cs="Times New Roman"/>
+                <w:i w:val="false"/>
+                <w:b w:val="false"/>
+                <w:u w:val="none"/>
+                <w:strike w:val="false"/>
+                <w:sz w:val="18"/>
+                <w:szCs w:val="18"/>
+                <w:color w:val="000000"/>
+              </w:rPr>
+              <w:t xml:space="preserve">52</w:t>
+            </w:r>
+          </w:p>
+        </w:tc>
+        <w:tc>
+          <w:tcPr>
+            <w:tcBorders>
+              <w:bottom w:val="none" w:sz="0" w:space="0" w:color="000000"/>
+              <w:top w:val="none" w:sz="0" w:space="0" w:color="000000"/>
+              <w:left w:val="none" w:sz="0" w:space="0" w:color="000000"/>
+              <w:right w:val="none" w:sz="0" w:space="0" w:color="000000"/>
+            </w:tcBorders>
+            <w:shd w:val="clear" w:color="auto" w:fill="FFFFFF"/>
+            <w:tcMar>
+              <w:top w:w="0" w:type="dxa"/>
+              <w:bottom w:w="0" w:type="dxa"/>
+              <w:left w:w="0" w:type="dxa"/>
+              <w:right w:w="0" w:type="dxa"/>
+            </w:tcMar>
+            <w:vAlign w:val="center"/>
+          </w:tcPr>
+          <w:p>
+            <w:pPr>
+              <w:pStyle w:val="Normal"/>
+              <w:jc w:val="right"/>
+              <w:pBdr>
+                <w:bottom w:val="none" w:sz="0" w:space="0" w:color="000000"/>
+                <w:top w:val="none" w:sz="0" w:space="0" w:color="000000"/>
+                <w:left w:val="none" w:sz="0" w:space="0" w:color="000000"/>
+                <w:right w:val="none" w:sz="0" w:space="0" w:color="000000"/>
+              </w:pBdr>
+              <w:spacing w:after="100" w:before="100" w:line="240"/>
+              <w:ind w:left="100" w:right="100" w:firstLine="0" w:firstLineChars="0"/>
+              <w:rPr>
+                <w:rFonts w:ascii="Times New Roman" w:hAnsi="Times New Roman" w:eastAsia="Times New Roman" w:cs="Times New Roman"/>
+                <w:i w:val="false"/>
+                <w:b w:val="false"/>
+                <w:u w:val="none"/>
+                <w:strike w:val="false"/>
+                <w:sz w:val="18"/>
+                <w:szCs w:val="18"/>
+                <w:color w:val="000000"/>
+              </w:rPr>
+            </w:pPr>
+            <w:r>
+              <w:rPr>
+                <w:rFonts w:ascii="Times New Roman" w:hAnsi="Times New Roman" w:eastAsia="Times New Roman" w:cs="Times New Roman"/>
+                <w:i w:val="false"/>
+                <w:b w:val="false"/>
+                <w:u w:val="none"/>
+                <w:strike w:val="false"/>
+                <w:sz w:val="18"/>
+                <w:szCs w:val="18"/>
+                <w:color w:val="000000"/>
+              </w:rPr>
+              <w:t xml:space="preserve">8</w:t>
+            </w:r>
+          </w:p>
+        </w:tc>
+        <w:tc>
+          <w:tcPr>
+            <w:tcBorders>
+              <w:bottom w:val="none" w:sz="0" w:space="0" w:color="000000"/>
+              <w:top w:val="none" w:sz="0" w:space="0" w:color="000000"/>
+              <w:left w:val="none" w:sz="0" w:space="0" w:color="000000"/>
+              <w:right w:val="none" w:sz="0" w:space="0" w:color="000000"/>
+            </w:tcBorders>
+            <w:shd w:val="clear" w:color="auto" w:fill="FFFFFF"/>
+            <w:tcMar>
+              <w:top w:w="0" w:type="dxa"/>
+              <w:bottom w:w="0" w:type="dxa"/>
+              <w:left w:w="0" w:type="dxa"/>
+              <w:right w:w="0" w:type="dxa"/>
+            </w:tcMar>
+            <w:vAlign w:val="center"/>
+          </w:tcPr>
+          <w:p>
+            <w:pPr>
+              <w:pStyle w:val="Normal"/>
+              <w:jc w:val="left"/>
+              <w:pBdr>
+                <w:bottom w:val="none" w:sz="0" w:space="0" w:color="000000"/>
+                <w:top w:val="none" w:sz="0" w:space="0" w:color="000000"/>
+                <w:left w:val="none" w:sz="0" w:space="0" w:color="000000"/>
+                <w:right w:val="none" w:sz="0" w:space="0" w:color="000000"/>
+              </w:pBdr>
+              <w:spacing w:after="100" w:before="100" w:line="240"/>
+              <w:ind w:left="100" w:right="100" w:firstLine="0" w:firstLineChars="0"/>
+              <w:rPr>
+                <w:rFonts w:ascii="Times New Roman" w:hAnsi="Times New Roman" w:eastAsia="Times New Roman" w:cs="Times New Roman"/>
+                <w:i w:val="false"/>
+                <w:b w:val="false"/>
+                <w:u w:val="none"/>
+                <w:strike w:val="false"/>
+                <w:sz w:val="18"/>
+                <w:szCs w:val="18"/>
+                <w:color w:val="000000"/>
+              </w:rPr>
+            </w:pPr>
+            <w:r>
+              <w:rPr>
+                <w:rFonts w:ascii="Times New Roman" w:hAnsi="Times New Roman" w:eastAsia="Times New Roman" w:cs="Times New Roman"/>
+                <w:i w:val="false"/>
+                <w:b w:val="false"/>
+                <w:u w:val="none"/>
+                <w:strike w:val="false"/>
+                <w:sz w:val="18"/>
+                <w:szCs w:val="18"/>
+                <w:color w:val="000000"/>
+              </w:rPr>
+              <w:t xml:space="preserve">1.56 (0.50–4.88)</w:t>
+            </w:r>
+          </w:p>
+        </w:tc>
+        <w:tc>
+          <w:tcPr>
+            <w:tcBorders>
+              <w:bottom w:val="none" w:sz="0" w:space="0" w:color="000000"/>
+              <w:top w:val="none" w:sz="0" w:space="0" w:color="000000"/>
+              <w:left w:val="none" w:sz="0" w:space="0" w:color="000000"/>
+              <w:right w:val="none" w:sz="0" w:space="0" w:color="000000"/>
+            </w:tcBorders>
+            <w:shd w:val="clear" w:color="auto" w:fill="FFFFFF"/>
+            <w:tcMar>
+              <w:top w:w="0" w:type="dxa"/>
+              <w:bottom w:w="0" w:type="dxa"/>
+              <w:left w:w="0" w:type="dxa"/>
+              <w:right w:w="0" w:type="dxa"/>
+            </w:tcMar>
+            <w:vAlign w:val="center"/>
+          </w:tcPr>
+          <w:p>
+            <w:pPr>
+              <w:pStyle w:val="Normal"/>
+              <w:jc w:val="left"/>
+              <w:pBdr>
+                <w:bottom w:val="none" w:sz="0" w:space="0" w:color="000000"/>
+                <w:top w:val="none" w:sz="0" w:space="0" w:color="000000"/>
+                <w:left w:val="none" w:sz="0" w:space="0" w:color="000000"/>
+                <w:right w:val="none" w:sz="0" w:space="0" w:color="000000"/>
+              </w:pBdr>
+              <w:spacing w:after="100" w:before="100" w:line="240"/>
+              <w:ind w:left="100" w:right="100" w:firstLine="0" w:firstLineChars="0"/>
+              <w:rPr>
+                <w:rFonts w:ascii="Times New Roman" w:hAnsi="Times New Roman" w:eastAsia="Times New Roman" w:cs="Times New Roman"/>
+                <w:i w:val="false"/>
+                <w:b w:val="false"/>
+                <w:u w:val="none"/>
+                <w:strike w:val="false"/>
+                <w:sz w:val="18"/>
+                <w:szCs w:val="18"/>
+                <w:color w:val="000000"/>
+              </w:rPr>
+            </w:pPr>
+            <w:r>
+              <w:rPr>
+                <w:rFonts w:ascii="Times New Roman" w:hAnsi="Times New Roman" w:eastAsia="Times New Roman" w:cs="Times New Roman"/>
+                <w:i w:val="false"/>
+                <w:b w:val="false"/>
+                <w:u w:val="none"/>
+                <w:strike w:val="false"/>
+                <w:sz w:val="18"/>
+                <w:szCs w:val="18"/>
+                <w:color w:val="000000"/>
+              </w:rPr>
+              <w:t xml:space="preserve">0.443</w:t>
+            </w:r>
+          </w:p>
+        </w:tc>
+        <w:tc>
+          <w:tcPr>
+            <w:tcBorders>
+              <w:bottom w:val="none" w:sz="0" w:space="0" w:color="000000"/>
+              <w:top w:val="none" w:sz="0" w:space="0" w:color="000000"/>
+              <w:left w:val="none" w:sz="0" w:space="0" w:color="000000"/>
+              <w:right w:val="none" w:sz="0" w:space="0" w:color="000000"/>
+            </w:tcBorders>
+            <w:shd w:val="clear" w:color="auto" w:fill="FFFFFF"/>
+            <w:tcMar>
+              <w:top w:w="0" w:type="dxa"/>
+              <w:bottom w:w="0" w:type="dxa"/>
+              <w:left w:w="0" w:type="dxa"/>
+              <w:right w:w="0" w:type="dxa"/>
+            </w:tcMar>
+            <w:vAlign w:val="center"/>
+          </w:tcPr>
+          <w:p>
+            <w:pPr>
+              <w:pStyle w:val="Normal"/>
+              <w:jc w:val="left"/>
+              <w:pBdr>
+                <w:bottom w:val="none" w:sz="0" w:space="0" w:color="000000"/>
+                <w:top w:val="none" w:sz="0" w:space="0" w:color="000000"/>
+                <w:left w:val="none" w:sz="0" w:space="0" w:color="000000"/>
+                <w:right w:val="none" w:sz="0" w:space="0" w:color="000000"/>
+              </w:pBdr>
+              <w:spacing w:after="100" w:before="100" w:line="240"/>
+              <w:ind w:left="100" w:right="100" w:firstLine="0" w:firstLineChars="0"/>
+              <w:rPr>
+                <w:rFonts w:ascii="Times New Roman" w:hAnsi="Times New Roman" w:eastAsia="Times New Roman" w:cs="Times New Roman"/>
+                <w:i w:val="false"/>
+                <w:b w:val="false"/>
+                <w:u w:val="none"/>
+                <w:strike w:val="false"/>
+                <w:sz w:val="18"/>
+                <w:szCs w:val="18"/>
+                <w:color w:val="000000"/>
+              </w:rPr>
+            </w:pPr>
+            <w:r>
+              <w:rPr>
+                <w:rFonts w:ascii="Times New Roman" w:hAnsi="Times New Roman" w:eastAsia="Times New Roman" w:cs="Times New Roman"/>
+                <w:i w:val="false"/>
+                <w:b w:val="false"/>
+                <w:u w:val="none"/>
+                <w:strike w:val="false"/>
+                <w:sz w:val="18"/>
+                <w:szCs w:val="18"/>
+                <w:color w:val="000000"/>
+              </w:rPr>
+              <w:t xml:space="preserve"/>
+            </w:r>
+          </w:p>
+        </w:tc>
+      </w:tr>
+      <w:tr>
+        <w:trPr>
+          <w:trHeight w:val="560" w:hRule="auto"/>
+        </w:trPr>
+        <w:tc>
+          <w:tcPr>
+            <w:tcBorders>
+              <w:bottom w:val="none" w:sz="0" w:space="0" w:color="000000"/>
+              <w:top w:val="none" w:sz="0" w:space="0" w:color="000000"/>
+              <w:left w:val="none" w:sz="0" w:space="0" w:color="000000"/>
+              <w:right w:val="none" w:sz="0" w:space="0" w:color="000000"/>
+            </w:tcBorders>
+            <w:shd w:val="clear" w:color="auto" w:fill="FFFFFF"/>
+            <w:tcMar>
+              <w:top w:w="0" w:type="dxa"/>
+              <w:bottom w:w="0" w:type="dxa"/>
+              <w:left w:w="0" w:type="dxa"/>
+              <w:right w:w="0" w:type="dxa"/>
+            </w:tcMar>
+            <w:vAlign w:val="center"/>
+          </w:tcPr>
+          <w:p>
+            <w:pPr>
+              <w:pStyle w:val="Normal"/>
+              <w:jc w:val="left"/>
+              <w:pBdr>
+                <w:bottom w:val="none" w:sz="0" w:space="0" w:color="000000"/>
+                <w:top w:val="none" w:sz="0" w:space="0" w:color="000000"/>
+                <w:left w:val="none" w:sz="0" w:space="0" w:color="000000"/>
+                <w:right w:val="none" w:sz="0" w:space="0" w:color="000000"/>
+              </w:pBdr>
+              <w:spacing w:after="100" w:before="100" w:line="240"/>
+              <w:ind w:left="100" w:right="100" w:firstLine="0" w:firstLineChars="0"/>
+              <w:rPr>
+                <w:rFonts w:ascii="Times New Roman" w:hAnsi="Times New Roman" w:eastAsia="Times New Roman" w:cs="Times New Roman"/>
+                <w:i w:val="false"/>
+                <w:b w:val="false"/>
+                <w:u w:val="none"/>
+                <w:strike w:val="false"/>
+                <w:sz w:val="18"/>
+                <w:szCs w:val="18"/>
+                <w:color w:val="000000"/>
+              </w:rPr>
+            </w:pPr>
+            <w:r>
+              <w:rPr>
+                <w:rFonts w:ascii="Times New Roman" w:hAnsi="Times New Roman" w:eastAsia="Times New Roman" w:cs="Times New Roman"/>
+                <w:i w:val="false"/>
+                <w:b w:val="false"/>
+                <w:u w:val="none"/>
+                <w:strike w:val="false"/>
+                <w:sz w:val="18"/>
+                <w:szCs w:val="18"/>
+                <w:color w:val="000000"/>
+              </w:rPr>
               <w:t xml:space="preserve">Pretreatment CEA</w:t>
             </w:r>
           </w:p>
@@ -3049,7 +3829,7 @@
                 <w:szCs w:val="18"/>
                 <w:color w:val="000000"/>
               </w:rPr>
-              <w:t xml:space="preserve">1.92 (0.55–6.71)</w:t>
+              <w:t xml:space="preserve">1.87 (0.56–6.26)</w:t>
             </w:r>
           </w:p>
         </w:tc>
@@ -3104,7 +3884,7 @@
                 <w:szCs w:val="18"/>
                 <w:color w:val="000000"/>
               </w:rPr>
-              <w:t xml:space="preserve">0.309</w:t>
+              <w:t xml:space="preserve">0.308</w:t>
             </w:r>
           </w:p>
         </w:tc>
